--- a/07-驱动电路/02-LED驱动/恒压LED驱动电路/恒压LED驱动电路.docx
+++ b/07-驱动电路/02-LED驱动/恒压LED驱动电路/恒压LED驱动电路.docx
@@ -2994,6 +2994,20 @@
     </w:p>
     <w:bookmarkEnd w:id="26"/>
     <w:bookmarkEnd w:id="27"/>
+    <w:p>
+      <w:pPr>
+        <w:spacing w:before="360"/>
+        <w:jc w:val="center"/>
+      </w:pPr>
+      <w:r>
+        <w:rPr>
+          <w:rFonts w:ascii="Times New Roman" w:hAnsi="Times New Roman"/>
+          <w:color w:val="555555"/>
+          <w:sz w:val="21"/>
+        </w:rPr>
+        <w:t>材料收集者：杜文杰</w:t>
+      </w:r>
+    </w:p>
     <w:sectPr>
       <w:headerReference r:id="rId9" w:type="default"/>
       <w:footerReference r:id="rId10" w:type="default"/>

--- a/07-驱动电路/02-LED驱动/恒压LED驱动电路/恒压LED驱动电路.docx
+++ b/07-驱动电路/02-LED驱动/恒压LED驱动电路/恒压LED驱动电路.docx
@@ -1,6 +1,6 @@
 
 <file path=word/document.xml><?xml version="1.0" encoding="utf-8"?>
-<w:document xmlns:w="http://schemas.openxmlformats.org/wordprocessingml/2006/main" xmlns:m="http://schemas.openxmlformats.org/officeDocument/2006/math" xmlns:r="http://schemas.openxmlformats.org/officeDocument/2006/relationships" xmlns:o="urn:schemas-microsoft-com:office:office" xmlns:v="urn:schemas-microsoft-com:vml" xmlns:w10="urn:schemas-microsoft-com:office:word" xmlns:a="http://schemas.openxmlformats.org/drawingml/2006/main" xmlns:pic="http://schemas.openxmlformats.org/drawingml/2006/picture" xmlns:wp="http://schemas.openxmlformats.org/drawingml/2006/wordprocessingDrawing">
+<w:document xmlns:m="http://schemas.openxmlformats.org/officeDocument/2006/math" xmlns:r="http://schemas.openxmlformats.org/officeDocument/2006/relationships" xmlns:w="http://schemas.openxmlformats.org/wordprocessingml/2006/main" xmlns:o="urn:schemas-microsoft-com:office:office" xmlns:v="urn:schemas-microsoft-com:vml" xmlns:w10="urn:schemas-microsoft-com:office:word" xmlns:a="http://schemas.openxmlformats.org/drawingml/2006/main" xmlns:pic="http://schemas.openxmlformats.org/drawingml/2006/picture" xmlns:wp="http://schemas.openxmlformats.org/drawingml/2006/wordprocessingDrawing">
   <w:body>
     <w:bookmarkStart w:id="27" w:name="恒压-led-驱动电路"/>
     <w:p>
@@ -9,16 +9,19 @@
       </w:pPr>
       <w:r>
         <w:rPr>
-          <w:rFonts w:hint="eastAsia"/>
+          <w:rFonts w:hint="eastAsia" w:eastAsia="黑体"/>
         </w:rPr>
         <w:t xml:space="preserve">恒压</w:t>
       </w:r>
       <w:r>
+        <w:rPr>
+          <w:rFonts w:eastAsia="黑体"/>
+        </w:rPr>
         <w:t xml:space="preserve"> LED </w:t>
       </w:r>
       <w:r>
         <w:rPr>
-          <w:rFonts w:hint="eastAsia"/>
+          <w:rFonts w:hint="eastAsia" w:eastAsia="黑体"/>
         </w:rPr>
         <w:t xml:space="preserve">驱动电路</w:t>
       </w:r>
@@ -30,7 +33,7 @@
       </w:pPr>
       <w:r>
         <w:rPr>
-          <w:rFonts w:hint="eastAsia"/>
+          <w:rFonts w:hint="eastAsia" w:eastAsia="黑体"/>
         </w:rPr>
         <w:t xml:space="preserve">拓扑描述</w:t>
       </w:r>
@@ -41,16 +44,19 @@
       </w:pPr>
       <w:r>
         <w:rPr>
-          <w:rFonts w:hint="eastAsia"/>
+          <w:rFonts w:hint="eastAsia" w:eastAsia="黑体"/>
         </w:rPr>
         <w:t xml:space="preserve">由</w:t>
       </w:r>
       <w:r>
+        <w:rPr>
+          <w:rFonts w:eastAsia="黑体"/>
+        </w:rPr>
         <w:t xml:space="preserve"> </w:t>
       </w:r>
       <w:r>
         <w:rPr>
-          <w:rFonts w:hint="eastAsia"/>
+          <w:rFonts w:hint="eastAsia" w:eastAsia="黑体"/>
           <w:b/>
           <w:bCs/>
         </w:rPr>
@@ -58,6 +64,7 @@
       </w:r>
       <w:r>
         <w:rPr>
+          <w:rFonts w:eastAsia="黑体"/>
           <w:b/>
           <w:bCs/>
         </w:rPr>
@@ -65,7 +72,7 @@
       </w:r>
       <w:r>
         <w:rPr>
-          <w:rFonts w:hint="eastAsia"/>
+          <w:rFonts w:hint="eastAsia" w:eastAsia="黑体"/>
           <w:b/>
           <w:bCs/>
         </w:rPr>
@@ -73,6 +80,7 @@
       </w:r>
       <w:r>
         <w:rPr>
+          <w:rFonts w:eastAsia="黑体"/>
           <w:b/>
           <w:bCs/>
         </w:rPr>
@@ -93,11 +101,14 @@
         </m:sSub>
       </m:oMath>
       <w:r>
+        <w:rPr>
+          <w:rFonts w:eastAsia="黑体"/>
+        </w:rPr>
         <w:t xml:space="preserve">、</w:t>
       </w:r>
       <w:r>
         <w:rPr>
-          <w:rFonts w:hint="eastAsia"/>
+          <w:rFonts w:hint="eastAsia" w:eastAsia="黑体"/>
           <w:b/>
           <w:bCs/>
         </w:rPr>
@@ -105,6 +116,7 @@
       </w:r>
       <w:r>
         <w:rPr>
+          <w:rFonts w:eastAsia="黑体"/>
           <w:b/>
           <w:bCs/>
         </w:rPr>
@@ -116,19 +128,26 @@
         </m:r>
       </m:oMath>
       <w:r>
+        <w:rPr>
+          <w:rFonts w:eastAsia="黑体"/>
+        </w:rPr>
         <w:t xml:space="preserve"> </w:t>
       </w:r>
       <w:r>
         <w:rPr>
-          <w:rFonts w:hint="eastAsia"/>
+          <w:rFonts w:hint="eastAsia" w:eastAsia="黑体"/>
         </w:rPr>
         <w:t xml:space="preserve">与</w:t>
       </w:r>
       <w:r>
+        <w:rPr>
+          <w:rFonts w:eastAsia="黑体"/>
+        </w:rPr>
         <w:t xml:space="preserve"> </w:t>
       </w:r>
       <w:r>
         <w:rPr>
+          <w:rFonts w:eastAsia="黑体"/>
           <w:b/>
           <w:bCs/>
         </w:rPr>
@@ -136,7 +155,7 @@
       </w:r>
       <w:r>
         <w:rPr>
-          <w:rFonts w:hint="eastAsia"/>
+          <w:rFonts w:hint="eastAsia" w:eastAsia="黑体"/>
           <w:b/>
           <w:bCs/>
         </w:rPr>
@@ -149,6 +168,7 @@
       </m:oMath>
       <w:r>
         <w:rPr>
+          <w:rFonts w:eastAsia="黑体"/>
           <w:b/>
           <w:bCs/>
         </w:rPr>
@@ -156,7 +176,7 @@
       </w:r>
       <w:r>
         <w:rPr>
-          <w:rFonts w:hint="eastAsia"/>
+          <w:rFonts w:hint="eastAsia" w:eastAsia="黑体"/>
           <w:b/>
           <w:bCs/>
         </w:rPr>
@@ -164,6 +184,7 @@
       </w:r>
       <w:r>
         <w:rPr>
+          <w:rFonts w:eastAsia="黑体"/>
           <w:b/>
           <w:bCs/>
         </w:rPr>
@@ -171,7 +192,7 @@
       </w:r>
       <w:r>
         <w:rPr>
-          <w:rFonts w:hint="eastAsia"/>
+          <w:rFonts w:hint="eastAsia" w:eastAsia="黑体"/>
           <w:b/>
           <w:bCs/>
         </w:rPr>
@@ -179,6 +200,7 @@
       </w:r>
       <w:r>
         <w:rPr>
+          <w:rFonts w:eastAsia="黑体"/>
           <w:b/>
           <w:bCs/>
         </w:rPr>
@@ -200,33 +222,39 @@
       </m:oMath>
       <w:r>
         <w:rPr>
-          <w:rFonts w:hint="eastAsia"/>
+          <w:rFonts w:hint="eastAsia" w:eastAsia="黑体"/>
           <w:b/>
           <w:bCs/>
         </w:rPr>
         <w:t xml:space="preserve">）</w:t>
       </w:r>
       <w:r>
+        <w:rPr>
+          <w:rFonts w:eastAsia="黑体"/>
+        </w:rPr>
         <w:t xml:space="preserve"> </w:t>
       </w:r>
       <w:r>
         <w:rPr>
-          <w:rFonts w:hint="eastAsia"/>
+          <w:rFonts w:hint="eastAsia" w:eastAsia="黑体"/>
         </w:rPr>
         <w:t xml:space="preserve">组成的驱动网络（亦可多组先串后并）。电路共有</w:t>
       </w:r>
       <w:r>
+        <w:rPr>
+          <w:rFonts w:eastAsia="黑体"/>
+        </w:rPr>
         <w:t xml:space="preserve"> 3 </w:t>
       </w:r>
       <w:r>
         <w:rPr>
-          <w:rFonts w:hint="eastAsia"/>
+          <w:rFonts w:hint="eastAsia" w:eastAsia="黑体"/>
         </w:rPr>
         <w:t xml:space="preserve">个关键节点：</w:t>
       </w:r>
       <w:r>
         <w:rPr>
-          <w:rFonts w:hint="eastAsia"/>
+          <w:rFonts w:hint="eastAsia" w:eastAsia="黑体"/>
           <w:b/>
           <w:bCs/>
         </w:rPr>
@@ -234,6 +262,7 @@
       </w:r>
       <w:r>
         <w:rPr>
+          <w:rFonts w:eastAsia="黑体"/>
           <w:b/>
           <w:bCs/>
         </w:rPr>
@@ -241,7 +270,7 @@
       </w:r>
       <w:r>
         <w:rPr>
-          <w:rFonts w:hint="eastAsia"/>
+          <w:rFonts w:hint="eastAsia" w:eastAsia="黑体"/>
           <w:b/>
           <w:bCs/>
         </w:rPr>
@@ -249,6 +278,7 @@
       </w:r>
       <w:r>
         <w:rPr>
+          <w:rFonts w:eastAsia="黑体"/>
           <w:b/>
           <w:bCs/>
         </w:rPr>
@@ -285,7 +315,7 @@
       </m:oMath>
       <w:r>
         <w:rPr>
-          <w:rFonts w:hint="eastAsia"/>
+          <w:rFonts w:hint="eastAsia" w:eastAsia="黑体"/>
         </w:rPr>
         <w:t xml:space="preserve">（</w:t>
       </w:r>
@@ -304,15 +334,21 @@
         </m:sSub>
       </m:oMath>
       <w:r>
+        <w:rPr>
+          <w:rFonts w:eastAsia="黑体"/>
+        </w:rPr>
         <w:t xml:space="preserve"> </w:t>
       </w:r>
       <w:r>
         <w:rPr>
-          <w:rFonts w:hint="eastAsia"/>
+          <w:rFonts w:hint="eastAsia" w:eastAsia="黑体"/>
         </w:rPr>
         <w:t xml:space="preserve">输出正端与限流电阻</w:t>
       </w:r>
       <w:r>
+        <w:rPr>
+          <w:rFonts w:eastAsia="黑体"/>
+        </w:rPr>
         <w:t xml:space="preserve"> </w:t>
       </w:r>
       <m:oMath>
@@ -321,17 +357,20 @@
         </m:r>
       </m:oMath>
       <w:r>
+        <w:rPr>
+          <w:rFonts w:eastAsia="黑体"/>
+        </w:rPr>
         <w:t xml:space="preserve"> </w:t>
       </w:r>
       <w:r>
         <w:rPr>
-          <w:rFonts w:hint="eastAsia"/>
+          <w:rFonts w:hint="eastAsia" w:eastAsia="黑体"/>
         </w:rPr>
         <w:t xml:space="preserve">上端相连）；</w:t>
       </w:r>
       <w:r>
         <w:rPr>
-          <w:rFonts w:hint="eastAsia"/>
+          <w:rFonts w:hint="eastAsia" w:eastAsia="黑体"/>
           <w:b/>
           <w:bCs/>
         </w:rPr>
@@ -339,6 +378,7 @@
       </w:r>
       <w:r>
         <w:rPr>
+          <w:rFonts w:eastAsia="黑体"/>
           <w:b/>
           <w:bCs/>
         </w:rPr>
@@ -346,7 +386,7 @@
       </w:r>
       <w:r>
         <w:rPr>
-          <w:rFonts w:hint="eastAsia"/>
+          <w:rFonts w:hint="eastAsia" w:eastAsia="黑体"/>
           <w:b/>
           <w:bCs/>
         </w:rPr>
@@ -354,7 +394,7 @@
       </w:r>
       <w:r>
         <w:rPr>
-          <w:rFonts w:hint="eastAsia"/>
+          <w:rFonts w:hint="eastAsia" w:eastAsia="黑体"/>
         </w:rPr>
         <w:t xml:space="preserve">（</w:t>
       </w:r>
@@ -364,26 +404,32 @@
         </m:r>
       </m:oMath>
       <w:r>
+        <w:rPr>
+          <w:rFonts w:eastAsia="黑体"/>
+        </w:rPr>
         <w:t xml:space="preserve"> </w:t>
       </w:r>
       <w:r>
         <w:rPr>
-          <w:rFonts w:hint="eastAsia"/>
+          <w:rFonts w:hint="eastAsia" w:eastAsia="黑体"/>
         </w:rPr>
         <w:t xml:space="preserve">下端与第一颗</w:t>
       </w:r>
       <w:r>
+        <w:rPr>
+          <w:rFonts w:eastAsia="黑体"/>
+        </w:rPr>
         <w:t xml:space="preserve"> LED </w:t>
       </w:r>
       <w:r>
         <w:rPr>
-          <w:rFonts w:hint="eastAsia"/>
+          <w:rFonts w:hint="eastAsia" w:eastAsia="黑体"/>
         </w:rPr>
         <w:t xml:space="preserve">阳极相连）；</w:t>
       </w:r>
       <w:r>
         <w:rPr>
-          <w:rFonts w:hint="eastAsia"/>
+          <w:rFonts w:hint="eastAsia" w:eastAsia="黑体"/>
           <w:b/>
           <w:bCs/>
         </w:rPr>
@@ -391,6 +437,7 @@
       </w:r>
       <w:r>
         <w:rPr>
+          <w:rFonts w:eastAsia="黑体"/>
           <w:b/>
           <w:bCs/>
         </w:rPr>
@@ -398,7 +445,7 @@
       </w:r>
       <w:r>
         <w:rPr>
-          <w:rFonts w:hint="eastAsia"/>
+          <w:rFonts w:hint="eastAsia" w:eastAsia="黑体"/>
           <w:b/>
           <w:bCs/>
         </w:rPr>
@@ -406,6 +453,7 @@
       </w:r>
       <w:r>
         <w:rPr>
+          <w:rFonts w:eastAsia="黑体"/>
           <w:b/>
           <w:bCs/>
         </w:rPr>
@@ -413,7 +461,7 @@
       </w:r>
       <w:r>
         <w:rPr>
-          <w:rFonts w:hint="eastAsia"/>
+          <w:rFonts w:hint="eastAsia" w:eastAsia="黑体"/>
         </w:rPr>
         <w:t xml:space="preserve">（</w:t>
       </w:r>
@@ -432,20 +480,26 @@
         </m:sSub>
       </m:oMath>
       <w:r>
+        <w:rPr>
+          <w:rFonts w:eastAsia="黑体"/>
+        </w:rPr>
         <w:t xml:space="preserve"> </w:t>
       </w:r>
       <w:r>
         <w:rPr>
-          <w:rFonts w:hint="eastAsia"/>
+          <w:rFonts w:hint="eastAsia" w:eastAsia="黑体"/>
         </w:rPr>
         <w:t xml:space="preserve">输出负端与最后一颗</w:t>
       </w:r>
       <w:r>
+        <w:rPr>
+          <w:rFonts w:eastAsia="黑体"/>
+        </w:rPr>
         <w:t xml:space="preserve"> LED </w:t>
       </w:r>
       <w:r>
         <w:rPr>
-          <w:rFonts w:hint="eastAsia"/>
+          <w:rFonts w:hint="eastAsia" w:eastAsia="黑体"/>
         </w:rPr>
         <w:t xml:space="preserve">阴极相连）。</w:t>
       </w:r>
@@ -454,7 +508,7 @@
       <w:pPr/>
       <w:r>
         <w:rPr>
-          <w:rFonts w:hint="eastAsia"/>
+          <w:rFonts w:hint="eastAsia" w:eastAsia="黑体"/>
         </w:rPr>
         <w:t xml:space="preserve">各元件管脚连接：</w:t>
       </w:r>
@@ -473,11 +527,14 @@
         </m:sSub>
       </m:oMath>
       <w:r>
+        <w:rPr>
+          <w:rFonts w:eastAsia="黑体"/>
+        </w:rPr>
         <w:t xml:space="preserve"> </w:t>
       </w:r>
       <w:r>
         <w:rPr>
-          <w:rFonts w:hint="eastAsia"/>
+          <w:rFonts w:hint="eastAsia" w:eastAsia="黑体"/>
         </w:rPr>
         <w:t xml:space="preserve">输出正端接节点①</w:t>
       </w:r>
@@ -512,13 +569,13 @@
       </m:oMath>
       <w:r>
         <w:rPr>
-          <w:rFonts w:hint="eastAsia"/>
+          <w:rFonts w:hint="eastAsia" w:eastAsia="黑体"/>
         </w:rPr>
         <w:t xml:space="preserve">、输出负端接节点③地（输入与地脚接输入电源与节点③）；</w:t>
       </w:r>
       <w:r>
         <w:rPr>
-          <w:rFonts w:hint="eastAsia"/>
+          <w:rFonts w:hint="eastAsia" w:eastAsia="黑体"/>
           <w:b/>
           <w:bCs/>
         </w:rPr>
@@ -526,6 +583,7 @@
       </w:r>
       <w:r>
         <w:rPr>
+          <w:rFonts w:eastAsia="黑体"/>
           <w:b/>
           <w:bCs/>
         </w:rPr>
@@ -537,16 +595,20 @@
         </m:r>
       </m:oMath>
       <w:r>
+        <w:rPr>
+          <w:rFonts w:eastAsia="黑体"/>
+        </w:rPr>
         <w:t xml:space="preserve"> </w:t>
       </w:r>
       <w:r>
         <w:rPr>
-          <w:rFonts w:hint="eastAsia"/>
+          <w:rFonts w:hint="eastAsia" w:eastAsia="黑体"/>
         </w:rPr>
         <w:t xml:space="preserve">一端接节点①、另一端接节点②；</w:t>
       </w:r>
       <w:r>
         <w:rPr>
+          <w:rFonts w:eastAsia="黑体"/>
           <w:b/>
           <w:bCs/>
         </w:rPr>
@@ -554,49 +616,64 @@
       </w:r>
       <w:r>
         <w:rPr>
-          <w:rFonts w:hint="eastAsia"/>
+          <w:rFonts w:hint="eastAsia" w:eastAsia="黑体"/>
           <w:b/>
           <w:bCs/>
         </w:rPr>
         <w:t xml:space="preserve">串</w:t>
       </w:r>
       <w:r>
+        <w:rPr>
+          <w:rFonts w:eastAsia="黑体"/>
+        </w:rPr>
         <w:t xml:space="preserve"> </w:t>
       </w:r>
       <w:r>
         <w:rPr>
-          <w:rFonts w:hint="eastAsia"/>
+          <w:rFonts w:hint="eastAsia" w:eastAsia="黑体"/>
         </w:rPr>
         <w:t xml:space="preserve">第一颗</w:t>
       </w:r>
       <w:r>
+        <w:rPr>
+          <w:rFonts w:eastAsia="黑体"/>
+        </w:rPr>
         <w:t xml:space="preserve"> LED </w:t>
       </w:r>
       <w:r>
         <w:rPr>
-          <w:rFonts w:hint="eastAsia"/>
+          <w:rFonts w:hint="eastAsia" w:eastAsia="黑体"/>
         </w:rPr>
         <w:t xml:space="preserve">阳极接节点②、最后一颗</w:t>
       </w:r>
       <w:r>
+        <w:rPr>
+          <w:rFonts w:eastAsia="黑体"/>
+        </w:rPr>
         <w:t xml:space="preserve"> LED </w:t>
       </w:r>
       <w:r>
         <w:rPr>
-          <w:rFonts w:hint="eastAsia"/>
+          <w:rFonts w:hint="eastAsia" w:eastAsia="黑体"/>
         </w:rPr>
         <w:t xml:space="preserve">阴极接节点③，中间各灯珠首尾依次串联；若先串后并，则每组</w:t>
       </w:r>
       <w:r>
+        <w:rPr>
+          <w:rFonts w:eastAsia="黑体"/>
+        </w:rPr>
         <w:t xml:space="preserve"> LED </w:t>
       </w:r>
       <w:r>
         <w:rPr>
-          <w:rFonts w:hint="eastAsia"/>
+          <w:rFonts w:hint="eastAsia" w:eastAsia="黑体"/>
         </w:rPr>
         <w:t xml:space="preserve">串经各自的限流电阻</w:t>
       </w:r>
       <w:r>
+        <w:rPr>
+          <w:rFonts w:eastAsia="黑体"/>
+        </w:rPr>
         <w:t xml:space="preserve"> </w:t>
       </w:r>
       <m:oMath>
@@ -605,11 +682,14 @@
         </m:r>
       </m:oMath>
       <w:r>
+        <w:rPr>
+          <w:rFonts w:eastAsia="黑体"/>
+        </w:rPr>
         <w:t xml:space="preserve"> </w:t>
       </w:r>
       <w:r>
         <w:rPr>
-          <w:rFonts w:hint="eastAsia"/>
+          <w:rFonts w:hint="eastAsia" w:eastAsia="黑体"/>
         </w:rPr>
         <w:t xml:space="preserve">接节点①、组内阴极接节点③。</w:t>
       </w:r>
@@ -618,16 +698,19 @@
       <w:pPr/>
       <w:r>
         <w:rPr>
-          <w:rFonts w:hint="eastAsia"/>
+          <w:rFonts w:hint="eastAsia" w:eastAsia="黑体"/>
         </w:rPr>
         <w:t xml:space="preserve">由此构成”恒压源</w:t>
       </w:r>
       <w:r>
+        <w:rPr>
+          <w:rFonts w:eastAsia="黑体"/>
+        </w:rPr>
         <w:t xml:space="preserve"> + </w:t>
       </w:r>
       <w:r>
         <w:rPr>
-          <w:rFonts w:hint="eastAsia"/>
+          <w:rFonts w:hint="eastAsia" w:eastAsia="黑体"/>
         </w:rPr>
         <w:t xml:space="preserve">限流电阻”的恒压驱动组态：</w:t>
       </w:r>
@@ -646,15 +729,21 @@
         </m:sSub>
       </m:oMath>
       <w:r>
+        <w:rPr>
+          <w:rFonts w:eastAsia="黑体"/>
+        </w:rPr>
         <w:t xml:space="preserve"> </w:t>
       </w:r>
       <w:r>
         <w:rPr>
-          <w:rFonts w:hint="eastAsia"/>
+          <w:rFonts w:hint="eastAsia" w:eastAsia="黑体"/>
         </w:rPr>
         <w:t xml:space="preserve">提供稳定输出电压，限流电阻</w:t>
       </w:r>
       <w:r>
+        <w:rPr>
+          <w:rFonts w:eastAsia="黑体"/>
+        </w:rPr>
         <w:t xml:space="preserve"> </w:t>
       </w:r>
       <m:oMath>
@@ -663,15 +752,21 @@
         </m:r>
       </m:oMath>
       <w:r>
+        <w:rPr>
+          <w:rFonts w:eastAsia="黑体"/>
+        </w:rPr>
         <w:t xml:space="preserve"> </w:t>
       </w:r>
       <w:r>
         <w:rPr>
-          <w:rFonts w:hint="eastAsia"/>
+          <w:rFonts w:hint="eastAsia" w:eastAsia="黑体"/>
         </w:rPr>
         <w:t xml:space="preserve">吸收</w:t>
       </w:r>
       <w:r>
+        <w:rPr>
+          <w:rFonts w:eastAsia="黑体"/>
+        </w:rPr>
         <w:t xml:space="preserve"> </w:t>
       </w:r>
       <m:oMath>
@@ -725,24 +820,33 @@
         </m:sSub>
       </m:oMath>
       <w:r>
+        <w:rPr>
+          <w:rFonts w:eastAsia="黑体"/>
+        </w:rPr>
         <w:t xml:space="preserve"> </w:t>
       </w:r>
       <w:r>
         <w:rPr>
-          <w:rFonts w:hint="eastAsia"/>
+          <w:rFonts w:hint="eastAsia" w:eastAsia="黑体"/>
         </w:rPr>
         <w:t xml:space="preserve">的压差并设定</w:t>
       </w:r>
       <w:r>
+        <w:rPr>
+          <w:rFonts w:eastAsia="黑体"/>
+        </w:rPr>
         <w:t xml:space="preserve"> LED </w:t>
       </w:r>
       <w:r>
         <w:rPr>
-          <w:rFonts w:hint="eastAsia"/>
+          <w:rFonts w:hint="eastAsia" w:eastAsia="黑体"/>
         </w:rPr>
         <w:t xml:space="preserve">电流</w:t>
       </w:r>
       <w:r>
+        <w:rPr>
+          <w:rFonts w:eastAsia="黑体"/>
+        </w:rPr>
         <w:t xml:space="preserve"> </w:t>
       </w:r>
       <m:oMath>
@@ -842,11 +946,14 @@
       </m:oMath>
       <w:r>
         <w:rPr>
-          <w:rFonts w:hint="eastAsia"/>
+          <w:rFonts w:hint="eastAsia" w:eastAsia="黑体"/>
         </w:rPr>
         <w:t xml:space="preserve">，结构简单，但对</w:t>
       </w:r>
       <w:r>
+        <w:rPr>
+          <w:rFonts w:eastAsia="黑体"/>
+        </w:rPr>
         <w:t xml:space="preserve"> </w:t>
       </w:r>
       <m:oMath>
@@ -864,11 +971,14 @@
         </m:sSub>
       </m:oMath>
       <w:r>
+        <w:rPr>
+          <w:rFonts w:eastAsia="黑体"/>
+        </w:rPr>
         <w:t xml:space="preserve"> </w:t>
       </w:r>
       <w:r>
         <w:rPr>
-          <w:rFonts w:hint="eastAsia"/>
+          <w:rFonts w:hint="eastAsia" w:eastAsia="黑体"/>
         </w:rPr>
         <w:t xml:space="preserve">与温度波动敏感、电流精度较差，适合指示灯、背光条等对电流一致性要求不高的场合。</w:t>
       </w:r>
@@ -881,7 +991,7 @@
       </w:pPr>
       <w:r>
         <w:rPr>
-          <w:rFonts w:hint="eastAsia"/>
+          <w:rFonts w:hint="eastAsia" w:eastAsia="黑体"/>
         </w:rPr>
         <w:t xml:space="preserve">工作原理</w:t>
       </w:r>
@@ -892,25 +1002,31 @@
       </w:pPr>
       <w:r>
         <w:rPr>
-          <w:rFonts w:hint="eastAsia"/>
+          <w:rFonts w:hint="eastAsia" w:eastAsia="黑体"/>
         </w:rPr>
         <w:t xml:space="preserve">恒压源把输入电压稳定在设定值，LED</w:t>
       </w:r>
       <w:r>
+        <w:rPr>
+          <w:rFonts w:eastAsia="黑体"/>
+        </w:rPr>
         <w:t xml:space="preserve"> </w:t>
       </w:r>
       <w:r>
         <w:rPr>
-          <w:rFonts w:hint="eastAsia"/>
+          <w:rFonts w:hint="eastAsia" w:eastAsia="黑体"/>
         </w:rPr>
         <w:t xml:space="preserve">串两端压差被限流电阻吸收，由限流电阻决定流过</w:t>
       </w:r>
       <w:r>
+        <w:rPr>
+          <w:rFonts w:eastAsia="黑体"/>
+        </w:rPr>
         <w:t xml:space="preserve"> LED </w:t>
       </w:r>
       <w:r>
         <w:rPr>
-          <w:rFonts w:hint="eastAsia"/>
+          <w:rFonts w:hint="eastAsia" w:eastAsia="黑体"/>
         </w:rPr>
         <w:t xml:space="preserve">的电流。负载变化时由稳压环路维持输出电压不变。</w:t>
       </w:r>
@@ -923,7 +1039,7 @@
       </w:pPr>
       <w:r>
         <w:rPr>
-          <w:rFonts w:hint="eastAsia"/>
+          <w:rFonts w:hint="eastAsia" w:eastAsia="黑体"/>
         </w:rPr>
         <w:t xml:space="preserve">关键计算公式</w:t>
       </w:r>
@@ -937,7 +1053,7 @@
       </w:pPr>
       <w:r>
         <w:rPr>
-          <w:rFonts w:hint="eastAsia"/>
+          <w:rFonts w:hint="eastAsia" w:eastAsia="黑体"/>
         </w:rPr>
         <w:t xml:space="preserve">限流电阻：</w:t>
       </w:r>
@@ -1048,7 +1164,7 @@
       </w:pPr>
       <w:r>
         <w:rPr>
-          <w:rFonts w:hint="eastAsia"/>
+          <w:rFonts w:hint="eastAsia" w:eastAsia="黑体"/>
         </w:rPr>
         <w:t xml:space="preserve">限流电阻功耗：</w:t>
       </w:r>
@@ -1209,16 +1325,19 @@
       </w:pPr>
       <w:r>
         <w:rPr>
-          <w:rFonts w:hint="eastAsia"/>
+          <w:rFonts w:hint="eastAsia" w:eastAsia="黑体"/>
         </w:rPr>
         <w:t xml:space="preserve">单颗</w:t>
       </w:r>
       <w:r>
+        <w:rPr>
+          <w:rFonts w:eastAsia="黑体"/>
+        </w:rPr>
         <w:t xml:space="preserve"> LED </w:t>
       </w:r>
       <w:r>
         <w:rPr>
-          <w:rFonts w:hint="eastAsia"/>
+          <w:rFonts w:hint="eastAsia" w:eastAsia="黑体"/>
         </w:rPr>
         <w:t xml:space="preserve">功耗：</w:t>
       </w:r>
@@ -1305,16 +1424,19 @@
       </w:pPr>
       <w:r>
         <w:rPr>
-          <w:rFonts w:hint="eastAsia"/>
+          <w:rFonts w:hint="eastAsia" w:eastAsia="黑体"/>
         </w:rPr>
         <w:t xml:space="preserve">总功耗</w:t>
       </w:r>
       <w:r>
+        <w:rPr>
+          <w:rFonts w:eastAsia="黑体"/>
+        </w:rPr>
         <w:t xml:space="preserve"> / </w:t>
       </w:r>
       <w:r>
         <w:rPr>
-          <w:rFonts w:hint="eastAsia"/>
+          <w:rFonts w:hint="eastAsia" w:eastAsia="黑体"/>
         </w:rPr>
         <w:t xml:space="preserve">效率：</w:t>
       </w:r>
@@ -1513,7 +1635,7 @@
             </w:pPr>
             <w:r>
               <w:rPr>
-                <w:rFonts w:hint="eastAsia"/>
+                <w:rFonts w:hint="eastAsia" w:eastAsia="黑体"/>
               </w:rPr>
               <w:t xml:space="preserve">符号</w:t>
             </w:r>
@@ -1527,7 +1649,7 @@
             </w:pPr>
             <w:r>
               <w:rPr>
-                <w:rFonts w:hint="eastAsia"/>
+                <w:rFonts w:hint="eastAsia" w:eastAsia="黑体"/>
               </w:rPr>
               <w:t xml:space="preserve">含义</w:t>
             </w:r>
@@ -1541,7 +1663,7 @@
             </w:pPr>
             <w:r>
               <w:rPr>
-                <w:rFonts w:hint="eastAsia"/>
+                <w:rFonts w:hint="eastAsia" w:eastAsia="黑体"/>
               </w:rPr>
               <w:t xml:space="preserve">单位</w:t>
             </w:r>
@@ -1585,6 +1707,9 @@
               </m:sSub>
             </m:oMath>
             <w:r>
+              <w:rPr>
+                <w:rFonts w:eastAsia="黑体"/>
+              </w:rPr>
               <w:t xml:space="preserve">​</w:t>
             </w:r>
           </w:p>
@@ -1597,7 +1722,7 @@
             </w:pPr>
             <w:r>
               <w:rPr>
-                <w:rFonts w:hint="eastAsia"/>
+                <w:rFonts w:hint="eastAsia" w:eastAsia="黑体"/>
               </w:rPr>
               <w:t xml:space="preserve">恒压输出电压</w:t>
             </w:r>
@@ -1610,6 +1735,9 @@
               <w:pStyle w:val="Compact"/>
             </w:pPr>
             <w:r>
+              <w:rPr>
+                <w:rFonts w:eastAsia="黑体"/>
+              </w:rPr>
               <w:t xml:space="preserve">V</w:t>
             </w:r>
           </w:p>
@@ -1628,6 +1756,9 @@
               </m:r>
             </m:oMath>
             <w:r>
+              <w:rPr>
+                <w:rFonts w:eastAsia="黑体"/>
+              </w:rPr>
               <w:t xml:space="preserve">​</w:t>
             </w:r>
           </w:p>
@@ -1640,16 +1771,19 @@
             </w:pPr>
             <w:r>
               <w:rPr>
-                <w:rFonts w:hint="eastAsia"/>
+                <w:rFonts w:hint="eastAsia" w:eastAsia="黑体"/>
               </w:rPr>
               <w:t xml:space="preserve">串联</w:t>
             </w:r>
             <w:r>
+              <w:rPr>
+                <w:rFonts w:eastAsia="黑体"/>
+              </w:rPr>
               <w:t xml:space="preserve"> LED </w:t>
             </w:r>
             <w:r>
               <w:rPr>
-                <w:rFonts w:hint="eastAsia"/>
+                <w:rFonts w:hint="eastAsia" w:eastAsia="黑体"/>
               </w:rPr>
               <w:t xml:space="preserve">数量</w:t>
             </w:r>
@@ -1662,6 +1796,9 @@
               <w:pStyle w:val="Compact"/>
             </w:pPr>
             <w:r>
+              <w:rPr>
+                <w:rFonts w:eastAsia="黑体"/>
+              </w:rPr>
               <w:t xml:space="preserve">—</w:t>
             </w:r>
           </w:p>
@@ -1689,6 +1826,9 @@
               </m:sSub>
             </m:oMath>
             <w:r>
+              <w:rPr>
+                <w:rFonts w:eastAsia="黑体"/>
+              </w:rPr>
               <w:t xml:space="preserve">​</w:t>
             </w:r>
           </w:p>
@@ -1701,16 +1841,19 @@
             </w:pPr>
             <w:r>
               <w:rPr>
-                <w:rFonts w:hint="eastAsia"/>
+                <w:rFonts w:hint="eastAsia" w:eastAsia="黑体"/>
               </w:rPr>
               <w:t xml:space="preserve">单颗</w:t>
             </w:r>
             <w:r>
+              <w:rPr>
+                <w:rFonts w:eastAsia="黑体"/>
+              </w:rPr>
               <w:t xml:space="preserve"> LED </w:t>
             </w:r>
             <w:r>
               <w:rPr>
-                <w:rFonts w:hint="eastAsia"/>
+                <w:rFonts w:hint="eastAsia" w:eastAsia="黑体"/>
               </w:rPr>
               <w:t xml:space="preserve">正向压降</w:t>
             </w:r>
@@ -1723,6 +1866,9 @@
               <w:pStyle w:val="Compact"/>
             </w:pPr>
             <w:r>
+              <w:rPr>
+                <w:rFonts w:eastAsia="黑体"/>
+              </w:rPr>
               <w:t xml:space="preserve">V</w:t>
             </w:r>
           </w:p>
@@ -1756,6 +1902,9 @@
               </m:sSub>
             </m:oMath>
             <w:r>
+              <w:rPr>
+                <w:rFonts w:eastAsia="黑体"/>
+              </w:rPr>
               <w:t xml:space="preserve">​</w:t>
             </w:r>
           </w:p>
@@ -1767,11 +1916,14 @@
               <w:pStyle w:val="Compact"/>
             </w:pPr>
             <w:r>
+              <w:rPr>
+                <w:rFonts w:eastAsia="黑体"/>
+              </w:rPr>
               <w:t xml:space="preserve">LED </w:t>
             </w:r>
             <w:r>
               <w:rPr>
-                <w:rFonts w:hint="eastAsia"/>
+                <w:rFonts w:hint="eastAsia" w:eastAsia="黑体"/>
               </w:rPr>
               <w:t xml:space="preserve">工作电流</w:t>
             </w:r>
@@ -1784,6 +1936,9 @@
               <w:pStyle w:val="Compact"/>
             </w:pPr>
             <w:r>
+              <w:rPr>
+                <w:rFonts w:eastAsia="黑体"/>
+              </w:rPr>
               <w:t xml:space="preserve">A</w:t>
             </w:r>
           </w:p>
@@ -1802,6 +1957,9 @@
               </m:r>
             </m:oMath>
             <w:r>
+              <w:rPr>
+                <w:rFonts w:eastAsia="黑体"/>
+              </w:rPr>
               <w:t xml:space="preserve">​</w:t>
             </w:r>
           </w:p>
@@ -1814,7 +1972,7 @@
             </w:pPr>
             <w:r>
               <w:rPr>
-                <w:rFonts w:hint="eastAsia"/>
+                <w:rFonts w:hint="eastAsia" w:eastAsia="黑体"/>
               </w:rPr>
               <w:t xml:space="preserve">限流电阻</w:t>
             </w:r>
@@ -1827,6 +1985,9 @@
               <w:pStyle w:val="Compact"/>
             </w:pPr>
             <w:r>
+              <w:rPr>
+                <w:rFonts w:eastAsia="黑体"/>
+              </w:rPr>
               <w:t xml:space="preserve">Ω</w:t>
             </w:r>
           </w:p>
@@ -1854,6 +2015,9 @@
               </m:sSub>
             </m:oMath>
             <w:r>
+              <w:rPr>
+                <w:rFonts w:eastAsia="黑体"/>
+              </w:rPr>
               <w:t xml:space="preserve">​</w:t>
             </w:r>
           </w:p>
@@ -1866,7 +2030,7 @@
             </w:pPr>
             <w:r>
               <w:rPr>
-                <w:rFonts w:hint="eastAsia"/>
+                <w:rFonts w:hint="eastAsia" w:eastAsia="黑体"/>
               </w:rPr>
               <w:t xml:space="preserve">限流电阻功耗</w:t>
             </w:r>
@@ -1879,6 +2043,9 @@
               <w:pStyle w:val="Compact"/>
             </w:pPr>
             <w:r>
+              <w:rPr>
+                <w:rFonts w:eastAsia="黑体"/>
+              </w:rPr>
               <w:t xml:space="preserve">W</w:t>
             </w:r>
           </w:p>
@@ -1897,6 +2064,9 @@
               </m:r>
             </m:oMath>
             <w:r>
+              <w:rPr>
+                <w:rFonts w:eastAsia="黑体"/>
+              </w:rPr>
               <w:t xml:space="preserve">​</w:t>
             </w:r>
           </w:p>
@@ -1909,7 +2079,7 @@
             </w:pPr>
             <w:r>
               <w:rPr>
-                <w:rFonts w:hint="eastAsia"/>
+                <w:rFonts w:hint="eastAsia" w:eastAsia="黑体"/>
               </w:rPr>
               <w:t xml:space="preserve">效率</w:t>
             </w:r>
@@ -1922,6 +2092,9 @@
               <w:pStyle w:val="Compact"/>
             </w:pPr>
             <w:r>
+              <w:rPr>
+                <w:rFonts w:eastAsia="黑体"/>
+              </w:rPr>
               <w:t xml:space="preserve">—</w:t>
             </w:r>
           </w:p>
@@ -1936,7 +2109,7 @@
       </w:pPr>
       <w:r>
         <w:rPr>
-          <w:rFonts w:hint="eastAsia"/>
+          <w:rFonts w:hint="eastAsia" w:eastAsia="黑体"/>
         </w:rPr>
         <w:t xml:space="preserve">元件调整影响</w:t>
       </w:r>
@@ -1951,7 +2124,7 @@
       </w:pPr>
       <w:r>
         <w:rPr>
-          <w:rFonts w:hint="eastAsia"/>
+          <w:rFonts w:hint="eastAsia" w:eastAsia="黑体"/>
           <w:b/>
           <w:bCs/>
         </w:rPr>
@@ -1959,6 +2132,7 @@
       </w:r>
       <w:r>
         <w:rPr>
+          <w:rFonts w:eastAsia="黑体"/>
           <w:b/>
           <w:bCs/>
         </w:rPr>
@@ -1966,21 +2140,27 @@
       </w:r>
       <w:r>
         <w:rPr>
-          <w:rFonts w:hint="eastAsia"/>
+          <w:rFonts w:hint="eastAsia" w:eastAsia="黑体"/>
           <w:b/>
           <w:bCs/>
         </w:rPr>
         <w:t xml:space="preserve">增大</w:t>
       </w:r>
       <w:r>
+        <w:rPr>
+          <w:rFonts w:eastAsia="黑体"/>
+        </w:rPr>
         <w:t xml:space="preserve"> </w:t>
       </w:r>
       <w:r>
+        <w:rPr>
+          <w:rFonts w:eastAsia="黑体"/>
+        </w:rPr>
         <w:t xml:space="preserve">→ </w:t>
       </w:r>
       <w:r>
         <w:rPr>
-          <w:rFonts w:hint="eastAsia"/>
+          <w:rFonts w:hint="eastAsia" w:eastAsia="黑体"/>
         </w:rPr>
         <w:t xml:space="preserve">电流减小、亮度降低、电阻发热增大。</w:t>
       </w:r>
@@ -1995,7 +2175,7 @@
       </w:pPr>
       <w:r>
         <w:rPr>
-          <w:rFonts w:hint="eastAsia"/>
+          <w:rFonts w:hint="eastAsia" w:eastAsia="黑体"/>
           <w:b/>
           <w:bCs/>
         </w:rPr>
@@ -2003,6 +2183,7 @@
       </w:r>
       <w:r>
         <w:rPr>
+          <w:rFonts w:eastAsia="黑体"/>
           <w:b/>
           <w:bCs/>
         </w:rPr>
@@ -2039,6 +2220,7 @@
       </m:oMath>
       <w:r>
         <w:rPr>
+          <w:rFonts w:eastAsia="黑体"/>
           <w:b/>
           <w:bCs/>
         </w:rPr>
@@ -2046,25 +2228,34 @@
       </w:r>
       <w:r>
         <w:rPr>
-          <w:rFonts w:hint="eastAsia"/>
+          <w:rFonts w:hint="eastAsia" w:eastAsia="黑体"/>
           <w:b/>
           <w:bCs/>
         </w:rPr>
         <w:t xml:space="preserve">升高</w:t>
       </w:r>
       <w:r>
+        <w:rPr>
+          <w:rFonts w:eastAsia="黑体"/>
+        </w:rPr>
         <w:t xml:space="preserve"> </w:t>
       </w:r>
       <w:r>
+        <w:rPr>
+          <w:rFonts w:eastAsia="黑体"/>
+        </w:rPr>
         <w:t xml:space="preserve">→ </w:t>
       </w:r>
       <w:r>
         <w:rPr>
-          <w:rFonts w:hint="eastAsia"/>
+          <w:rFonts w:hint="eastAsia" w:eastAsia="黑体"/>
         </w:rPr>
         <w:t xml:space="preserve">电流增大，限流电阻压降与功耗急剧上升，需重新计算</w:t>
       </w:r>
       <w:r>
+        <w:rPr>
+          <w:rFonts w:eastAsia="黑体"/>
+        </w:rPr>
         <w:t xml:space="preserve"> R。</w:t>
       </w:r>
     </w:p>
@@ -2078,7 +2269,7 @@
       </w:pPr>
       <w:r>
         <w:rPr>
-          <w:rFonts w:hint="eastAsia"/>
+          <w:rFonts w:hint="eastAsia" w:eastAsia="黑体"/>
           <w:b/>
           <w:bCs/>
         </w:rPr>
@@ -2086,6 +2277,7 @@
       </w:r>
       <w:r>
         <w:rPr>
+          <w:rFonts w:eastAsia="黑体"/>
           <w:b/>
           <w:bCs/>
         </w:rPr>
@@ -2093,7 +2285,7 @@
       </w:r>
       <w:r>
         <w:rPr>
-          <w:rFonts w:hint="eastAsia"/>
+          <w:rFonts w:hint="eastAsia" w:eastAsia="黑体"/>
           <w:b/>
           <w:bCs/>
         </w:rPr>
@@ -2101,6 +2293,7 @@
       </w:r>
       <w:r>
         <w:rPr>
+          <w:rFonts w:eastAsia="黑体"/>
           <w:b/>
           <w:bCs/>
         </w:rPr>
@@ -2108,25 +2301,34 @@
       </w:r>
       <w:r>
         <w:rPr>
-          <w:rFonts w:hint="eastAsia"/>
+          <w:rFonts w:hint="eastAsia" w:eastAsia="黑体"/>
           <w:b/>
           <w:bCs/>
         </w:rPr>
         <w:t xml:space="preserve">增大</w:t>
       </w:r>
       <w:r>
+        <w:rPr>
+          <w:rFonts w:eastAsia="黑体"/>
+        </w:rPr>
         <w:t xml:space="preserve"> </w:t>
       </w:r>
       <w:r>
+        <w:rPr>
+          <w:rFonts w:eastAsia="黑体"/>
+        </w:rPr>
         <w:t xml:space="preserve">→ </w:t>
       </w:r>
       <w:r>
         <w:rPr>
-          <w:rFonts w:hint="eastAsia"/>
+          <w:rFonts w:hint="eastAsia" w:eastAsia="黑体"/>
         </w:rPr>
         <w:t xml:space="preserve">电阻压降减小、效率提高，但电压余量过低时电流对</w:t>
       </w:r>
       <w:r>
+        <w:rPr>
+          <w:rFonts w:eastAsia="黑体"/>
+        </w:rPr>
         <w:t xml:space="preserve"> </w:t>
       </w:r>
       <m:oMath>
@@ -2144,11 +2346,14 @@
         </m:sSub>
       </m:oMath>
       <w:r>
+        <w:rPr>
+          <w:rFonts w:eastAsia="黑体"/>
+        </w:rPr>
         <w:t xml:space="preserve"> </w:t>
       </w:r>
       <w:r>
         <w:rPr>
-          <w:rFonts w:hint="eastAsia"/>
+          <w:rFonts w:hint="eastAsia" w:eastAsia="黑体"/>
         </w:rPr>
         <w:t xml:space="preserve">波动更敏感。</w:t>
       </w:r>
@@ -2163,6 +2368,7 @@
       </w:pPr>
       <w:r>
         <w:rPr>
+          <w:rFonts w:eastAsia="黑体"/>
           <w:b/>
           <w:bCs/>
         </w:rPr>
@@ -2170,25 +2376,34 @@
       </w:r>
       <w:r>
         <w:rPr>
-          <w:rFonts w:hint="eastAsia"/>
+          <w:rFonts w:hint="eastAsia" w:eastAsia="黑体"/>
           <w:b/>
           <w:bCs/>
         </w:rPr>
         <w:t xml:space="preserve">并联数增多</w:t>
       </w:r>
       <w:r>
+        <w:rPr>
+          <w:rFonts w:eastAsia="黑体"/>
+        </w:rPr>
         <w:t xml:space="preserve"> </w:t>
       </w:r>
       <w:r>
+        <w:rPr>
+          <w:rFonts w:eastAsia="黑体"/>
+        </w:rPr>
         <w:t xml:space="preserve">→ </w:t>
       </w:r>
       <w:r>
         <w:rPr>
-          <w:rFonts w:hint="eastAsia"/>
+          <w:rFonts w:hint="eastAsia" w:eastAsia="黑体"/>
         </w:rPr>
         <w:t xml:space="preserve">总电流增大，且因</w:t>
       </w:r>
       <w:r>
+        <w:rPr>
+          <w:rFonts w:eastAsia="黑体"/>
+        </w:rPr>
         <w:t xml:space="preserve"> </w:t>
       </w:r>
       <m:oMath>
@@ -2206,11 +2421,14 @@
         </m:sSub>
       </m:oMath>
       <w:r>
+        <w:rPr>
+          <w:rFonts w:eastAsia="黑体"/>
+        </w:rPr>
         <w:t xml:space="preserve"> </w:t>
       </w:r>
       <w:r>
         <w:rPr>
-          <w:rFonts w:hint="eastAsia"/>
+          <w:rFonts w:hint="eastAsia" w:eastAsia="黑体"/>
         </w:rPr>
         <w:t xml:space="preserve">差异导致各支路电流不均，应尽量串联。</w:t>
       </w:r>
@@ -2223,7 +2441,7 @@
       </w:pPr>
       <w:r>
         <w:rPr>
-          <w:rFonts w:hint="eastAsia"/>
+          <w:rFonts w:hint="eastAsia" w:eastAsia="黑体"/>
         </w:rPr>
         <w:t xml:space="preserve">典型参数示例</w:t>
       </w:r>
@@ -2238,11 +2456,14 @@
       </w:pPr>
       <w:r>
         <w:rPr>
-          <w:rFonts w:hint="eastAsia"/>
+          <w:rFonts w:hint="eastAsia" w:eastAsia="黑体"/>
         </w:rPr>
         <w:t xml:space="preserve">取</w:t>
       </w:r>
       <w:r>
+        <w:rPr>
+          <w:rFonts w:eastAsia="黑体"/>
+        </w:rPr>
         <w:t xml:space="preserve"> </w:t>
       </w:r>
       <m:oMath>
@@ -2294,6 +2515,9 @@
         </m:r>
       </m:oMath>
       <w:r>
+        <w:rPr>
+          <w:rFonts w:eastAsia="黑体"/>
+        </w:rPr>
         <w:t xml:space="preserve">、</w:t>
       </w:r>
       <m:oMath>
@@ -2311,6 +2535,9 @@
         </m:r>
       </m:oMath>
       <w:r>
+        <w:rPr>
+          <w:rFonts w:eastAsia="黑体"/>
+        </w:rPr>
         <w:t xml:space="preserve">、</w:t>
       </w:r>
       <m:oMath>
@@ -2347,6 +2574,9 @@
         </m:r>
       </m:oMath>
       <w:r>
+        <w:rPr>
+          <w:rFonts w:eastAsia="黑体"/>
+        </w:rPr>
         <w:t xml:space="preserve">、</w:t>
       </w:r>
       <m:oMath>
@@ -2390,7 +2620,7 @@
       </m:oMath>
       <w:r>
         <w:rPr>
-          <w:rFonts w:hint="eastAsia"/>
+          <w:rFonts w:hint="eastAsia" w:eastAsia="黑体"/>
         </w:rPr>
         <w:t xml:space="preserve">：</w:t>
       </w:r>
@@ -2458,7 +2688,7 @@
       </m:oMath>
       <w:r>
         <w:rPr>
-          <w:rFonts w:hint="eastAsia"/>
+          <w:rFonts w:hint="eastAsia" w:eastAsia="黑体"/>
         </w:rPr>
         <w:t xml:space="preserve">，</w:t>
       </w:r>
@@ -2523,6 +2753,9 @@
         </m:r>
       </m:oMath>
       <w:r>
+        <w:rPr>
+          <w:rFonts w:eastAsia="黑体"/>
+        </w:rPr>
         <w:t xml:space="preserve">。</w:t>
       </w:r>
     </w:p>
@@ -2536,11 +2769,14 @@
       </w:pPr>
       <w:r>
         <w:rPr>
-          <w:rFonts w:hint="eastAsia"/>
+          <w:rFonts w:hint="eastAsia" w:eastAsia="黑体"/>
         </w:rPr>
         <w:t xml:space="preserve">取</w:t>
       </w:r>
       <w:r>
+        <w:rPr>
+          <w:rFonts w:eastAsia="黑体"/>
+        </w:rPr>
         <w:t xml:space="preserve"> </w:t>
       </w:r>
       <m:oMath>
@@ -2592,20 +2828,26 @@
         </m:r>
       </m:oMath>
       <w:r>
+        <w:rPr>
+          <w:rFonts w:eastAsia="黑体"/>
+        </w:rPr>
         <w:t xml:space="preserve">、3 </w:t>
       </w:r>
       <w:r>
         <w:rPr>
-          <w:rFonts w:hint="eastAsia"/>
+          <w:rFonts w:hint="eastAsia" w:eastAsia="黑体"/>
         </w:rPr>
         <w:t xml:space="preserve">颗</w:t>
       </w:r>
       <w:r>
+        <w:rPr>
+          <w:rFonts w:eastAsia="黑体"/>
+        </w:rPr>
         <w:t xml:space="preserve"> </w:t>
       </w:r>
       <w:r>
         <w:rPr>
-          <w:rFonts w:hint="eastAsia"/>
+          <w:rFonts w:hint="eastAsia" w:eastAsia="黑体"/>
         </w:rPr>
         <w:t xml:space="preserve">LED（</w:t>
       </w:r>
@@ -2644,7 +2886,7 @@
       </m:oMath>
       <w:r>
         <w:rPr>
-          <w:rFonts w:hint="eastAsia"/>
+          <w:rFonts w:hint="eastAsia" w:eastAsia="黑体"/>
         </w:rPr>
         <w:t xml:space="preserve">）、</w:t>
       </w:r>
@@ -2689,7 +2931,7 @@
       </m:oMath>
       <w:r>
         <w:rPr>
-          <w:rFonts w:hint="eastAsia"/>
+          <w:rFonts w:hint="eastAsia" w:eastAsia="黑体"/>
         </w:rPr>
         <w:t xml:space="preserve">：</w:t>
       </w:r>
@@ -2756,6 +2998,9 @@
         </m:r>
       </m:oMath>
       <w:r>
+        <w:rPr>
+          <w:rFonts w:eastAsia="黑体"/>
+        </w:rPr>
         <w:t xml:space="preserve">。</w:t>
       </w:r>
     </w:p>
@@ -2767,7 +3012,7 @@
       </w:pPr>
       <w:r>
         <w:rPr>
-          <w:rFonts w:hint="eastAsia"/>
+          <w:rFonts w:hint="eastAsia" w:eastAsia="黑体"/>
         </w:rPr>
         <w:t xml:space="preserve">常见器件型号</w:t>
       </w:r>
@@ -2782,7 +3027,7 @@
       </w:pPr>
       <w:r>
         <w:rPr>
-          <w:rFonts w:hint="eastAsia"/>
+          <w:rFonts w:hint="eastAsia" w:eastAsia="黑体"/>
         </w:rPr>
         <w:t xml:space="preserve">恒压源：LM7805、LM2596（降压）、MP1584、XL6009（升压）。</w:t>
       </w:r>
@@ -2797,25 +3042,31 @@
       </w:pPr>
       <w:r>
         <w:rPr>
-          <w:rFonts w:hint="eastAsia"/>
+          <w:rFonts w:hint="eastAsia" w:eastAsia="黑体"/>
         </w:rPr>
         <w:t xml:space="preserve">LED：5mm</w:t>
       </w:r>
       <w:r>
+        <w:rPr>
+          <w:rFonts w:eastAsia="黑体"/>
+        </w:rPr>
         <w:t xml:space="preserve"> </w:t>
       </w:r>
       <w:r>
         <w:rPr>
-          <w:rFonts w:hint="eastAsia"/>
+          <w:rFonts w:hint="eastAsia" w:eastAsia="黑体"/>
         </w:rPr>
         <w:t xml:space="preserve">直插</w:t>
       </w:r>
       <w:r>
+        <w:rPr>
+          <w:rFonts w:eastAsia="黑体"/>
+        </w:rPr>
         <w:t xml:space="preserve"> / 3528 / 5050 </w:t>
       </w:r>
       <w:r>
         <w:rPr>
-          <w:rFonts w:hint="eastAsia"/>
+          <w:rFonts w:hint="eastAsia" w:eastAsia="黑体"/>
         </w:rPr>
         <w:t xml:space="preserve">灯珠。</w:t>
       </w:r>
@@ -2828,7 +3079,7 @@
       </w:pPr>
       <w:r>
         <w:rPr>
-          <w:rFonts w:hint="eastAsia"/>
+          <w:rFonts w:hint="eastAsia" w:eastAsia="黑体"/>
         </w:rPr>
         <w:t xml:space="preserve">注意事项</w:t>
       </w:r>
@@ -2843,16 +3094,19 @@
       </w:pPr>
       <w:r>
         <w:rPr>
-          <w:rFonts w:hint="eastAsia"/>
+          <w:rFonts w:hint="eastAsia" w:eastAsia="黑体"/>
         </w:rPr>
         <w:t xml:space="preserve">必须串限流电阻，LED</w:t>
       </w:r>
       <w:r>
+        <w:rPr>
+          <w:rFonts w:eastAsia="黑体"/>
+        </w:rPr>
         <w:t xml:space="preserve"> </w:t>
       </w:r>
       <w:r>
         <w:rPr>
-          <w:rFonts w:hint="eastAsia"/>
+          <w:rFonts w:hint="eastAsia" w:eastAsia="黑体"/>
         </w:rPr>
         <w:t xml:space="preserve">是电流型器件，恒压直接驱动会过流损坏。</w:t>
       </w:r>
@@ -2867,7 +3121,7 @@
       </w:pPr>
       <w:r>
         <w:rPr>
-          <w:rFonts w:hint="eastAsia"/>
+          <w:rFonts w:hint="eastAsia" w:eastAsia="黑体"/>
         </w:rPr>
         <w:t xml:space="preserve">恒压方案电流精度差，</w:t>
       </w:r>
@@ -2886,11 +3140,14 @@
         </m:sSub>
       </m:oMath>
       <w:r>
+        <w:rPr>
+          <w:rFonts w:eastAsia="黑体"/>
+        </w:rPr>
         <w:t xml:space="preserve"> </w:t>
       </w:r>
       <w:r>
         <w:rPr>
-          <w:rFonts w:hint="eastAsia"/>
+          <w:rFonts w:hint="eastAsia" w:eastAsia="黑体"/>
         </w:rPr>
         <w:t xml:space="preserve">随温度和批次波动会带来亮度不均。</w:t>
       </w:r>
@@ -2905,16 +3162,19 @@
       </w:pPr>
       <w:r>
         <w:rPr>
-          <w:rFonts w:hint="eastAsia"/>
+          <w:rFonts w:hint="eastAsia" w:eastAsia="黑体"/>
         </w:rPr>
         <w:t xml:space="preserve">并联</w:t>
       </w:r>
       <w:r>
+        <w:rPr>
+          <w:rFonts w:eastAsia="黑体"/>
+        </w:rPr>
         <w:t xml:space="preserve"> LED </w:t>
       </w:r>
       <w:r>
         <w:rPr>
-          <w:rFonts w:hint="eastAsia"/>
+          <w:rFonts w:hint="eastAsia" w:eastAsia="黑体"/>
         </w:rPr>
         <w:t xml:space="preserve">应采用「先串联成组、再并组」的方式减少分流不均。</w:t>
       </w:r>
@@ -2929,7 +3189,7 @@
       </w:pPr>
       <w:r>
         <w:rPr>
-          <w:rFonts w:hint="eastAsia"/>
+          <w:rFonts w:hint="eastAsia" w:eastAsia="黑体"/>
         </w:rPr>
         <w:t xml:space="preserve">限流电阻需按实际压差校核功耗，避免过热。</w:t>
       </w:r>
@@ -2942,7 +3202,7 @@
       </w:pPr>
       <w:r>
         <w:rPr>
-          <w:rFonts w:hint="eastAsia"/>
+          <w:rFonts w:hint="eastAsia" w:eastAsia="黑体"/>
         </w:rPr>
         <w:t xml:space="preserve">参考资料</w:t>
       </w:r>
@@ -2956,6 +3216,9 @@
         </w:numPr>
       </w:pPr>
       <w:r>
+        <w:rPr>
+          <w:rFonts w:eastAsia="黑体"/>
+        </w:rPr>
         <w:t xml:space="preserve">Wikipedia: LED circuit。</w:t>
       </w:r>
     </w:p>
@@ -2968,11 +3231,14 @@
         </w:numPr>
       </w:pPr>
       <w:r>
+        <w:rPr>
+          <w:rFonts w:eastAsia="黑体"/>
+        </w:rPr>
         <w:t xml:space="preserve">LM2596 / MP1584 </w:t>
       </w:r>
       <w:r>
         <w:rPr>
-          <w:rFonts w:hint="eastAsia"/>
+          <w:rFonts w:hint="eastAsia" w:eastAsia="黑体"/>
         </w:rPr>
         <w:t xml:space="preserve">数据手册。</w:t>
       </w:r>
@@ -2987,7 +3253,7 @@
       </w:pPr>
       <w:r>
         <w:rPr>
-          <w:rFonts w:hint="eastAsia"/>
+          <w:rFonts w:hint="eastAsia" w:eastAsia="黑体"/>
         </w:rPr>
         <w:t xml:space="preserve">《模拟电子技术基础》（童诗白、华成英）。</w:t>
       </w:r>
@@ -3001,11 +3267,11 @@
       </w:pPr>
       <w:r>
         <w:rPr>
-          <w:rFonts w:ascii="Times New Roman" w:hAnsi="Times New Roman"/>
+          <w:rFonts w:ascii="Times New Roman" w:hAnsi="Times New Roman" w:eastAsia="黑体"/>
           <w:color w:val="555555"/>
           <w:sz w:val="21"/>
         </w:rPr>
-        <w:t>材料收集者：杜文杰</w:t>
+        <w:t>材料收集者：杜文杰，WX手机：19519196569，QQ:3478827729</w:t>
       </w:r>
     </w:p>
     <w:sectPr>
@@ -3025,7 +3291,7 @@
 </file>
 
 <file path=word/footer1.xml><?xml version="1.0" encoding="utf-8"?>
-<w:ftr xmlns:m="http://schemas.openxmlformats.org/officeDocument/2006/math" xmlns:mc="http://schemas.openxmlformats.org/markup-compatibility/2006" xmlns:mo="http://schemas.microsoft.com/office/mac/office/2008/main" xmlns:mv="urn:schemas-microsoft-com:mac:vml" xmlns:o="urn:schemas-microsoft-com:office:office" xmlns:r="http://schemas.openxmlformats.org/officeDocument/2006/relationships" xmlns:v="urn:schemas-microsoft-com:vml" xmlns:w10="urn:schemas-microsoft-com:office:word" xmlns:w14="http://schemas.microsoft.com/office/word/2010/wordml" xmlns:w="http://schemas.openxmlformats.org/wordprocessingml/2006/main" xmlns:wne="http://schemas.microsoft.com/office/word/2006/wordml" xmlns:wp14="http://schemas.microsoft.com/office/word/2010/wordprocessingDrawing" xmlns:wp="http://schemas.openxmlformats.org/drawingml/2006/wordprocessingDrawing" xmlns:wpc="http://schemas.microsoft.com/office/word/2010/wordprocessingCanvas" xmlns:wpg="http://schemas.microsoft.com/office/word/2010/wordprocessingGroup" xmlns:wpi="http://schemas.microsoft.com/office/word/2010/wordprocessingInk" xmlns:wps="http://schemas.microsoft.com/office/word/2010/wordprocessingShape" mc:Ignorable="w14 wp14">
+<w:ftr xmlns:mc="http://schemas.openxmlformats.org/markup-compatibility/2006" xmlns:w="http://schemas.openxmlformats.org/wordprocessingml/2006/main" xmlns:m="http://schemas.openxmlformats.org/officeDocument/2006/math" xmlns:mo="http://schemas.microsoft.com/office/mac/office/2008/main" xmlns:mv="urn:schemas-microsoft-com:mac:vml" xmlns:o="urn:schemas-microsoft-com:office:office" xmlns:r="http://schemas.openxmlformats.org/officeDocument/2006/relationships" xmlns:v="urn:schemas-microsoft-com:vml" xmlns:w10="urn:schemas-microsoft-com:office:word" xmlns:w14="http://schemas.microsoft.com/office/word/2010/wordml" xmlns:wne="http://schemas.microsoft.com/office/word/2006/wordml" xmlns:wp14="http://schemas.microsoft.com/office/word/2010/wordprocessingDrawing" xmlns:wp="http://schemas.openxmlformats.org/drawingml/2006/wordprocessingDrawing" xmlns:wpc="http://schemas.microsoft.com/office/word/2010/wordprocessingCanvas" xmlns:wpg="http://schemas.microsoft.com/office/word/2010/wordprocessingGroup" xmlns:wpi="http://schemas.microsoft.com/office/word/2010/wordprocessingInk" xmlns:wps="http://schemas.microsoft.com/office/word/2010/wordprocessingShape" mc:Ignorable="w14 wp14">
   <w:p>
     <w:pPr>
       <w:pStyle w:val="Footer"/>
@@ -3033,12 +3299,14 @@
     </w:pPr>
     <w:r>
       <w:rPr>
+        <w:rFonts w:eastAsia="黑体"/>
         <w:sz w:val="18"/>
       </w:rPr>
       <w:t xml:space="preserve">第 </w:t>
     </w:r>
     <w:r>
       <w:rPr>
+        <w:rFonts w:eastAsia="黑体"/>
         <w:sz w:val="18"/>
       </w:rPr>
       <w:fldChar w:fldCharType="begin"/>
@@ -3047,6 +3315,7 @@
     </w:r>
     <w:r>
       <w:rPr>
+        <w:rFonts w:eastAsia="黑体"/>
         <w:sz w:val="18"/>
       </w:rPr>
       <w:t xml:space="preserve"> 页</w:t>
@@ -3060,6 +3329,9 @@
   <w:footnote w:type="continuationSeparator" w:id="0">
     <w:p>
       <w:r>
+        <w:rPr>
+          <w:rFonts w:eastAsia="黑体"/>
+        </w:rPr>
         <w:continuationSeparator/>
       </w:r>
     </w:p>
@@ -3067,6 +3339,9 @@
   <w:footnote w:type="separator" w:id="-1">
     <w:p>
       <w:r>
+        <w:rPr>
+          <w:rFonts w:eastAsia="黑体"/>
+        </w:rPr>
         <w:separator/>
       </w:r>
     </w:p>
@@ -3075,7 +3350,7 @@
 </file>
 
 <file path=word/header1.xml><?xml version="1.0" encoding="utf-8"?>
-<w:hdr xmlns:m="http://schemas.openxmlformats.org/officeDocument/2006/math" xmlns:mc="http://schemas.openxmlformats.org/markup-compatibility/2006" xmlns:mo="http://schemas.microsoft.com/office/mac/office/2008/main" xmlns:mv="urn:schemas-microsoft-com:mac:vml" xmlns:o="urn:schemas-microsoft-com:office:office" xmlns:r="http://schemas.openxmlformats.org/officeDocument/2006/relationships" xmlns:v="urn:schemas-microsoft-com:vml" xmlns:w10="urn:schemas-microsoft-com:office:word" xmlns:w14="http://schemas.microsoft.com/office/word/2010/wordml" xmlns:w="http://schemas.openxmlformats.org/wordprocessingml/2006/main" xmlns:wne="http://schemas.microsoft.com/office/word/2006/wordml" xmlns:wp14="http://schemas.microsoft.com/office/word/2010/wordprocessingDrawing" xmlns:wp="http://schemas.openxmlformats.org/drawingml/2006/wordprocessingDrawing" xmlns:wpc="http://schemas.microsoft.com/office/word/2010/wordprocessingCanvas" xmlns:wpg="http://schemas.microsoft.com/office/word/2010/wordprocessingGroup" xmlns:wpi="http://schemas.microsoft.com/office/word/2010/wordprocessingInk" xmlns:wps="http://schemas.microsoft.com/office/word/2010/wordprocessingShape" mc:Ignorable="w14 wp14">
+<w:hdr xmlns:mc="http://schemas.openxmlformats.org/markup-compatibility/2006" xmlns:w="http://schemas.openxmlformats.org/wordprocessingml/2006/main" xmlns:m="http://schemas.openxmlformats.org/officeDocument/2006/math" xmlns:mo="http://schemas.microsoft.com/office/mac/office/2008/main" xmlns:mv="urn:schemas-microsoft-com:mac:vml" xmlns:o="urn:schemas-microsoft-com:office:office" xmlns:r="http://schemas.openxmlformats.org/officeDocument/2006/relationships" xmlns:v="urn:schemas-microsoft-com:vml" xmlns:w10="urn:schemas-microsoft-com:office:word" xmlns:w14="http://schemas.microsoft.com/office/word/2010/wordml" xmlns:wne="http://schemas.microsoft.com/office/word/2006/wordml" xmlns:wp14="http://schemas.microsoft.com/office/word/2010/wordprocessingDrawing" xmlns:wp="http://schemas.openxmlformats.org/drawingml/2006/wordprocessingDrawing" xmlns:wpc="http://schemas.microsoft.com/office/word/2010/wordprocessingCanvas" xmlns:wpg="http://schemas.microsoft.com/office/word/2010/wordprocessingGroup" xmlns:wpi="http://schemas.microsoft.com/office/word/2010/wordprocessingInk" xmlns:wps="http://schemas.microsoft.com/office/word/2010/wordprocessingShape" mc:Ignorable="w14 wp14">
   <w:p>
     <w:pPr>
       <w:pStyle w:val="Header"/>
@@ -3083,7 +3358,7 @@
     </w:pPr>
     <w:r>
       <w:rPr>
-        <w:rFonts w:ascii="Times New Roman" w:hAnsi="Times New Roman"/>
+        <w:rFonts w:ascii="Times New Roman" w:hAnsi="Times New Roman" w:eastAsia="黑体"/>
         <w:sz w:val="18"/>
         <w:rFonts w:eastAsia="黑体"/>
         <w:rFonts w:eastAsia="黑体"/>
@@ -3095,7 +3370,7 @@
 </file>
 
 <file path=word/numbering.xml><?xml version="1.0" encoding="utf-8"?>
-<w:numbering xmlns:m="http://schemas.openxmlformats.org/officeDocument/2006/math" xmlns:mc="http://schemas.openxmlformats.org/markup-compatibility/2006" xmlns:mo="http://schemas.microsoft.com/office/mac/office/2008/main" xmlns:mv="urn:schemas-microsoft-com:mac:vml" xmlns:o="urn:schemas-microsoft-com:office:office" xmlns:r="http://schemas.openxmlformats.org/officeDocument/2006/relationships" xmlns:v="urn:schemas-microsoft-com:vml" xmlns:w="http://schemas.openxmlformats.org/wordprocessingml/2006/main" xmlns:w10="urn:schemas-microsoft-com:office:word" xmlns:w14="http://schemas.microsoft.com/office/word/2010/wordml" xmlns:wne="http://schemas.microsoft.com/office/word/2006/wordml" xmlns:wp="http://schemas.openxmlformats.org/drawingml/2006/wordprocessingDrawing" xmlns:wp14="http://schemas.microsoft.com/office/word/2010/wordprocessingDrawing" xmlns:wpc="http://schemas.microsoft.com/office/word/2010/wordprocessingCanvas" xmlns:wpg="http://schemas.microsoft.com/office/word/2010/wordprocessingGroup" xmlns:wpi="http://schemas.microsoft.com/office/word/2010/wordprocessingInk" xmlns:wps="http://schemas.microsoft.com/office/word/2010/wordprocessingShape" mc:Ignorable="w14 wp14">
+<w:numbering xmlns:mc="http://schemas.openxmlformats.org/markup-compatibility/2006" xmlns:w="http://schemas.openxmlformats.org/wordprocessingml/2006/main" xmlns:m="http://schemas.openxmlformats.org/officeDocument/2006/math" xmlns:mo="http://schemas.microsoft.com/office/mac/office/2008/main" xmlns:mv="urn:schemas-microsoft-com:mac:vml" xmlns:o="urn:schemas-microsoft-com:office:office" xmlns:r="http://schemas.openxmlformats.org/officeDocument/2006/relationships" xmlns:v="urn:schemas-microsoft-com:vml" xmlns:w10="urn:schemas-microsoft-com:office:word" xmlns:w14="http://schemas.microsoft.com/office/word/2010/wordml" xmlns:wne="http://schemas.microsoft.com/office/word/2006/wordml" xmlns:wp="http://schemas.openxmlformats.org/drawingml/2006/wordprocessingDrawing" xmlns:wp14="http://schemas.microsoft.com/office/word/2010/wordprocessingDrawing" xmlns:wpc="http://schemas.microsoft.com/office/word/2010/wordprocessingCanvas" xmlns:wpg="http://schemas.microsoft.com/office/word/2010/wordprocessingGroup" xmlns:wpi="http://schemas.microsoft.com/office/word/2010/wordprocessingInk" xmlns:wps="http://schemas.microsoft.com/office/word/2010/wordprocessingShape" mc:Ignorable="w14 wp14">
   <w:abstractNum w:abstractNumId="0">
     <w:nsid w:val="FFFFFF7C"/>
     <w:multiLevelType w:val="singleLevel"/>
@@ -3182,7 +3457,7 @@
         <w:ind w:hanging="360" w:left="1440"/>
       </w:pPr>
       <w:rPr>
-        <w:rFonts w:ascii="Symbol" w:hAnsi="Symbol" w:hint="default"/>
+        <w:rFonts w:ascii="Symbol" w:hAnsi="Symbol" w:hint="default" w:eastAsia="黑体"/>
       </w:rPr>
     </w:lvl>
   </w:abstractNum>
@@ -3203,7 +3478,7 @@
         <w:ind w:hanging="360" w:left="1080"/>
       </w:pPr>
       <w:rPr>
-        <w:rFonts w:ascii="Symbol" w:hAnsi="Symbol" w:hint="default"/>
+        <w:rFonts w:ascii="Symbol" w:hAnsi="Symbol" w:hint="default" w:eastAsia="黑体"/>
       </w:rPr>
     </w:lvl>
   </w:abstractNum>
@@ -3224,7 +3499,7 @@
         <w:ind w:hanging="360" w:left="720"/>
       </w:pPr>
       <w:rPr>
-        <w:rFonts w:ascii="Symbol" w:hAnsi="Symbol" w:hint="default"/>
+        <w:rFonts w:ascii="Symbol" w:hAnsi="Symbol" w:hint="default" w:eastAsia="黑体"/>
       </w:rPr>
     </w:lvl>
   </w:abstractNum>
@@ -3263,7 +3538,7 @@
         <w:ind w:hanging="360" w:left="360"/>
       </w:pPr>
       <w:rPr>
-        <w:rFonts w:ascii="Symbol" w:hAnsi="Symbol" w:hint="default"/>
+        <w:rFonts w:ascii="Symbol" w:hAnsi="Symbol" w:hint="default" w:eastAsia="黑体"/>
       </w:rPr>
     </w:lvl>
   </w:abstractNum>
@@ -3354,7 +3629,7 @@
         <w:ind w:left="720" w:hanging="360"/>
       </w:pPr>
       <w:rPr>
-        <w:rFonts w:ascii="Symbol" w:hAnsi="Symbol" w:cs="Symbol" w:hint="default"/>
+        <w:rFonts w:ascii="Symbol" w:hAnsi="Symbol" w:cs="Symbol" w:hint="default" w:eastAsia="黑体"/>
       </w:rPr>
     </w:lvl>
     <w:lvl w:ilvl="1">
@@ -3365,7 +3640,7 @@
         <w:ind w:left="1440" w:hanging="360"/>
       </w:pPr>
       <w:rPr>
-        <w:rFonts w:ascii="Courier New" w:hAnsi="Courier New" w:cs="Courier New" w:hint="default"/>
+        <w:rFonts w:ascii="Courier New" w:hAnsi="Courier New" w:cs="Courier New" w:hint="default" w:eastAsia="黑体"/>
       </w:rPr>
     </w:lvl>
     <w:lvl w:ilvl="2">
@@ -3376,7 +3651,7 @@
         <w:ind w:left="2160" w:hanging="360"/>
       </w:pPr>
       <w:rPr>
-        <w:rFonts w:ascii="Wingdings" w:hAnsi="Wingdings" w:cs="Wingdings" w:hint="default"/>
+        <w:rFonts w:ascii="Wingdings" w:hAnsi="Wingdings" w:cs="Wingdings" w:hint="default" w:eastAsia="黑体"/>
       </w:rPr>
     </w:lvl>
     <w:lvl w:ilvl="3">
@@ -3387,7 +3662,7 @@
         <w:ind w:left="2880" w:hanging="360"/>
       </w:pPr>
       <w:rPr>
-        <w:rFonts w:ascii="Symbol" w:hAnsi="Symbol" w:cs="Symbol" w:hint="default"/>
+        <w:rFonts w:ascii="Symbol" w:hAnsi="Symbol" w:cs="Symbol" w:hint="default" w:eastAsia="黑体"/>
       </w:rPr>
     </w:lvl>
     <w:lvl w:ilvl="4">
@@ -3398,7 +3673,7 @@
         <w:ind w:left="3600" w:hanging="360"/>
       </w:pPr>
       <w:rPr>
-        <w:rFonts w:ascii="Courier New" w:hAnsi="Courier New" w:cs="Courier New" w:hint="default"/>
+        <w:rFonts w:ascii="Courier New" w:hAnsi="Courier New" w:cs="Courier New" w:hint="default" w:eastAsia="黑体"/>
       </w:rPr>
     </w:lvl>
     <w:lvl w:ilvl="5">
@@ -3409,7 +3684,7 @@
         <w:ind w:left="4320" w:hanging="360"/>
       </w:pPr>
       <w:rPr>
-        <w:rFonts w:ascii="Wingdings" w:hAnsi="Wingdings" w:cs="Wingdings" w:hint="default"/>
+        <w:rFonts w:ascii="Wingdings" w:hAnsi="Wingdings" w:cs="Wingdings" w:hint="default" w:eastAsia="黑体"/>
       </w:rPr>
     </w:lvl>
     <w:lvl w:ilvl="6">
@@ -3420,7 +3695,7 @@
         <w:ind w:left="5040" w:hanging="360"/>
       </w:pPr>
       <w:rPr>
-        <w:rFonts w:ascii="Symbol" w:hAnsi="Symbol" w:cs="Symbol" w:hint="default"/>
+        <w:rFonts w:ascii="Symbol" w:hAnsi="Symbol" w:cs="Symbol" w:hint="default" w:eastAsia="黑体"/>
       </w:rPr>
     </w:lvl>
     <w:lvl w:ilvl="7">
@@ -3431,7 +3706,7 @@
         <w:ind w:left="5760" w:hanging="360"/>
       </w:pPr>
       <w:rPr>
-        <w:rFonts w:ascii="Courier New" w:hAnsi="Courier New" w:cs="Courier New" w:hint="default"/>
+        <w:rFonts w:ascii="Courier New" w:hAnsi="Courier New" w:cs="Courier New" w:hint="default" w:eastAsia="黑体"/>
       </w:rPr>
     </w:lvl>
     <w:lvl w:ilvl="8">
@@ -3442,7 +3717,7 @@
         <w:ind w:left="6480" w:hanging="360"/>
       </w:pPr>
       <w:rPr>
-        <w:rFonts w:ascii="Wingdings" w:hAnsi="Wingdings" w:cs="Wingdings" w:hint="default"/>
+        <w:rFonts w:ascii="Wingdings" w:hAnsi="Wingdings" w:cs="Wingdings" w:hint="default" w:eastAsia="黑体"/>
       </w:rPr>
     </w:lvl>
   </w:abstractNum>
@@ -3498,11 +3773,11 @@
 </file>
 
 <file path=word/styles.xml><?xml version="1.0" encoding="utf-8"?>
-<w:styles xmlns:mc="http://schemas.openxmlformats.org/markup-compatibility/2006" xmlns:r="http://schemas.openxmlformats.org/officeDocument/2006/relationships" xmlns:w="http://schemas.openxmlformats.org/wordprocessingml/2006/main" xmlns:w14="http://schemas.microsoft.com/office/word/2010/wordml" mc:Ignorable="w14">
+<w:styles xmlns:mc="http://schemas.openxmlformats.org/markup-compatibility/2006" xmlns:w="http://schemas.openxmlformats.org/wordprocessingml/2006/main" xmlns:r="http://schemas.openxmlformats.org/officeDocument/2006/relationships" xmlns:w14="http://schemas.microsoft.com/office/word/2010/wordml" mc:Ignorable="w14">
   <w:docDefaults>
     <w:rPrDefault>
       <w:rPr>
-        <w:rFonts w:asciiTheme="minorHAnsi" w:cstheme="minorBidi" w:eastAsiaTheme="minorEastAsia" w:hAnsiTheme="minorHAnsi"/>
+        <w:rFonts w:asciiTheme="minorHAnsi" w:cstheme="minorBidi" w:hAnsiTheme="minorHAnsi" w:eastAsia="黑体"/>
         <w:sz w:val="22"/>
         <w:szCs w:val="22"/>
         <w:lang w:bidi="ar-SA" w:eastAsia="en-US" w:val="en-US"/>
@@ -3724,7 +3999,7 @@
       <w:outlineLvl w:val="0"/>
     </w:pPr>
     <w:rPr>
-      <w:rFonts w:ascii="Times New Roman" w:asciiTheme="majorHAnsi" w:cstheme="majorBidi" w:eastAsia="黑体" w:eastAsiaTheme="majorEastAsia" w:hAnsi="Times New Roman" w:hAnsiTheme="majorHAnsi"/>
+      <w:rFonts w:ascii="Times New Roman" w:asciiTheme="majorHAnsi" w:cstheme="majorBidi" w:eastAsia="黑体" w:hAnsi="Times New Roman" w:hAnsiTheme="majorHAnsi"/>
       <w:b/>
       <w:bCs/>
       <w:color w:val="1F3864"/>
@@ -3748,7 +4023,7 @@
       <w:outlineLvl w:val="1"/>
     </w:pPr>
     <w:rPr>
-      <w:rFonts w:ascii="Times New Roman" w:asciiTheme="majorHAnsi" w:cstheme="majorBidi" w:eastAsia="黑体" w:eastAsiaTheme="majorEastAsia" w:hAnsi="Times New Roman" w:hAnsiTheme="majorHAnsi"/>
+      <w:rFonts w:ascii="Times New Roman" w:asciiTheme="majorHAnsi" w:cstheme="majorBidi" w:eastAsia="黑体" w:hAnsi="Times New Roman" w:hAnsiTheme="majorHAnsi"/>
       <w:b/>
       <w:bCs/>
       <w:color w:val="2E4E7E"/>
@@ -3772,7 +4047,7 @@
       <w:outlineLvl w:val="2"/>
     </w:pPr>
     <w:rPr>
-      <w:rFonts w:ascii="Times New Roman" w:asciiTheme="majorHAnsi" w:cstheme="majorBidi" w:eastAsia="黑体" w:eastAsiaTheme="majorEastAsia" w:hAnsi="Times New Roman" w:hAnsiTheme="majorHAnsi"/>
+      <w:rFonts w:ascii="Times New Roman" w:asciiTheme="majorHAnsi" w:cstheme="majorBidi" w:eastAsia="黑体" w:hAnsi="Times New Roman" w:hAnsiTheme="majorHAnsi"/>
       <w:b/>
       <w:bCs/>
       <w:color w:val="2E4E7E"/>
@@ -3796,7 +4071,7 @@
       <w:outlineLvl w:val="3"/>
     </w:pPr>
     <w:rPr>
-      <w:rFonts w:ascii="Times New Roman" w:asciiTheme="majorHAnsi" w:cstheme="majorBidi" w:eastAsia="黑体" w:eastAsiaTheme="majorEastAsia" w:hAnsi="Times New Roman" w:hAnsiTheme="majorHAnsi"/>
+      <w:rFonts w:ascii="Times New Roman" w:asciiTheme="majorHAnsi" w:cstheme="majorBidi" w:eastAsia="黑体" w:hAnsi="Times New Roman" w:hAnsiTheme="majorHAnsi"/>
       <w:b/>
       <w:bCs/>
       <w:i/>
@@ -3822,7 +4097,7 @@
       <w:outlineLvl w:val="4"/>
     </w:pPr>
     <w:rPr>
-      <w:rFonts w:ascii="Times New Roman" w:asciiTheme="majorHAnsi" w:cstheme="majorBidi" w:eastAsia="黑体" w:eastAsiaTheme="majorEastAsia" w:hAnsi="Times New Roman" w:hAnsiTheme="majorHAnsi"/>
+      <w:rFonts w:ascii="Times New Roman" w:asciiTheme="majorHAnsi" w:cstheme="majorBidi" w:eastAsia="黑体" w:hAnsi="Times New Roman" w:hAnsiTheme="majorHAnsi"/>
       <w:b/>
       <w:color w:val="333333"/>
       <w:sz w:val="22"/>
@@ -3845,7 +4120,7 @@
       <w:outlineLvl w:val="5"/>
     </w:pPr>
     <w:rPr>
-      <w:rFonts w:asciiTheme="majorHAnsi" w:cstheme="majorBidi" w:eastAsiaTheme="majorEastAsia" w:hAnsiTheme="majorHAnsi"/>
+      <w:rFonts w:asciiTheme="majorHAnsi" w:cstheme="majorBidi" w:hAnsiTheme="majorHAnsi" w:eastAsia="黑体"/>
       <w:i/>
       <w:iCs/>
       <w:color w:themeColor="accent1" w:themeShade="7F" w:val="243F60"/>
@@ -3868,7 +4143,7 @@
       <w:outlineLvl w:val="6"/>
     </w:pPr>
     <w:rPr>
-      <w:rFonts w:asciiTheme="majorHAnsi" w:cstheme="majorBidi" w:eastAsiaTheme="majorEastAsia" w:hAnsiTheme="majorHAnsi"/>
+      <w:rFonts w:asciiTheme="majorHAnsi" w:cstheme="majorBidi" w:hAnsiTheme="majorHAnsi" w:eastAsia="黑体"/>
       <w:i/>
       <w:iCs/>
       <w:color w:themeColor="text1" w:themeTint="BF" w:val="404040"/>
@@ -3891,7 +4166,7 @@
       <w:outlineLvl w:val="7"/>
     </w:pPr>
     <w:rPr>
-      <w:rFonts w:asciiTheme="majorHAnsi" w:cstheme="majorBidi" w:eastAsiaTheme="majorEastAsia" w:hAnsiTheme="majorHAnsi"/>
+      <w:rFonts w:asciiTheme="majorHAnsi" w:cstheme="majorBidi" w:hAnsiTheme="majorHAnsi" w:eastAsia="黑体"/>
       <w:color w:themeColor="accent1" w:val="4F81BD"/>
       <w:sz w:val="20"/>
       <w:szCs w:val="20"/>
@@ -3914,7 +4189,7 @@
       <w:outlineLvl w:val="8"/>
     </w:pPr>
     <w:rPr>
-      <w:rFonts w:asciiTheme="majorHAnsi" w:cstheme="majorBidi" w:eastAsiaTheme="majorEastAsia" w:hAnsiTheme="majorHAnsi"/>
+      <w:rFonts w:asciiTheme="majorHAnsi" w:cstheme="majorBidi" w:hAnsiTheme="majorHAnsi" w:eastAsia="黑体"/>
       <w:i/>
       <w:iCs/>
       <w:color w:themeColor="text1" w:themeTint="BF" w:val="404040"/>
@@ -3965,7 +4240,7 @@
     <w:uiPriority w:val="9"/>
     <w:rsid w:val="00FC693F"/>
     <w:rPr>
-      <w:rFonts w:asciiTheme="majorHAnsi" w:cstheme="majorBidi" w:eastAsiaTheme="majorEastAsia" w:hAnsiTheme="majorHAnsi"/>
+      <w:rFonts w:asciiTheme="majorHAnsi" w:cstheme="majorBidi" w:hAnsiTheme="majorHAnsi" w:eastAsia="黑体"/>
       <w:b/>
       <w:bCs/>
       <w:color w:themeColor="accent1" w:themeShade="BF" w:val="365F91"/>
@@ -3980,7 +4255,7 @@
     <w:uiPriority w:val="9"/>
     <w:rsid w:val="00FC693F"/>
     <w:rPr>
-      <w:rFonts w:asciiTheme="majorHAnsi" w:cstheme="majorBidi" w:eastAsiaTheme="majorEastAsia" w:hAnsiTheme="majorHAnsi"/>
+      <w:rFonts w:asciiTheme="majorHAnsi" w:cstheme="majorBidi" w:hAnsiTheme="majorHAnsi" w:eastAsia="黑体"/>
       <w:b/>
       <w:bCs/>
       <w:color w:themeColor="accent1" w:val="4F81BD"/>
@@ -3995,7 +4270,7 @@
     <w:uiPriority w:val="9"/>
     <w:rsid w:val="00FC693F"/>
     <w:rPr>
-      <w:rFonts w:asciiTheme="majorHAnsi" w:cstheme="majorBidi" w:eastAsiaTheme="majorEastAsia" w:hAnsiTheme="majorHAnsi"/>
+      <w:rFonts w:asciiTheme="majorHAnsi" w:cstheme="majorBidi" w:hAnsiTheme="majorHAnsi" w:eastAsia="黑体"/>
       <w:b/>
       <w:bCs/>
       <w:color w:themeColor="accent1" w:val="4F81BD"/>
@@ -4018,7 +4293,7 @@
       <w:contextualSpacing/>
     </w:pPr>
     <w:rPr>
-      <w:rFonts w:ascii="Times New Roman" w:asciiTheme="majorHAnsi" w:cstheme="majorBidi" w:eastAsia="黑体" w:eastAsiaTheme="majorEastAsia" w:hAnsi="Times New Roman" w:hAnsiTheme="majorHAnsi"/>
+      <w:rFonts w:ascii="Times New Roman" w:asciiTheme="majorHAnsi" w:cstheme="majorBidi" w:eastAsia="黑体" w:hAnsi="Times New Roman" w:hAnsiTheme="majorHAnsi"/>
       <w:b/>
       <w:color w:val="1F3864"/>
       <w:spacing w:val="5"/>
@@ -4034,7 +4309,7 @@
     <w:uiPriority w:val="10"/>
     <w:rsid w:val="00FC693F"/>
     <w:rPr>
-      <w:rFonts w:asciiTheme="majorHAnsi" w:cstheme="majorBidi" w:eastAsiaTheme="majorEastAsia" w:hAnsiTheme="majorHAnsi"/>
+      <w:rFonts w:asciiTheme="majorHAnsi" w:cstheme="majorBidi" w:hAnsiTheme="majorHAnsi" w:eastAsia="黑体"/>
       <w:color w:themeColor="text2" w:themeShade="BF" w:val="17365D"/>
       <w:spacing w:val="5"/>
       <w:kern w:val="28"/>
@@ -4056,7 +4331,7 @@
       </w:numPr>
     </w:pPr>
     <w:rPr>
-      <w:rFonts w:asciiTheme="majorHAnsi" w:cstheme="majorBidi" w:eastAsiaTheme="majorEastAsia" w:hAnsiTheme="majorHAnsi"/>
+      <w:rFonts w:asciiTheme="majorHAnsi" w:cstheme="majorBidi" w:hAnsiTheme="majorHAnsi" w:eastAsia="黑体"/>
       <w:i/>
       <w:iCs/>
       <w:color w:themeColor="accent1" w:val="4F81BD"/>
@@ -4072,7 +4347,7 @@
     <w:uiPriority w:val="11"/>
     <w:rsid w:val="00FC693F"/>
     <w:rPr>
-      <w:rFonts w:asciiTheme="majorHAnsi" w:cstheme="majorBidi" w:eastAsiaTheme="majorEastAsia" w:hAnsiTheme="majorHAnsi"/>
+      <w:rFonts w:asciiTheme="majorHAnsi" w:cstheme="majorBidi" w:hAnsiTheme="majorHAnsi" w:eastAsia="黑体"/>
       <w:i/>
       <w:iCs/>
       <w:color w:themeColor="accent1" w:val="4F81BD"/>
@@ -4139,6 +4414,7 @@
       <w:spacing w:after="120"/>
     </w:pPr>
     <w:rPr>
+      <w:rFonts w:eastAsia="黑体"/>
       <w:sz w:val="16"/>
       <w:szCs w:val="16"/>
     </w:rPr>
@@ -4150,6 +4426,7 @@
     <w:uiPriority w:val="99"/>
     <w:rsid w:val="00AA1D8D"/>
     <w:rPr>
+      <w:rFonts w:eastAsia="黑体"/>
       <w:sz w:val="16"/>
       <w:szCs w:val="16"/>
     </w:rPr>
@@ -4319,7 +4596,7 @@
       </w:tabs>
     </w:pPr>
     <w:rPr>
-      <w:rFonts w:ascii="Courier" w:hAnsi="Courier"/>
+      <w:rFonts w:ascii="Courier" w:hAnsi="Courier" w:eastAsia="黑体"/>
       <w:sz w:val="20"/>
       <w:szCs w:val="20"/>
     </w:rPr>
@@ -4331,7 +4608,7 @@
     <w:uiPriority w:val="99"/>
     <w:rsid w:val="0029639D"/>
     <w:rPr>
-      <w:rFonts w:ascii="Courier" w:hAnsi="Courier"/>
+      <w:rFonts w:ascii="Courier" w:hAnsi="Courier" w:eastAsia="黑体"/>
       <w:sz w:val="20"/>
       <w:szCs w:val="20"/>
     </w:rPr>
@@ -4367,6 +4644,7 @@
     <w:uiPriority w:val="29"/>
     <w:rsid w:val="00FC693F"/>
     <w:rPr>
+      <w:rFonts w:eastAsia="黑体"/>
       <w:i/>
       <w:iCs/>
       <w:color w:themeColor="text1" w:val="000000"/>
@@ -4380,7 +4658,7 @@
     <w:semiHidden/>
     <w:rsid w:val="00FC693F"/>
     <w:rPr>
-      <w:rFonts w:asciiTheme="majorHAnsi" w:cstheme="majorBidi" w:eastAsiaTheme="majorEastAsia" w:hAnsiTheme="majorHAnsi"/>
+      <w:rFonts w:asciiTheme="majorHAnsi" w:cstheme="majorBidi" w:hAnsiTheme="majorHAnsi" w:eastAsia="黑体"/>
       <w:b/>
       <w:bCs/>
       <w:i/>
@@ -4396,7 +4674,7 @@
     <w:semiHidden/>
     <w:rsid w:val="00FC693F"/>
     <w:rPr>
-      <w:rFonts w:asciiTheme="majorHAnsi" w:cstheme="majorBidi" w:eastAsiaTheme="majorEastAsia" w:hAnsiTheme="majorHAnsi"/>
+      <w:rFonts w:asciiTheme="majorHAnsi" w:cstheme="majorBidi" w:hAnsiTheme="majorHAnsi" w:eastAsia="黑体"/>
       <w:color w:themeColor="accent1" w:themeShade="7F" w:val="243F60"/>
     </w:rPr>
   </w:style>
@@ -4408,7 +4686,7 @@
     <w:semiHidden/>
     <w:rsid w:val="00FC693F"/>
     <w:rPr>
-      <w:rFonts w:asciiTheme="majorHAnsi" w:cstheme="majorBidi" w:eastAsiaTheme="majorEastAsia" w:hAnsiTheme="majorHAnsi"/>
+      <w:rFonts w:asciiTheme="majorHAnsi" w:cstheme="majorBidi" w:hAnsiTheme="majorHAnsi" w:eastAsia="黑体"/>
       <w:i/>
       <w:iCs/>
       <w:color w:themeColor="accent1" w:themeShade="7F" w:val="243F60"/>
@@ -4422,7 +4700,7 @@
     <w:semiHidden/>
     <w:rsid w:val="00FC693F"/>
     <w:rPr>
-      <w:rFonts w:asciiTheme="majorHAnsi" w:cstheme="majorBidi" w:eastAsiaTheme="majorEastAsia" w:hAnsiTheme="majorHAnsi"/>
+      <w:rFonts w:asciiTheme="majorHAnsi" w:cstheme="majorBidi" w:hAnsiTheme="majorHAnsi" w:eastAsia="黑体"/>
       <w:i/>
       <w:iCs/>
       <w:color w:themeColor="text1" w:themeTint="BF" w:val="404040"/>
@@ -4436,7 +4714,7 @@
     <w:semiHidden/>
     <w:rsid w:val="00FC693F"/>
     <w:rPr>
-      <w:rFonts w:asciiTheme="majorHAnsi" w:cstheme="majorBidi" w:eastAsiaTheme="majorEastAsia" w:hAnsiTheme="majorHAnsi"/>
+      <w:rFonts w:asciiTheme="majorHAnsi" w:cstheme="majorBidi" w:hAnsiTheme="majorHAnsi" w:eastAsia="黑体"/>
       <w:color w:themeColor="accent1" w:val="4F81BD"/>
       <w:sz w:val="20"/>
       <w:szCs w:val="20"/>
@@ -4450,7 +4728,7 @@
     <w:semiHidden/>
     <w:rsid w:val="00FC693F"/>
     <w:rPr>
-      <w:rFonts w:asciiTheme="majorHAnsi" w:cstheme="majorBidi" w:eastAsiaTheme="majorEastAsia" w:hAnsiTheme="majorHAnsi"/>
+      <w:rFonts w:asciiTheme="majorHAnsi" w:cstheme="majorBidi" w:hAnsiTheme="majorHAnsi" w:eastAsia="黑体"/>
       <w:i/>
       <w:iCs/>
       <w:color w:themeColor="text1" w:themeTint="BF" w:val="404040"/>
@@ -4471,6 +4749,7 @@
       <w:spacing w:line="240" w:lineRule="auto"/>
     </w:pPr>
     <w:rPr>
+      <w:rFonts w:eastAsia="黑体"/>
       <w:b/>
       <w:bCs/>
       <w:color w:themeColor="accent1" w:val="4F81BD"/>
@@ -4485,6 +4764,7 @@
     <w:qFormat/>
     <w:rsid w:val="00FC693F"/>
     <w:rPr>
+      <w:rFonts w:eastAsia="黑体"/>
       <w:b/>
       <w:bCs/>
     </w:rPr>
@@ -4496,6 +4776,7 @@
     <w:qFormat/>
     <w:rsid w:val="00FC693F"/>
     <w:rPr>
+      <w:rFonts w:eastAsia="黑体"/>
       <w:i/>
       <w:iCs/>
     </w:rPr>
@@ -4516,6 +4797,7 @@
       <w:ind w:left="936" w:right="936"/>
     </w:pPr>
     <w:rPr>
+      <w:rFonts w:eastAsia="黑体"/>
       <w:b/>
       <w:bCs/>
       <w:i/>
@@ -4530,6 +4812,7 @@
     <w:uiPriority w:val="30"/>
     <w:rsid w:val="00FC693F"/>
     <w:rPr>
+      <w:rFonts w:eastAsia="黑体"/>
       <w:b/>
       <w:bCs/>
       <w:i/>
@@ -4544,6 +4827,7 @@
     <w:qFormat/>
     <w:rsid w:val="00FC693F"/>
     <w:rPr>
+      <w:rFonts w:eastAsia="黑体"/>
       <w:i/>
       <w:iCs/>
       <w:color w:themeColor="text1" w:themeTint="7F" w:val="808080"/>
@@ -4556,6 +4840,7 @@
     <w:qFormat/>
     <w:rsid w:val="00FC693F"/>
     <w:rPr>
+      <w:rFonts w:eastAsia="黑体"/>
       <w:b/>
       <w:bCs/>
       <w:i/>
@@ -4570,6 +4855,7 @@
     <w:qFormat/>
     <w:rsid w:val="00FC693F"/>
     <w:rPr>
+      <w:rFonts w:eastAsia="黑体"/>
       <w:smallCaps/>
       <w:color w:themeColor="accent2" w:val="C0504D"/>
       <w:u w:val="single"/>
@@ -4582,6 +4868,7 @@
     <w:qFormat/>
     <w:rsid w:val="00FC693F"/>
     <w:rPr>
+      <w:rFonts w:eastAsia="黑体"/>
       <w:b/>
       <w:bCs/>
       <w:smallCaps/>
@@ -4597,6 +4884,7 @@
     <w:qFormat/>
     <w:rsid w:val="00FC693F"/>
     <w:rPr>
+      <w:rFonts w:eastAsia="黑体"/>
       <w:b/>
       <w:bCs/>
       <w:smallCaps/>
@@ -4651,6 +4939,7 @@
       <w:spacing w:after="0" w:line="240" w:lineRule="auto"/>
     </w:pPr>
     <w:rPr>
+      <w:rFonts w:eastAsia="黑体"/>
       <w:color w:themeColor="text1" w:themeShade="BF" w:val="000000"/>
     </w:rPr>
     <w:tblPr>
@@ -4673,6 +4962,7 @@
         <w:spacing w:after="0" w:before="0" w:line="240" w:lineRule="auto"/>
       </w:pPr>
       <w:rPr>
+        <w:rFonts w:eastAsia="黑体"/>
         <w:b/>
         <w:bCs/>
       </w:rPr>
@@ -4693,6 +4983,7 @@
         <w:spacing w:after="0" w:before="0" w:line="240" w:lineRule="auto"/>
       </w:pPr>
       <w:rPr>
+        <w:rFonts w:eastAsia="黑体"/>
         <w:b/>
         <w:bCs/>
       </w:rPr>
@@ -4710,12 +5001,14 @@
     </w:tblStylePr>
     <w:tblStylePr w:type="firstCol">
       <w:rPr>
+        <w:rFonts w:eastAsia="黑体"/>
         <w:b/>
         <w:bCs/>
       </w:rPr>
     </w:tblStylePr>
     <w:tblStylePr w:type="lastCol">
       <w:rPr>
+        <w:rFonts w:eastAsia="黑体"/>
         <w:b/>
         <w:bCs/>
       </w:rPr>
@@ -4754,6 +5047,7 @@
       <w:spacing w:after="0" w:line="240" w:lineRule="auto"/>
     </w:pPr>
     <w:rPr>
+      <w:rFonts w:eastAsia="黑体"/>
       <w:color w:themeColor="accent1" w:themeShade="BF" w:val="365F91"/>
     </w:rPr>
     <w:tblPr>
@@ -4776,6 +5070,7 @@
         <w:spacing w:after="0" w:before="0" w:line="240" w:lineRule="auto"/>
       </w:pPr>
       <w:rPr>
+        <w:rFonts w:eastAsia="黑体"/>
         <w:b/>
         <w:bCs/>
       </w:rPr>
@@ -4796,6 +5091,7 @@
         <w:spacing w:after="0" w:before="0" w:line="240" w:lineRule="auto"/>
       </w:pPr>
       <w:rPr>
+        <w:rFonts w:eastAsia="黑体"/>
         <w:b/>
         <w:bCs/>
       </w:rPr>
@@ -4813,12 +5109,14 @@
     </w:tblStylePr>
     <w:tblStylePr w:type="firstCol">
       <w:rPr>
+        <w:rFonts w:eastAsia="黑体"/>
         <w:b/>
         <w:bCs/>
       </w:rPr>
     </w:tblStylePr>
     <w:tblStylePr w:type="lastCol">
       <w:rPr>
+        <w:rFonts w:eastAsia="黑体"/>
         <w:b/>
         <w:bCs/>
       </w:rPr>
@@ -4857,6 +5155,7 @@
       <w:spacing w:after="0" w:line="240" w:lineRule="auto"/>
     </w:pPr>
     <w:rPr>
+      <w:rFonts w:eastAsia="黑体"/>
       <w:color w:themeColor="accent2" w:themeShade="BF" w:val="943634"/>
     </w:rPr>
     <w:tblPr>
@@ -4879,6 +5178,7 @@
         <w:spacing w:after="0" w:before="0" w:line="240" w:lineRule="auto"/>
       </w:pPr>
       <w:rPr>
+        <w:rFonts w:eastAsia="黑体"/>
         <w:b/>
         <w:bCs/>
       </w:rPr>
@@ -4899,6 +5199,7 @@
         <w:spacing w:after="0" w:before="0" w:line="240" w:lineRule="auto"/>
       </w:pPr>
       <w:rPr>
+        <w:rFonts w:eastAsia="黑体"/>
         <w:b/>
         <w:bCs/>
       </w:rPr>
@@ -4916,12 +5217,14 @@
     </w:tblStylePr>
     <w:tblStylePr w:type="firstCol">
       <w:rPr>
+        <w:rFonts w:eastAsia="黑体"/>
         <w:b/>
         <w:bCs/>
       </w:rPr>
     </w:tblStylePr>
     <w:tblStylePr w:type="lastCol">
       <w:rPr>
+        <w:rFonts w:eastAsia="黑体"/>
         <w:b/>
         <w:bCs/>
       </w:rPr>
@@ -4960,6 +5263,7 @@
       <w:spacing w:after="0" w:line="240" w:lineRule="auto"/>
     </w:pPr>
     <w:rPr>
+      <w:rFonts w:eastAsia="黑体"/>
       <w:color w:themeColor="accent3" w:themeShade="BF" w:val="76923C"/>
     </w:rPr>
     <w:tblPr>
@@ -4982,6 +5286,7 @@
         <w:spacing w:after="0" w:before="0" w:line="240" w:lineRule="auto"/>
       </w:pPr>
       <w:rPr>
+        <w:rFonts w:eastAsia="黑体"/>
         <w:b/>
         <w:bCs/>
       </w:rPr>
@@ -5002,6 +5307,7 @@
         <w:spacing w:after="0" w:before="0" w:line="240" w:lineRule="auto"/>
       </w:pPr>
       <w:rPr>
+        <w:rFonts w:eastAsia="黑体"/>
         <w:b/>
         <w:bCs/>
       </w:rPr>
@@ -5019,12 +5325,14 @@
     </w:tblStylePr>
     <w:tblStylePr w:type="firstCol">
       <w:rPr>
+        <w:rFonts w:eastAsia="黑体"/>
         <w:b/>
         <w:bCs/>
       </w:rPr>
     </w:tblStylePr>
     <w:tblStylePr w:type="lastCol">
       <w:rPr>
+        <w:rFonts w:eastAsia="黑体"/>
         <w:b/>
         <w:bCs/>
       </w:rPr>
@@ -5063,6 +5371,7 @@
       <w:spacing w:after="0" w:line="240" w:lineRule="auto"/>
     </w:pPr>
     <w:rPr>
+      <w:rFonts w:eastAsia="黑体"/>
       <w:color w:themeColor="accent4" w:themeShade="BF" w:val="5F497A"/>
     </w:rPr>
     <w:tblPr>
@@ -5085,6 +5394,7 @@
         <w:spacing w:after="0" w:before="0" w:line="240" w:lineRule="auto"/>
       </w:pPr>
       <w:rPr>
+        <w:rFonts w:eastAsia="黑体"/>
         <w:b/>
         <w:bCs/>
       </w:rPr>
@@ -5105,6 +5415,7 @@
         <w:spacing w:after="0" w:before="0" w:line="240" w:lineRule="auto"/>
       </w:pPr>
       <w:rPr>
+        <w:rFonts w:eastAsia="黑体"/>
         <w:b/>
         <w:bCs/>
       </w:rPr>
@@ -5122,12 +5433,14 @@
     </w:tblStylePr>
     <w:tblStylePr w:type="firstCol">
       <w:rPr>
+        <w:rFonts w:eastAsia="黑体"/>
         <w:b/>
         <w:bCs/>
       </w:rPr>
     </w:tblStylePr>
     <w:tblStylePr w:type="lastCol">
       <w:rPr>
+        <w:rFonts w:eastAsia="黑体"/>
         <w:b/>
         <w:bCs/>
       </w:rPr>
@@ -5166,6 +5479,7 @@
       <w:spacing w:after="0" w:line="240" w:lineRule="auto"/>
     </w:pPr>
     <w:rPr>
+      <w:rFonts w:eastAsia="黑体"/>
       <w:color w:themeColor="accent5" w:themeShade="BF" w:val="31849B"/>
     </w:rPr>
     <w:tblPr>
@@ -5188,6 +5502,7 @@
         <w:spacing w:after="0" w:before="0" w:line="240" w:lineRule="auto"/>
       </w:pPr>
       <w:rPr>
+        <w:rFonts w:eastAsia="黑体"/>
         <w:b/>
         <w:bCs/>
       </w:rPr>
@@ -5208,6 +5523,7 @@
         <w:spacing w:after="0" w:before="0" w:line="240" w:lineRule="auto"/>
       </w:pPr>
       <w:rPr>
+        <w:rFonts w:eastAsia="黑体"/>
         <w:b/>
         <w:bCs/>
       </w:rPr>
@@ -5225,12 +5541,14 @@
     </w:tblStylePr>
     <w:tblStylePr w:type="firstCol">
       <w:rPr>
+        <w:rFonts w:eastAsia="黑体"/>
         <w:b/>
         <w:bCs/>
       </w:rPr>
     </w:tblStylePr>
     <w:tblStylePr w:type="lastCol">
       <w:rPr>
+        <w:rFonts w:eastAsia="黑体"/>
         <w:b/>
         <w:bCs/>
       </w:rPr>
@@ -5269,6 +5587,7 @@
       <w:spacing w:after="0" w:line="240" w:lineRule="auto"/>
     </w:pPr>
     <w:rPr>
+      <w:rFonts w:eastAsia="黑体"/>
       <w:color w:themeColor="accent6" w:themeShade="BF" w:val="E36C0A"/>
     </w:rPr>
     <w:tblPr>
@@ -5291,6 +5610,7 @@
         <w:spacing w:after="0" w:before="0" w:line="240" w:lineRule="auto"/>
       </w:pPr>
       <w:rPr>
+        <w:rFonts w:eastAsia="黑体"/>
         <w:b/>
         <w:bCs/>
       </w:rPr>
@@ -5311,6 +5631,7 @@
         <w:spacing w:after="0" w:before="0" w:line="240" w:lineRule="auto"/>
       </w:pPr>
       <w:rPr>
+        <w:rFonts w:eastAsia="黑体"/>
         <w:b/>
         <w:bCs/>
       </w:rPr>
@@ -5328,12 +5649,14 @@
     </w:tblStylePr>
     <w:tblStylePr w:type="firstCol">
       <w:rPr>
+        <w:rFonts w:eastAsia="黑体"/>
         <w:b/>
         <w:bCs/>
       </w:rPr>
     </w:tblStylePr>
     <w:tblStylePr w:type="lastCol">
       <w:rPr>
+        <w:rFonts w:eastAsia="黑体"/>
         <w:b/>
         <w:bCs/>
       </w:rPr>
@@ -5393,6 +5716,7 @@
         <w:spacing w:after="0" w:before="0" w:line="240" w:lineRule="auto"/>
       </w:pPr>
       <w:rPr>
+        <w:rFonts w:eastAsia="黑体"/>
         <w:b/>
         <w:bCs/>
         <w:color w:themeColor="background1" w:val="FFFFFF"/>
@@ -5407,6 +5731,7 @@
         <w:spacing w:after="0" w:before="0" w:line="240" w:lineRule="auto"/>
       </w:pPr>
       <w:rPr>
+        <w:rFonts w:eastAsia="黑体"/>
         <w:b/>
         <w:bCs/>
       </w:rPr>
@@ -5422,12 +5747,14 @@
     </w:tblStylePr>
     <w:tblStylePr w:type="firstCol">
       <w:rPr>
+        <w:rFonts w:eastAsia="黑体"/>
         <w:b/>
         <w:bCs/>
       </w:rPr>
     </w:tblStylePr>
     <w:tblStylePr w:type="lastCol">
       <w:rPr>
+        <w:rFonts w:eastAsia="黑体"/>
         <w:b/>
         <w:bCs/>
       </w:rPr>
@@ -5485,6 +5812,7 @@
         <w:spacing w:after="0" w:before="0" w:line="240" w:lineRule="auto"/>
       </w:pPr>
       <w:rPr>
+        <w:rFonts w:eastAsia="黑体"/>
         <w:b/>
         <w:bCs/>
         <w:color w:themeColor="background1" w:val="FFFFFF"/>
@@ -5499,6 +5827,7 @@
         <w:spacing w:after="0" w:before="0" w:line="240" w:lineRule="auto"/>
       </w:pPr>
       <w:rPr>
+        <w:rFonts w:eastAsia="黑体"/>
         <w:b/>
         <w:bCs/>
       </w:rPr>
@@ -5514,12 +5843,14 @@
     </w:tblStylePr>
     <w:tblStylePr w:type="firstCol">
       <w:rPr>
+        <w:rFonts w:eastAsia="黑体"/>
         <w:b/>
         <w:bCs/>
       </w:rPr>
     </w:tblStylePr>
     <w:tblStylePr w:type="lastCol">
       <w:rPr>
+        <w:rFonts w:eastAsia="黑体"/>
         <w:b/>
         <w:bCs/>
       </w:rPr>
@@ -5577,6 +5908,7 @@
         <w:spacing w:after="0" w:before="0" w:line="240" w:lineRule="auto"/>
       </w:pPr>
       <w:rPr>
+        <w:rFonts w:eastAsia="黑体"/>
         <w:b/>
         <w:bCs/>
         <w:color w:themeColor="background1" w:val="FFFFFF"/>
@@ -5591,6 +5923,7 @@
         <w:spacing w:after="0" w:before="0" w:line="240" w:lineRule="auto"/>
       </w:pPr>
       <w:rPr>
+        <w:rFonts w:eastAsia="黑体"/>
         <w:b/>
         <w:bCs/>
       </w:rPr>
@@ -5606,12 +5939,14 @@
     </w:tblStylePr>
     <w:tblStylePr w:type="firstCol">
       <w:rPr>
+        <w:rFonts w:eastAsia="黑体"/>
         <w:b/>
         <w:bCs/>
       </w:rPr>
     </w:tblStylePr>
     <w:tblStylePr w:type="lastCol">
       <w:rPr>
+        <w:rFonts w:eastAsia="黑体"/>
         <w:b/>
         <w:bCs/>
       </w:rPr>
@@ -5669,6 +6004,7 @@
         <w:spacing w:after="0" w:before="0" w:line="240" w:lineRule="auto"/>
       </w:pPr>
       <w:rPr>
+        <w:rFonts w:eastAsia="黑体"/>
         <w:b/>
         <w:bCs/>
         <w:color w:themeColor="background1" w:val="FFFFFF"/>
@@ -5683,6 +6019,7 @@
         <w:spacing w:after="0" w:before="0" w:line="240" w:lineRule="auto"/>
       </w:pPr>
       <w:rPr>
+        <w:rFonts w:eastAsia="黑体"/>
         <w:b/>
         <w:bCs/>
       </w:rPr>
@@ -5698,12 +6035,14 @@
     </w:tblStylePr>
     <w:tblStylePr w:type="firstCol">
       <w:rPr>
+        <w:rFonts w:eastAsia="黑体"/>
         <w:b/>
         <w:bCs/>
       </w:rPr>
     </w:tblStylePr>
     <w:tblStylePr w:type="lastCol">
       <w:rPr>
+        <w:rFonts w:eastAsia="黑体"/>
         <w:b/>
         <w:bCs/>
       </w:rPr>
@@ -5761,6 +6100,7 @@
         <w:spacing w:after="0" w:before="0" w:line="240" w:lineRule="auto"/>
       </w:pPr>
       <w:rPr>
+        <w:rFonts w:eastAsia="黑体"/>
         <w:b/>
         <w:bCs/>
         <w:color w:themeColor="background1" w:val="FFFFFF"/>
@@ -5775,6 +6115,7 @@
         <w:spacing w:after="0" w:before="0" w:line="240" w:lineRule="auto"/>
       </w:pPr>
       <w:rPr>
+        <w:rFonts w:eastAsia="黑体"/>
         <w:b/>
         <w:bCs/>
       </w:rPr>
@@ -5790,12 +6131,14 @@
     </w:tblStylePr>
     <w:tblStylePr w:type="firstCol">
       <w:rPr>
+        <w:rFonts w:eastAsia="黑体"/>
         <w:b/>
         <w:bCs/>
       </w:rPr>
     </w:tblStylePr>
     <w:tblStylePr w:type="lastCol">
       <w:rPr>
+        <w:rFonts w:eastAsia="黑体"/>
         <w:b/>
         <w:bCs/>
       </w:rPr>
@@ -5853,6 +6196,7 @@
         <w:spacing w:after="0" w:before="0" w:line="240" w:lineRule="auto"/>
       </w:pPr>
       <w:rPr>
+        <w:rFonts w:eastAsia="黑体"/>
         <w:b/>
         <w:bCs/>
         <w:color w:themeColor="background1" w:val="FFFFFF"/>
@@ -5867,6 +6211,7 @@
         <w:spacing w:after="0" w:before="0" w:line="240" w:lineRule="auto"/>
       </w:pPr>
       <w:rPr>
+        <w:rFonts w:eastAsia="黑体"/>
         <w:b/>
         <w:bCs/>
       </w:rPr>
@@ -5882,12 +6227,14 @@
     </w:tblStylePr>
     <w:tblStylePr w:type="firstCol">
       <w:rPr>
+        <w:rFonts w:eastAsia="黑体"/>
         <w:b/>
         <w:bCs/>
       </w:rPr>
     </w:tblStylePr>
     <w:tblStylePr w:type="lastCol">
       <w:rPr>
+        <w:rFonts w:eastAsia="黑体"/>
         <w:b/>
         <w:bCs/>
       </w:rPr>
@@ -5945,6 +6292,7 @@
         <w:spacing w:after="0" w:before="0" w:line="240" w:lineRule="auto"/>
       </w:pPr>
       <w:rPr>
+        <w:rFonts w:eastAsia="黑体"/>
         <w:b/>
         <w:bCs/>
         <w:color w:themeColor="background1" w:val="FFFFFF"/>
@@ -5959,6 +6307,7 @@
         <w:spacing w:after="0" w:before="0" w:line="240" w:lineRule="auto"/>
       </w:pPr>
       <w:rPr>
+        <w:rFonts w:eastAsia="黑体"/>
         <w:b/>
         <w:bCs/>
       </w:rPr>
@@ -5974,12 +6323,14 @@
     </w:tblStylePr>
     <w:tblStylePr w:type="firstCol">
       <w:rPr>
+        <w:rFonts w:eastAsia="黑体"/>
         <w:b/>
         <w:bCs/>
       </w:rPr>
     </w:tblStylePr>
     <w:tblStylePr w:type="lastCol">
       <w:rPr>
+        <w:rFonts w:eastAsia="黑体"/>
         <w:b/>
         <w:bCs/>
       </w:rPr>
@@ -6039,7 +6390,7 @@
         <w:spacing w:after="0" w:before="0" w:line="240" w:lineRule="auto"/>
       </w:pPr>
       <w:rPr>
-        <w:rFonts w:asciiTheme="majorHAnsi" w:cstheme="majorBidi" w:eastAsiaTheme="majorEastAsia" w:hAnsiTheme="majorHAnsi"/>
+        <w:rFonts w:asciiTheme="majorHAnsi" w:cstheme="majorBidi" w:hAnsiTheme="majorHAnsi" w:eastAsia="黑体"/>
         <w:b/>
         <w:bCs/>
       </w:rPr>
@@ -6060,7 +6411,7 @@
         <w:spacing w:after="0" w:before="0" w:line="240" w:lineRule="auto"/>
       </w:pPr>
       <w:rPr>
-        <w:rFonts w:asciiTheme="majorHAnsi" w:cstheme="majorBidi" w:eastAsiaTheme="majorEastAsia" w:hAnsiTheme="majorHAnsi"/>
+        <w:rFonts w:asciiTheme="majorHAnsi" w:cstheme="majorBidi" w:hAnsiTheme="majorHAnsi" w:eastAsia="黑体"/>
         <w:b/>
         <w:bCs/>
       </w:rPr>
@@ -6078,14 +6429,14 @@
     </w:tblStylePr>
     <w:tblStylePr w:type="firstCol">
       <w:rPr>
-        <w:rFonts w:asciiTheme="majorHAnsi" w:cstheme="majorBidi" w:eastAsiaTheme="majorEastAsia" w:hAnsiTheme="majorHAnsi"/>
+        <w:rFonts w:asciiTheme="majorHAnsi" w:cstheme="majorBidi" w:hAnsiTheme="majorHAnsi" w:eastAsia="黑体"/>
         <w:b/>
         <w:bCs/>
       </w:rPr>
     </w:tblStylePr>
     <w:tblStylePr w:type="lastCol">
       <w:rPr>
-        <w:rFonts w:asciiTheme="majorHAnsi" w:cstheme="majorBidi" w:eastAsiaTheme="majorEastAsia" w:hAnsiTheme="majorHAnsi"/>
+        <w:rFonts w:asciiTheme="majorHAnsi" w:cstheme="majorBidi" w:hAnsiTheme="majorHAnsi" w:eastAsia="黑体"/>
         <w:b/>
         <w:bCs/>
       </w:rPr>
@@ -6169,7 +6520,7 @@
         <w:spacing w:after="0" w:before="0" w:line="240" w:lineRule="auto"/>
       </w:pPr>
       <w:rPr>
-        <w:rFonts w:asciiTheme="majorHAnsi" w:cstheme="majorBidi" w:eastAsiaTheme="majorEastAsia" w:hAnsiTheme="majorHAnsi"/>
+        <w:rFonts w:asciiTheme="majorHAnsi" w:cstheme="majorBidi" w:hAnsiTheme="majorHAnsi" w:eastAsia="黑体"/>
         <w:b/>
         <w:bCs/>
       </w:rPr>
@@ -6190,7 +6541,7 @@
         <w:spacing w:after="0" w:before="0" w:line="240" w:lineRule="auto"/>
       </w:pPr>
       <w:rPr>
-        <w:rFonts w:asciiTheme="majorHAnsi" w:cstheme="majorBidi" w:eastAsiaTheme="majorEastAsia" w:hAnsiTheme="majorHAnsi"/>
+        <w:rFonts w:asciiTheme="majorHAnsi" w:cstheme="majorBidi" w:hAnsiTheme="majorHAnsi" w:eastAsia="黑体"/>
         <w:b/>
         <w:bCs/>
       </w:rPr>
@@ -6208,14 +6559,14 @@
     </w:tblStylePr>
     <w:tblStylePr w:type="firstCol">
       <w:rPr>
-        <w:rFonts w:asciiTheme="majorHAnsi" w:cstheme="majorBidi" w:eastAsiaTheme="majorEastAsia" w:hAnsiTheme="majorHAnsi"/>
+        <w:rFonts w:asciiTheme="majorHAnsi" w:cstheme="majorBidi" w:hAnsiTheme="majorHAnsi" w:eastAsia="黑体"/>
         <w:b/>
         <w:bCs/>
       </w:rPr>
     </w:tblStylePr>
     <w:tblStylePr w:type="lastCol">
       <w:rPr>
-        <w:rFonts w:asciiTheme="majorHAnsi" w:cstheme="majorBidi" w:eastAsiaTheme="majorEastAsia" w:hAnsiTheme="majorHAnsi"/>
+        <w:rFonts w:asciiTheme="majorHAnsi" w:cstheme="majorBidi" w:hAnsiTheme="majorHAnsi" w:eastAsia="黑体"/>
         <w:b/>
         <w:bCs/>
       </w:rPr>
@@ -6299,7 +6650,7 @@
         <w:spacing w:after="0" w:before="0" w:line="240" w:lineRule="auto"/>
       </w:pPr>
       <w:rPr>
-        <w:rFonts w:asciiTheme="majorHAnsi" w:cstheme="majorBidi" w:eastAsiaTheme="majorEastAsia" w:hAnsiTheme="majorHAnsi"/>
+        <w:rFonts w:asciiTheme="majorHAnsi" w:cstheme="majorBidi" w:hAnsiTheme="majorHAnsi" w:eastAsia="黑体"/>
         <w:b/>
         <w:bCs/>
       </w:rPr>
@@ -6320,7 +6671,7 @@
         <w:spacing w:after="0" w:before="0" w:line="240" w:lineRule="auto"/>
       </w:pPr>
       <w:rPr>
-        <w:rFonts w:asciiTheme="majorHAnsi" w:cstheme="majorBidi" w:eastAsiaTheme="majorEastAsia" w:hAnsiTheme="majorHAnsi"/>
+        <w:rFonts w:asciiTheme="majorHAnsi" w:cstheme="majorBidi" w:hAnsiTheme="majorHAnsi" w:eastAsia="黑体"/>
         <w:b/>
         <w:bCs/>
       </w:rPr>
@@ -6338,14 +6689,14 @@
     </w:tblStylePr>
     <w:tblStylePr w:type="firstCol">
       <w:rPr>
-        <w:rFonts w:asciiTheme="majorHAnsi" w:cstheme="majorBidi" w:eastAsiaTheme="majorEastAsia" w:hAnsiTheme="majorHAnsi"/>
+        <w:rFonts w:asciiTheme="majorHAnsi" w:cstheme="majorBidi" w:hAnsiTheme="majorHAnsi" w:eastAsia="黑体"/>
         <w:b/>
         <w:bCs/>
       </w:rPr>
     </w:tblStylePr>
     <w:tblStylePr w:type="lastCol">
       <w:rPr>
-        <w:rFonts w:asciiTheme="majorHAnsi" w:cstheme="majorBidi" w:eastAsiaTheme="majorEastAsia" w:hAnsiTheme="majorHAnsi"/>
+        <w:rFonts w:asciiTheme="majorHAnsi" w:cstheme="majorBidi" w:hAnsiTheme="majorHAnsi" w:eastAsia="黑体"/>
         <w:b/>
         <w:bCs/>
       </w:rPr>
@@ -6429,7 +6780,7 @@
         <w:spacing w:after="0" w:before="0" w:line="240" w:lineRule="auto"/>
       </w:pPr>
       <w:rPr>
-        <w:rFonts w:asciiTheme="majorHAnsi" w:cstheme="majorBidi" w:eastAsiaTheme="majorEastAsia" w:hAnsiTheme="majorHAnsi"/>
+        <w:rFonts w:asciiTheme="majorHAnsi" w:cstheme="majorBidi" w:hAnsiTheme="majorHAnsi" w:eastAsia="黑体"/>
         <w:b/>
         <w:bCs/>
       </w:rPr>
@@ -6450,7 +6801,7 @@
         <w:spacing w:after="0" w:before="0" w:line="240" w:lineRule="auto"/>
       </w:pPr>
       <w:rPr>
-        <w:rFonts w:asciiTheme="majorHAnsi" w:cstheme="majorBidi" w:eastAsiaTheme="majorEastAsia" w:hAnsiTheme="majorHAnsi"/>
+        <w:rFonts w:asciiTheme="majorHAnsi" w:cstheme="majorBidi" w:hAnsiTheme="majorHAnsi" w:eastAsia="黑体"/>
         <w:b/>
         <w:bCs/>
       </w:rPr>
@@ -6468,14 +6819,14 @@
     </w:tblStylePr>
     <w:tblStylePr w:type="firstCol">
       <w:rPr>
-        <w:rFonts w:asciiTheme="majorHAnsi" w:cstheme="majorBidi" w:eastAsiaTheme="majorEastAsia" w:hAnsiTheme="majorHAnsi"/>
+        <w:rFonts w:asciiTheme="majorHAnsi" w:cstheme="majorBidi" w:hAnsiTheme="majorHAnsi" w:eastAsia="黑体"/>
         <w:b/>
         <w:bCs/>
       </w:rPr>
     </w:tblStylePr>
     <w:tblStylePr w:type="lastCol">
       <w:rPr>
-        <w:rFonts w:asciiTheme="majorHAnsi" w:cstheme="majorBidi" w:eastAsiaTheme="majorEastAsia" w:hAnsiTheme="majorHAnsi"/>
+        <w:rFonts w:asciiTheme="majorHAnsi" w:cstheme="majorBidi" w:hAnsiTheme="majorHAnsi" w:eastAsia="黑体"/>
         <w:b/>
         <w:bCs/>
       </w:rPr>
@@ -6559,7 +6910,7 @@
         <w:spacing w:after="0" w:before="0" w:line="240" w:lineRule="auto"/>
       </w:pPr>
       <w:rPr>
-        <w:rFonts w:asciiTheme="majorHAnsi" w:cstheme="majorBidi" w:eastAsiaTheme="majorEastAsia" w:hAnsiTheme="majorHAnsi"/>
+        <w:rFonts w:asciiTheme="majorHAnsi" w:cstheme="majorBidi" w:hAnsiTheme="majorHAnsi" w:eastAsia="黑体"/>
         <w:b/>
         <w:bCs/>
       </w:rPr>
@@ -6580,7 +6931,7 @@
         <w:spacing w:after="0" w:before="0" w:line="240" w:lineRule="auto"/>
       </w:pPr>
       <w:rPr>
-        <w:rFonts w:asciiTheme="majorHAnsi" w:cstheme="majorBidi" w:eastAsiaTheme="majorEastAsia" w:hAnsiTheme="majorHAnsi"/>
+        <w:rFonts w:asciiTheme="majorHAnsi" w:cstheme="majorBidi" w:hAnsiTheme="majorHAnsi" w:eastAsia="黑体"/>
         <w:b/>
         <w:bCs/>
       </w:rPr>
@@ -6598,14 +6949,14 @@
     </w:tblStylePr>
     <w:tblStylePr w:type="firstCol">
       <w:rPr>
-        <w:rFonts w:asciiTheme="majorHAnsi" w:cstheme="majorBidi" w:eastAsiaTheme="majorEastAsia" w:hAnsiTheme="majorHAnsi"/>
+        <w:rFonts w:asciiTheme="majorHAnsi" w:cstheme="majorBidi" w:hAnsiTheme="majorHAnsi" w:eastAsia="黑体"/>
         <w:b/>
         <w:bCs/>
       </w:rPr>
     </w:tblStylePr>
     <w:tblStylePr w:type="lastCol">
       <w:rPr>
-        <w:rFonts w:asciiTheme="majorHAnsi" w:cstheme="majorBidi" w:eastAsiaTheme="majorEastAsia" w:hAnsiTheme="majorHAnsi"/>
+        <w:rFonts w:asciiTheme="majorHAnsi" w:cstheme="majorBidi" w:hAnsiTheme="majorHAnsi" w:eastAsia="黑体"/>
         <w:b/>
         <w:bCs/>
       </w:rPr>
@@ -6689,7 +7040,7 @@
         <w:spacing w:after="0" w:before="0" w:line="240" w:lineRule="auto"/>
       </w:pPr>
       <w:rPr>
-        <w:rFonts w:asciiTheme="majorHAnsi" w:cstheme="majorBidi" w:eastAsiaTheme="majorEastAsia" w:hAnsiTheme="majorHAnsi"/>
+        <w:rFonts w:asciiTheme="majorHAnsi" w:cstheme="majorBidi" w:hAnsiTheme="majorHAnsi" w:eastAsia="黑体"/>
         <w:b/>
         <w:bCs/>
       </w:rPr>
@@ -6710,7 +7061,7 @@
         <w:spacing w:after="0" w:before="0" w:line="240" w:lineRule="auto"/>
       </w:pPr>
       <w:rPr>
-        <w:rFonts w:asciiTheme="majorHAnsi" w:cstheme="majorBidi" w:eastAsiaTheme="majorEastAsia" w:hAnsiTheme="majorHAnsi"/>
+        <w:rFonts w:asciiTheme="majorHAnsi" w:cstheme="majorBidi" w:hAnsiTheme="majorHAnsi" w:eastAsia="黑体"/>
         <w:b/>
         <w:bCs/>
       </w:rPr>
@@ -6728,14 +7079,14 @@
     </w:tblStylePr>
     <w:tblStylePr w:type="firstCol">
       <w:rPr>
-        <w:rFonts w:asciiTheme="majorHAnsi" w:cstheme="majorBidi" w:eastAsiaTheme="majorEastAsia" w:hAnsiTheme="majorHAnsi"/>
+        <w:rFonts w:asciiTheme="majorHAnsi" w:cstheme="majorBidi" w:hAnsiTheme="majorHAnsi" w:eastAsia="黑体"/>
         <w:b/>
         <w:bCs/>
       </w:rPr>
     </w:tblStylePr>
     <w:tblStylePr w:type="lastCol">
       <w:rPr>
-        <w:rFonts w:asciiTheme="majorHAnsi" w:cstheme="majorBidi" w:eastAsiaTheme="majorEastAsia" w:hAnsiTheme="majorHAnsi"/>
+        <w:rFonts w:asciiTheme="majorHAnsi" w:cstheme="majorBidi" w:hAnsiTheme="majorHAnsi" w:eastAsia="黑体"/>
         <w:b/>
         <w:bCs/>
       </w:rPr>
@@ -6819,7 +7170,7 @@
         <w:spacing w:after="0" w:before="0" w:line="240" w:lineRule="auto"/>
       </w:pPr>
       <w:rPr>
-        <w:rFonts w:asciiTheme="majorHAnsi" w:cstheme="majorBidi" w:eastAsiaTheme="majorEastAsia" w:hAnsiTheme="majorHAnsi"/>
+        <w:rFonts w:asciiTheme="majorHAnsi" w:cstheme="majorBidi" w:hAnsiTheme="majorHAnsi" w:eastAsia="黑体"/>
         <w:b/>
         <w:bCs/>
       </w:rPr>
@@ -6840,7 +7191,7 @@
         <w:spacing w:after="0" w:before="0" w:line="240" w:lineRule="auto"/>
       </w:pPr>
       <w:rPr>
-        <w:rFonts w:asciiTheme="majorHAnsi" w:cstheme="majorBidi" w:eastAsiaTheme="majorEastAsia" w:hAnsiTheme="majorHAnsi"/>
+        <w:rFonts w:asciiTheme="majorHAnsi" w:cstheme="majorBidi" w:hAnsiTheme="majorHAnsi" w:eastAsia="黑体"/>
         <w:b/>
         <w:bCs/>
       </w:rPr>
@@ -6858,14 +7209,14 @@
     </w:tblStylePr>
     <w:tblStylePr w:type="firstCol">
       <w:rPr>
-        <w:rFonts w:asciiTheme="majorHAnsi" w:cstheme="majorBidi" w:eastAsiaTheme="majorEastAsia" w:hAnsiTheme="majorHAnsi"/>
+        <w:rFonts w:asciiTheme="majorHAnsi" w:cstheme="majorBidi" w:hAnsiTheme="majorHAnsi" w:eastAsia="黑体"/>
         <w:b/>
         <w:bCs/>
       </w:rPr>
     </w:tblStylePr>
     <w:tblStylePr w:type="lastCol">
       <w:rPr>
-        <w:rFonts w:asciiTheme="majorHAnsi" w:cstheme="majorBidi" w:eastAsiaTheme="majorEastAsia" w:hAnsiTheme="majorHAnsi"/>
+        <w:rFonts w:asciiTheme="majorHAnsi" w:cstheme="majorBidi" w:hAnsiTheme="majorHAnsi" w:eastAsia="黑体"/>
         <w:b/>
         <w:bCs/>
       </w:rPr>
@@ -6948,6 +7299,7 @@
         <w:spacing w:after="0" w:before="0" w:line="240" w:lineRule="auto"/>
       </w:pPr>
       <w:rPr>
+        <w:rFonts w:eastAsia="黑体"/>
         <w:b/>
         <w:bCs/>
         <w:color w:themeColor="background1" w:val="FFFFFF"/>
@@ -6970,6 +7322,7 @@
         <w:spacing w:after="0" w:before="0" w:line="240" w:lineRule="auto"/>
       </w:pPr>
       <w:rPr>
+        <w:rFonts w:eastAsia="黑体"/>
         <w:b/>
         <w:bCs/>
       </w:rPr>
@@ -6987,12 +7340,14 @@
     </w:tblStylePr>
     <w:tblStylePr w:type="firstCol">
       <w:rPr>
+        <w:rFonts w:eastAsia="黑体"/>
         <w:b/>
         <w:bCs/>
       </w:rPr>
     </w:tblStylePr>
     <w:tblStylePr w:type="lastCol">
       <w:rPr>
+        <w:rFonts w:eastAsia="黑体"/>
         <w:b/>
         <w:bCs/>
       </w:rPr>
@@ -7054,6 +7409,7 @@
         <w:spacing w:after="0" w:before="0" w:line="240" w:lineRule="auto"/>
       </w:pPr>
       <w:rPr>
+        <w:rFonts w:eastAsia="黑体"/>
         <w:b/>
         <w:bCs/>
         <w:color w:themeColor="background1" w:val="FFFFFF"/>
@@ -7076,6 +7432,7 @@
         <w:spacing w:after="0" w:before="0" w:line="240" w:lineRule="auto"/>
       </w:pPr>
       <w:rPr>
+        <w:rFonts w:eastAsia="黑体"/>
         <w:b/>
         <w:bCs/>
       </w:rPr>
@@ -7093,12 +7450,14 @@
     </w:tblStylePr>
     <w:tblStylePr w:type="firstCol">
       <w:rPr>
+        <w:rFonts w:eastAsia="黑体"/>
         <w:b/>
         <w:bCs/>
       </w:rPr>
     </w:tblStylePr>
     <w:tblStylePr w:type="lastCol">
       <w:rPr>
+        <w:rFonts w:eastAsia="黑体"/>
         <w:b/>
         <w:bCs/>
       </w:rPr>
@@ -7160,6 +7519,7 @@
         <w:spacing w:after="0" w:before="0" w:line="240" w:lineRule="auto"/>
       </w:pPr>
       <w:rPr>
+        <w:rFonts w:eastAsia="黑体"/>
         <w:b/>
         <w:bCs/>
         <w:color w:themeColor="background1" w:val="FFFFFF"/>
@@ -7182,6 +7542,7 @@
         <w:spacing w:after="0" w:before="0" w:line="240" w:lineRule="auto"/>
       </w:pPr>
       <w:rPr>
+        <w:rFonts w:eastAsia="黑体"/>
         <w:b/>
         <w:bCs/>
       </w:rPr>
@@ -7199,12 +7560,14 @@
     </w:tblStylePr>
     <w:tblStylePr w:type="firstCol">
       <w:rPr>
+        <w:rFonts w:eastAsia="黑体"/>
         <w:b/>
         <w:bCs/>
       </w:rPr>
     </w:tblStylePr>
     <w:tblStylePr w:type="lastCol">
       <w:rPr>
+        <w:rFonts w:eastAsia="黑体"/>
         <w:b/>
         <w:bCs/>
       </w:rPr>
@@ -7266,6 +7629,7 @@
         <w:spacing w:after="0" w:before="0" w:line="240" w:lineRule="auto"/>
       </w:pPr>
       <w:rPr>
+        <w:rFonts w:eastAsia="黑体"/>
         <w:b/>
         <w:bCs/>
         <w:color w:themeColor="background1" w:val="FFFFFF"/>
@@ -7288,6 +7652,7 @@
         <w:spacing w:after="0" w:before="0" w:line="240" w:lineRule="auto"/>
       </w:pPr>
       <w:rPr>
+        <w:rFonts w:eastAsia="黑体"/>
         <w:b/>
         <w:bCs/>
       </w:rPr>
@@ -7305,12 +7670,14 @@
     </w:tblStylePr>
     <w:tblStylePr w:type="firstCol">
       <w:rPr>
+        <w:rFonts w:eastAsia="黑体"/>
         <w:b/>
         <w:bCs/>
       </w:rPr>
     </w:tblStylePr>
     <w:tblStylePr w:type="lastCol">
       <w:rPr>
+        <w:rFonts w:eastAsia="黑体"/>
         <w:b/>
         <w:bCs/>
       </w:rPr>
@@ -7372,6 +7739,7 @@
         <w:spacing w:after="0" w:before="0" w:line="240" w:lineRule="auto"/>
       </w:pPr>
       <w:rPr>
+        <w:rFonts w:eastAsia="黑体"/>
         <w:b/>
         <w:bCs/>
         <w:color w:themeColor="background1" w:val="FFFFFF"/>
@@ -7394,6 +7762,7 @@
         <w:spacing w:after="0" w:before="0" w:line="240" w:lineRule="auto"/>
       </w:pPr>
       <w:rPr>
+        <w:rFonts w:eastAsia="黑体"/>
         <w:b/>
         <w:bCs/>
       </w:rPr>
@@ -7411,12 +7780,14 @@
     </w:tblStylePr>
     <w:tblStylePr w:type="firstCol">
       <w:rPr>
+        <w:rFonts w:eastAsia="黑体"/>
         <w:b/>
         <w:bCs/>
       </w:rPr>
     </w:tblStylePr>
     <w:tblStylePr w:type="lastCol">
       <w:rPr>
+        <w:rFonts w:eastAsia="黑体"/>
         <w:b/>
         <w:bCs/>
       </w:rPr>
@@ -7478,6 +7849,7 @@
         <w:spacing w:after="0" w:before="0" w:line="240" w:lineRule="auto"/>
       </w:pPr>
       <w:rPr>
+        <w:rFonts w:eastAsia="黑体"/>
         <w:b/>
         <w:bCs/>
         <w:color w:themeColor="background1" w:val="FFFFFF"/>
@@ -7500,6 +7872,7 @@
         <w:spacing w:after="0" w:before="0" w:line="240" w:lineRule="auto"/>
       </w:pPr>
       <w:rPr>
+        <w:rFonts w:eastAsia="黑体"/>
         <w:b/>
         <w:bCs/>
       </w:rPr>
@@ -7517,12 +7890,14 @@
     </w:tblStylePr>
     <w:tblStylePr w:type="firstCol">
       <w:rPr>
+        <w:rFonts w:eastAsia="黑体"/>
         <w:b/>
         <w:bCs/>
       </w:rPr>
     </w:tblStylePr>
     <w:tblStylePr w:type="lastCol">
       <w:rPr>
+        <w:rFonts w:eastAsia="黑体"/>
         <w:b/>
         <w:bCs/>
       </w:rPr>
@@ -7584,6 +7959,7 @@
         <w:spacing w:after="0" w:before="0" w:line="240" w:lineRule="auto"/>
       </w:pPr>
       <w:rPr>
+        <w:rFonts w:eastAsia="黑体"/>
         <w:b/>
         <w:bCs/>
         <w:color w:themeColor="background1" w:val="FFFFFF"/>
@@ -7606,6 +7982,7 @@
         <w:spacing w:after="0" w:before="0" w:line="240" w:lineRule="auto"/>
       </w:pPr>
       <w:rPr>
+        <w:rFonts w:eastAsia="黑体"/>
         <w:b/>
         <w:bCs/>
       </w:rPr>
@@ -7623,12 +8000,14 @@
     </w:tblStylePr>
     <w:tblStylePr w:type="firstCol">
       <w:rPr>
+        <w:rFonts w:eastAsia="黑体"/>
         <w:b/>
         <w:bCs/>
       </w:rPr>
     </w:tblStylePr>
     <w:tblStylePr w:type="lastCol">
       <w:rPr>
+        <w:rFonts w:eastAsia="黑体"/>
         <w:b/>
         <w:bCs/>
       </w:rPr>
@@ -7687,6 +8066,7 @@
         <w:spacing w:after="0" w:before="0" w:line="240" w:lineRule="auto"/>
       </w:pPr>
       <w:rPr>
+        <w:rFonts w:eastAsia="黑体"/>
         <w:b/>
         <w:bCs/>
         <w:color w:themeColor="background1" w:val="FFFFFF"/>
@@ -7709,6 +8089,7 @@
         <w:spacing w:after="0" w:before="0" w:line="240" w:lineRule="auto"/>
       </w:pPr>
       <w:rPr>
+        <w:rFonts w:eastAsia="黑体"/>
         <w:color w:val="auto"/>
       </w:rPr>
       <w:tblPr/>
@@ -7726,6 +8107,7 @@
     </w:tblStylePr>
     <w:tblStylePr w:type="firstCol">
       <w:rPr>
+        <w:rFonts w:eastAsia="黑体"/>
         <w:b/>
         <w:bCs/>
         <w:color w:themeColor="background1" w:val="FFFFFF"/>
@@ -7745,6 +8127,7 @@
     </w:tblStylePr>
     <w:tblStylePr w:type="lastCol">
       <w:rPr>
+        <w:rFonts w:eastAsia="黑体"/>
         <w:b/>
         <w:bCs/>
         <w:color w:themeColor="background1" w:val="FFFFFF"/>
@@ -7793,6 +8176,7 @@
     </w:tblStylePr>
     <w:tblStylePr w:type="nwCell">
       <w:rPr>
+        <w:rFonts w:eastAsia="黑体"/>
         <w:color w:themeColor="background1" w:val="FFFFFF"/>
       </w:rPr>
       <w:tblPr/>
@@ -7836,6 +8220,7 @@
         <w:spacing w:after="0" w:before="0" w:line="240" w:lineRule="auto"/>
       </w:pPr>
       <w:rPr>
+        <w:rFonts w:eastAsia="黑体"/>
         <w:b/>
         <w:bCs/>
         <w:color w:themeColor="background1" w:val="FFFFFF"/>
@@ -7858,6 +8243,7 @@
         <w:spacing w:after="0" w:before="0" w:line="240" w:lineRule="auto"/>
       </w:pPr>
       <w:rPr>
+        <w:rFonts w:eastAsia="黑体"/>
         <w:color w:val="auto"/>
       </w:rPr>
       <w:tblPr/>
@@ -7875,6 +8261,7 @@
     </w:tblStylePr>
     <w:tblStylePr w:type="firstCol">
       <w:rPr>
+        <w:rFonts w:eastAsia="黑体"/>
         <w:b/>
         <w:bCs/>
         <w:color w:themeColor="background1" w:val="FFFFFF"/>
@@ -7894,6 +8281,7 @@
     </w:tblStylePr>
     <w:tblStylePr w:type="lastCol">
       <w:rPr>
+        <w:rFonts w:eastAsia="黑体"/>
         <w:b/>
         <w:bCs/>
         <w:color w:themeColor="background1" w:val="FFFFFF"/>
@@ -7942,6 +8330,7 @@
     </w:tblStylePr>
     <w:tblStylePr w:type="nwCell">
       <w:rPr>
+        <w:rFonts w:eastAsia="黑体"/>
         <w:color w:themeColor="background1" w:val="FFFFFF"/>
       </w:rPr>
       <w:tblPr/>
@@ -7985,6 +8374,7 @@
         <w:spacing w:after="0" w:before="0" w:line="240" w:lineRule="auto"/>
       </w:pPr>
       <w:rPr>
+        <w:rFonts w:eastAsia="黑体"/>
         <w:b/>
         <w:bCs/>
         <w:color w:themeColor="background1" w:val="FFFFFF"/>
@@ -8007,6 +8397,7 @@
         <w:spacing w:after="0" w:before="0" w:line="240" w:lineRule="auto"/>
       </w:pPr>
       <w:rPr>
+        <w:rFonts w:eastAsia="黑体"/>
         <w:color w:val="auto"/>
       </w:rPr>
       <w:tblPr/>
@@ -8024,6 +8415,7 @@
     </w:tblStylePr>
     <w:tblStylePr w:type="firstCol">
       <w:rPr>
+        <w:rFonts w:eastAsia="黑体"/>
         <w:b/>
         <w:bCs/>
         <w:color w:themeColor="background1" w:val="FFFFFF"/>
@@ -8043,6 +8435,7 @@
     </w:tblStylePr>
     <w:tblStylePr w:type="lastCol">
       <w:rPr>
+        <w:rFonts w:eastAsia="黑体"/>
         <w:b/>
         <w:bCs/>
         <w:color w:themeColor="background1" w:val="FFFFFF"/>
@@ -8091,6 +8484,7 @@
     </w:tblStylePr>
     <w:tblStylePr w:type="nwCell">
       <w:rPr>
+        <w:rFonts w:eastAsia="黑体"/>
         <w:color w:themeColor="background1" w:val="FFFFFF"/>
       </w:rPr>
       <w:tblPr/>
@@ -8134,6 +8528,7 @@
         <w:spacing w:after="0" w:before="0" w:line="240" w:lineRule="auto"/>
       </w:pPr>
       <w:rPr>
+        <w:rFonts w:eastAsia="黑体"/>
         <w:b/>
         <w:bCs/>
         <w:color w:themeColor="background1" w:val="FFFFFF"/>
@@ -8156,6 +8551,7 @@
         <w:spacing w:after="0" w:before="0" w:line="240" w:lineRule="auto"/>
       </w:pPr>
       <w:rPr>
+        <w:rFonts w:eastAsia="黑体"/>
         <w:color w:val="auto"/>
       </w:rPr>
       <w:tblPr/>
@@ -8173,6 +8569,7 @@
     </w:tblStylePr>
     <w:tblStylePr w:type="firstCol">
       <w:rPr>
+        <w:rFonts w:eastAsia="黑体"/>
         <w:b/>
         <w:bCs/>
         <w:color w:themeColor="background1" w:val="FFFFFF"/>
@@ -8192,6 +8589,7 @@
     </w:tblStylePr>
     <w:tblStylePr w:type="lastCol">
       <w:rPr>
+        <w:rFonts w:eastAsia="黑体"/>
         <w:b/>
         <w:bCs/>
         <w:color w:themeColor="background1" w:val="FFFFFF"/>
@@ -8240,6 +8638,7 @@
     </w:tblStylePr>
     <w:tblStylePr w:type="nwCell">
       <w:rPr>
+        <w:rFonts w:eastAsia="黑体"/>
         <w:color w:themeColor="background1" w:val="FFFFFF"/>
       </w:rPr>
       <w:tblPr/>
@@ -8283,6 +8682,7 @@
         <w:spacing w:after="0" w:before="0" w:line="240" w:lineRule="auto"/>
       </w:pPr>
       <w:rPr>
+        <w:rFonts w:eastAsia="黑体"/>
         <w:b/>
         <w:bCs/>
         <w:color w:themeColor="background1" w:val="FFFFFF"/>
@@ -8305,6 +8705,7 @@
         <w:spacing w:after="0" w:before="0" w:line="240" w:lineRule="auto"/>
       </w:pPr>
       <w:rPr>
+        <w:rFonts w:eastAsia="黑体"/>
         <w:color w:val="auto"/>
       </w:rPr>
       <w:tblPr/>
@@ -8322,6 +8723,7 @@
     </w:tblStylePr>
     <w:tblStylePr w:type="firstCol">
       <w:rPr>
+        <w:rFonts w:eastAsia="黑体"/>
         <w:b/>
         <w:bCs/>
         <w:color w:themeColor="background1" w:val="FFFFFF"/>
@@ -8341,6 +8743,7 @@
     </w:tblStylePr>
     <w:tblStylePr w:type="lastCol">
       <w:rPr>
+        <w:rFonts w:eastAsia="黑体"/>
         <w:b/>
         <w:bCs/>
         <w:color w:themeColor="background1" w:val="FFFFFF"/>
@@ -8389,6 +8792,7 @@
     </w:tblStylePr>
     <w:tblStylePr w:type="nwCell">
       <w:rPr>
+        <w:rFonts w:eastAsia="黑体"/>
         <w:color w:themeColor="background1" w:val="FFFFFF"/>
       </w:rPr>
       <w:tblPr/>
@@ -8432,6 +8836,7 @@
         <w:spacing w:after="0" w:before="0" w:line="240" w:lineRule="auto"/>
       </w:pPr>
       <w:rPr>
+        <w:rFonts w:eastAsia="黑体"/>
         <w:b/>
         <w:bCs/>
         <w:color w:themeColor="background1" w:val="FFFFFF"/>
@@ -8454,6 +8859,7 @@
         <w:spacing w:after="0" w:before="0" w:line="240" w:lineRule="auto"/>
       </w:pPr>
       <w:rPr>
+        <w:rFonts w:eastAsia="黑体"/>
         <w:color w:val="auto"/>
       </w:rPr>
       <w:tblPr/>
@@ -8471,6 +8877,7 @@
     </w:tblStylePr>
     <w:tblStylePr w:type="firstCol">
       <w:rPr>
+        <w:rFonts w:eastAsia="黑体"/>
         <w:b/>
         <w:bCs/>
         <w:color w:themeColor="background1" w:val="FFFFFF"/>
@@ -8490,6 +8897,7 @@
     </w:tblStylePr>
     <w:tblStylePr w:type="lastCol">
       <w:rPr>
+        <w:rFonts w:eastAsia="黑体"/>
         <w:b/>
         <w:bCs/>
         <w:color w:themeColor="background1" w:val="FFFFFF"/>
@@ -8538,6 +8946,7 @@
     </w:tblStylePr>
     <w:tblStylePr w:type="nwCell">
       <w:rPr>
+        <w:rFonts w:eastAsia="黑体"/>
         <w:color w:themeColor="background1" w:val="FFFFFF"/>
       </w:rPr>
       <w:tblPr/>
@@ -8581,6 +8990,7 @@
         <w:spacing w:after="0" w:before="0" w:line="240" w:lineRule="auto"/>
       </w:pPr>
       <w:rPr>
+        <w:rFonts w:eastAsia="黑体"/>
         <w:b/>
         <w:bCs/>
         <w:color w:themeColor="background1" w:val="FFFFFF"/>
@@ -8603,6 +9013,7 @@
         <w:spacing w:after="0" w:before="0" w:line="240" w:lineRule="auto"/>
       </w:pPr>
       <w:rPr>
+        <w:rFonts w:eastAsia="黑体"/>
         <w:color w:val="auto"/>
       </w:rPr>
       <w:tblPr/>
@@ -8620,6 +9031,7 @@
     </w:tblStylePr>
     <w:tblStylePr w:type="firstCol">
       <w:rPr>
+        <w:rFonts w:eastAsia="黑体"/>
         <w:b/>
         <w:bCs/>
         <w:color w:themeColor="background1" w:val="FFFFFF"/>
@@ -8639,6 +9051,7 @@
     </w:tblStylePr>
     <w:tblStylePr w:type="lastCol">
       <w:rPr>
+        <w:rFonts w:eastAsia="黑体"/>
         <w:b/>
         <w:bCs/>
         <w:color w:themeColor="background1" w:val="FFFFFF"/>
@@ -8687,6 +9100,7 @@
     </w:tblStylePr>
     <w:tblStylePr w:type="nwCell">
       <w:rPr>
+        <w:rFonts w:eastAsia="黑体"/>
         <w:color w:themeColor="background1" w:val="FFFFFF"/>
       </w:rPr>
       <w:tblPr/>
@@ -8711,6 +9125,7 @@
       <w:spacing w:after="0" w:line="240" w:lineRule="auto"/>
     </w:pPr>
     <w:rPr>
+      <w:rFonts w:eastAsia="黑体"/>
       <w:color w:themeColor="text1" w:val="000000"/>
     </w:rPr>
     <w:tblPr>
@@ -8730,7 +9145,7 @@
     </w:tblPr>
     <w:tblStylePr w:type="firstRow">
       <w:rPr>
-        <w:rFonts w:asciiTheme="majorHAnsi" w:cstheme="majorBidi" w:eastAsiaTheme="majorEastAsia" w:hAnsiTheme="majorHAnsi"/>
+        <w:rFonts w:asciiTheme="majorHAnsi" w:cstheme="majorBidi" w:hAnsiTheme="majorHAnsi" w:eastAsia="黑体"/>
       </w:rPr>
       <w:tblPr/>
       <w:tcPr>
@@ -8742,6 +9157,7 @@
     </w:tblStylePr>
     <w:tblStylePr w:type="lastRow">
       <w:rPr>
+        <w:rFonts w:eastAsia="黑体"/>
         <w:b/>
         <w:bCs/>
         <w:color w:themeColor="text2" w:val="1F497D"/>
@@ -8756,12 +9172,14 @@
     </w:tblStylePr>
     <w:tblStylePr w:type="firstCol">
       <w:rPr>
+        <w:rFonts w:eastAsia="黑体"/>
         <w:b/>
         <w:bCs/>
       </w:rPr>
     </w:tblStylePr>
     <w:tblStylePr w:type="lastCol">
       <w:rPr>
+        <w:rFonts w:eastAsia="黑体"/>
         <w:b/>
         <w:bCs/>
       </w:rPr>
@@ -8795,6 +9213,7 @@
       <w:spacing w:after="0" w:line="240" w:lineRule="auto"/>
     </w:pPr>
     <w:rPr>
+      <w:rFonts w:eastAsia="黑体"/>
       <w:color w:themeColor="text1" w:val="000000"/>
     </w:rPr>
     <w:tblPr>
@@ -8814,7 +9233,7 @@
     </w:tblPr>
     <w:tblStylePr w:type="firstRow">
       <w:rPr>
-        <w:rFonts w:asciiTheme="majorHAnsi" w:cstheme="majorBidi" w:eastAsiaTheme="majorEastAsia" w:hAnsiTheme="majorHAnsi"/>
+        <w:rFonts w:asciiTheme="majorHAnsi" w:cstheme="majorBidi" w:hAnsiTheme="majorHAnsi" w:eastAsia="黑体"/>
       </w:rPr>
       <w:tblPr/>
       <w:tcPr>
@@ -8826,6 +9245,7 @@
     </w:tblStylePr>
     <w:tblStylePr w:type="lastRow">
       <w:rPr>
+        <w:rFonts w:eastAsia="黑体"/>
         <w:b/>
         <w:bCs/>
         <w:color w:themeColor="text2" w:val="1F497D"/>
@@ -8840,12 +9260,14 @@
     </w:tblStylePr>
     <w:tblStylePr w:type="firstCol">
       <w:rPr>
+        <w:rFonts w:eastAsia="黑体"/>
         <w:b/>
         <w:bCs/>
       </w:rPr>
     </w:tblStylePr>
     <w:tblStylePr w:type="lastCol">
       <w:rPr>
+        <w:rFonts w:eastAsia="黑体"/>
         <w:b/>
         <w:bCs/>
       </w:rPr>
@@ -8879,6 +9301,7 @@
       <w:spacing w:after="0" w:line="240" w:lineRule="auto"/>
     </w:pPr>
     <w:rPr>
+      <w:rFonts w:eastAsia="黑体"/>
       <w:color w:themeColor="text1" w:val="000000"/>
     </w:rPr>
     <w:tblPr>
@@ -8898,7 +9321,7 @@
     </w:tblPr>
     <w:tblStylePr w:type="firstRow">
       <w:rPr>
-        <w:rFonts w:asciiTheme="majorHAnsi" w:cstheme="majorBidi" w:eastAsiaTheme="majorEastAsia" w:hAnsiTheme="majorHAnsi"/>
+        <w:rFonts w:asciiTheme="majorHAnsi" w:cstheme="majorBidi" w:hAnsiTheme="majorHAnsi" w:eastAsia="黑体"/>
       </w:rPr>
       <w:tblPr/>
       <w:tcPr>
@@ -8910,6 +9333,7 @@
     </w:tblStylePr>
     <w:tblStylePr w:type="lastRow">
       <w:rPr>
+        <w:rFonts w:eastAsia="黑体"/>
         <w:b/>
         <w:bCs/>
         <w:color w:themeColor="text2" w:val="1F497D"/>
@@ -8924,12 +9348,14 @@
     </w:tblStylePr>
     <w:tblStylePr w:type="firstCol">
       <w:rPr>
+        <w:rFonts w:eastAsia="黑体"/>
         <w:b/>
         <w:bCs/>
       </w:rPr>
     </w:tblStylePr>
     <w:tblStylePr w:type="lastCol">
       <w:rPr>
+        <w:rFonts w:eastAsia="黑体"/>
         <w:b/>
         <w:bCs/>
       </w:rPr>
@@ -8963,6 +9389,7 @@
       <w:spacing w:after="0" w:line="240" w:lineRule="auto"/>
     </w:pPr>
     <w:rPr>
+      <w:rFonts w:eastAsia="黑体"/>
       <w:color w:themeColor="text1" w:val="000000"/>
     </w:rPr>
     <w:tblPr>
@@ -8982,7 +9409,7 @@
     </w:tblPr>
     <w:tblStylePr w:type="firstRow">
       <w:rPr>
-        <w:rFonts w:asciiTheme="majorHAnsi" w:cstheme="majorBidi" w:eastAsiaTheme="majorEastAsia" w:hAnsiTheme="majorHAnsi"/>
+        <w:rFonts w:asciiTheme="majorHAnsi" w:cstheme="majorBidi" w:hAnsiTheme="majorHAnsi" w:eastAsia="黑体"/>
       </w:rPr>
       <w:tblPr/>
       <w:tcPr>
@@ -8994,6 +9421,7 @@
     </w:tblStylePr>
     <w:tblStylePr w:type="lastRow">
       <w:rPr>
+        <w:rFonts w:eastAsia="黑体"/>
         <w:b/>
         <w:bCs/>
         <w:color w:themeColor="text2" w:val="1F497D"/>
@@ -9008,12 +9436,14 @@
     </w:tblStylePr>
     <w:tblStylePr w:type="firstCol">
       <w:rPr>
+        <w:rFonts w:eastAsia="黑体"/>
         <w:b/>
         <w:bCs/>
       </w:rPr>
     </w:tblStylePr>
     <w:tblStylePr w:type="lastCol">
       <w:rPr>
+        <w:rFonts w:eastAsia="黑体"/>
         <w:b/>
         <w:bCs/>
       </w:rPr>
@@ -9047,6 +9477,7 @@
       <w:spacing w:after="0" w:line="240" w:lineRule="auto"/>
     </w:pPr>
     <w:rPr>
+      <w:rFonts w:eastAsia="黑体"/>
       <w:color w:themeColor="text1" w:val="000000"/>
     </w:rPr>
     <w:tblPr>
@@ -9066,7 +9497,7 @@
     </w:tblPr>
     <w:tblStylePr w:type="firstRow">
       <w:rPr>
-        <w:rFonts w:asciiTheme="majorHAnsi" w:cstheme="majorBidi" w:eastAsiaTheme="majorEastAsia" w:hAnsiTheme="majorHAnsi"/>
+        <w:rFonts w:asciiTheme="majorHAnsi" w:cstheme="majorBidi" w:hAnsiTheme="majorHAnsi" w:eastAsia="黑体"/>
       </w:rPr>
       <w:tblPr/>
       <w:tcPr>
@@ -9078,6 +9509,7 @@
     </w:tblStylePr>
     <w:tblStylePr w:type="lastRow">
       <w:rPr>
+        <w:rFonts w:eastAsia="黑体"/>
         <w:b/>
         <w:bCs/>
         <w:color w:themeColor="text2" w:val="1F497D"/>
@@ -9092,12 +9524,14 @@
     </w:tblStylePr>
     <w:tblStylePr w:type="firstCol">
       <w:rPr>
+        <w:rFonts w:eastAsia="黑体"/>
         <w:b/>
         <w:bCs/>
       </w:rPr>
     </w:tblStylePr>
     <w:tblStylePr w:type="lastCol">
       <w:rPr>
+        <w:rFonts w:eastAsia="黑体"/>
         <w:b/>
         <w:bCs/>
       </w:rPr>
@@ -9131,6 +9565,7 @@
       <w:spacing w:after="0" w:line="240" w:lineRule="auto"/>
     </w:pPr>
     <w:rPr>
+      <w:rFonts w:eastAsia="黑体"/>
       <w:color w:themeColor="text1" w:val="000000"/>
     </w:rPr>
     <w:tblPr>
@@ -9150,7 +9585,7 @@
     </w:tblPr>
     <w:tblStylePr w:type="firstRow">
       <w:rPr>
-        <w:rFonts w:asciiTheme="majorHAnsi" w:cstheme="majorBidi" w:eastAsiaTheme="majorEastAsia" w:hAnsiTheme="majorHAnsi"/>
+        <w:rFonts w:asciiTheme="majorHAnsi" w:cstheme="majorBidi" w:hAnsiTheme="majorHAnsi" w:eastAsia="黑体"/>
       </w:rPr>
       <w:tblPr/>
       <w:tcPr>
@@ -9162,6 +9597,7 @@
     </w:tblStylePr>
     <w:tblStylePr w:type="lastRow">
       <w:rPr>
+        <w:rFonts w:eastAsia="黑体"/>
         <w:b/>
         <w:bCs/>
         <w:color w:themeColor="text2" w:val="1F497D"/>
@@ -9176,12 +9612,14 @@
     </w:tblStylePr>
     <w:tblStylePr w:type="firstCol">
       <w:rPr>
+        <w:rFonts w:eastAsia="黑体"/>
         <w:b/>
         <w:bCs/>
       </w:rPr>
     </w:tblStylePr>
     <w:tblStylePr w:type="lastCol">
       <w:rPr>
+        <w:rFonts w:eastAsia="黑体"/>
         <w:b/>
         <w:bCs/>
       </w:rPr>
@@ -9215,6 +9653,7 @@
       <w:spacing w:after="0" w:line="240" w:lineRule="auto"/>
     </w:pPr>
     <w:rPr>
+      <w:rFonts w:eastAsia="黑体"/>
       <w:color w:themeColor="text1" w:val="000000"/>
     </w:rPr>
     <w:tblPr>
@@ -9234,7 +9673,7 @@
     </w:tblPr>
     <w:tblStylePr w:type="firstRow">
       <w:rPr>
-        <w:rFonts w:asciiTheme="majorHAnsi" w:cstheme="majorBidi" w:eastAsiaTheme="majorEastAsia" w:hAnsiTheme="majorHAnsi"/>
+        <w:rFonts w:asciiTheme="majorHAnsi" w:cstheme="majorBidi" w:hAnsiTheme="majorHAnsi" w:eastAsia="黑体"/>
       </w:rPr>
       <w:tblPr/>
       <w:tcPr>
@@ -9246,6 +9685,7 @@
     </w:tblStylePr>
     <w:tblStylePr w:type="lastRow">
       <w:rPr>
+        <w:rFonts w:eastAsia="黑体"/>
         <w:b/>
         <w:bCs/>
         <w:color w:themeColor="text2" w:val="1F497D"/>
@@ -9260,12 +9700,14 @@
     </w:tblStylePr>
     <w:tblStylePr w:type="firstCol">
       <w:rPr>
+        <w:rFonts w:eastAsia="黑体"/>
         <w:b/>
         <w:bCs/>
       </w:rPr>
     </w:tblStylePr>
     <w:tblStylePr w:type="lastCol">
       <w:rPr>
+        <w:rFonts w:eastAsia="黑体"/>
         <w:b/>
         <w:bCs/>
       </w:rPr>
@@ -9299,7 +9741,7 @@
       <w:spacing w:after="0" w:line="240" w:lineRule="auto"/>
     </w:pPr>
     <w:rPr>
-      <w:rFonts w:asciiTheme="majorHAnsi" w:cstheme="majorBidi" w:eastAsiaTheme="majorEastAsia" w:hAnsiTheme="majorHAnsi"/>
+      <w:rFonts w:asciiTheme="majorHAnsi" w:cstheme="majorBidi" w:hAnsiTheme="majorHAnsi" w:eastAsia="黑体"/>
       <w:color w:themeColor="text1" w:val="000000"/>
     </w:rPr>
     <w:tblPr>
@@ -9321,6 +9763,7 @@
     </w:tblPr>
     <w:tblStylePr w:type="firstRow">
       <w:rPr>
+        <w:rFonts w:eastAsia="黑体"/>
         <w:sz w:val="24"/>
         <w:szCs w:val="24"/>
       </w:rPr>
@@ -9427,7 +9870,7 @@
       <w:spacing w:after="0" w:line="240" w:lineRule="auto"/>
     </w:pPr>
     <w:rPr>
-      <w:rFonts w:asciiTheme="majorHAnsi" w:cstheme="majorBidi" w:eastAsiaTheme="majorEastAsia" w:hAnsiTheme="majorHAnsi"/>
+      <w:rFonts w:asciiTheme="majorHAnsi" w:cstheme="majorBidi" w:hAnsiTheme="majorHAnsi" w:eastAsia="黑体"/>
       <w:color w:themeColor="text1" w:val="000000"/>
     </w:rPr>
     <w:tblPr>
@@ -9449,6 +9892,7 @@
     </w:tblPr>
     <w:tblStylePr w:type="firstRow">
       <w:rPr>
+        <w:rFonts w:eastAsia="黑体"/>
         <w:sz w:val="24"/>
         <w:szCs w:val="24"/>
       </w:rPr>
@@ -9555,7 +9999,7 @@
       <w:spacing w:after="0" w:line="240" w:lineRule="auto"/>
     </w:pPr>
     <w:rPr>
-      <w:rFonts w:asciiTheme="majorHAnsi" w:cstheme="majorBidi" w:eastAsiaTheme="majorEastAsia" w:hAnsiTheme="majorHAnsi"/>
+      <w:rFonts w:asciiTheme="majorHAnsi" w:cstheme="majorBidi" w:hAnsiTheme="majorHAnsi" w:eastAsia="黑体"/>
       <w:color w:themeColor="text1" w:val="000000"/>
     </w:rPr>
     <w:tblPr>
@@ -9577,6 +10021,7 @@
     </w:tblPr>
     <w:tblStylePr w:type="firstRow">
       <w:rPr>
+        <w:rFonts w:eastAsia="黑体"/>
         <w:sz w:val="24"/>
         <w:szCs w:val="24"/>
       </w:rPr>
@@ -9683,7 +10128,7 @@
       <w:spacing w:after="0" w:line="240" w:lineRule="auto"/>
     </w:pPr>
     <w:rPr>
-      <w:rFonts w:asciiTheme="majorHAnsi" w:cstheme="majorBidi" w:eastAsiaTheme="majorEastAsia" w:hAnsiTheme="majorHAnsi"/>
+      <w:rFonts w:asciiTheme="majorHAnsi" w:cstheme="majorBidi" w:hAnsiTheme="majorHAnsi" w:eastAsia="黑体"/>
       <w:color w:themeColor="text1" w:val="000000"/>
     </w:rPr>
     <w:tblPr>
@@ -9705,6 +10150,7 @@
     </w:tblPr>
     <w:tblStylePr w:type="firstRow">
       <w:rPr>
+        <w:rFonts w:eastAsia="黑体"/>
         <w:sz w:val="24"/>
         <w:szCs w:val="24"/>
       </w:rPr>
@@ -9811,7 +10257,7 @@
       <w:spacing w:after="0" w:line="240" w:lineRule="auto"/>
     </w:pPr>
     <w:rPr>
-      <w:rFonts w:asciiTheme="majorHAnsi" w:cstheme="majorBidi" w:eastAsiaTheme="majorEastAsia" w:hAnsiTheme="majorHAnsi"/>
+      <w:rFonts w:asciiTheme="majorHAnsi" w:cstheme="majorBidi" w:hAnsiTheme="majorHAnsi" w:eastAsia="黑体"/>
       <w:color w:themeColor="text1" w:val="000000"/>
     </w:rPr>
     <w:tblPr>
@@ -9833,6 +10279,7 @@
     </w:tblPr>
     <w:tblStylePr w:type="firstRow">
       <w:rPr>
+        <w:rFonts w:eastAsia="黑体"/>
         <w:sz w:val="24"/>
         <w:szCs w:val="24"/>
       </w:rPr>
@@ -9939,7 +10386,7 @@
       <w:spacing w:after="0" w:line="240" w:lineRule="auto"/>
     </w:pPr>
     <w:rPr>
-      <w:rFonts w:asciiTheme="majorHAnsi" w:cstheme="majorBidi" w:eastAsiaTheme="majorEastAsia" w:hAnsiTheme="majorHAnsi"/>
+      <w:rFonts w:asciiTheme="majorHAnsi" w:cstheme="majorBidi" w:hAnsiTheme="majorHAnsi" w:eastAsia="黑体"/>
       <w:color w:themeColor="text1" w:val="000000"/>
     </w:rPr>
     <w:tblPr>
@@ -9961,6 +10408,7 @@
     </w:tblPr>
     <w:tblStylePr w:type="firstRow">
       <w:rPr>
+        <w:rFonts w:eastAsia="黑体"/>
         <w:sz w:val="24"/>
         <w:szCs w:val="24"/>
       </w:rPr>
@@ -10067,7 +10515,7 @@
       <w:spacing w:after="0" w:line="240" w:lineRule="auto"/>
     </w:pPr>
     <w:rPr>
-      <w:rFonts w:asciiTheme="majorHAnsi" w:cstheme="majorBidi" w:eastAsiaTheme="majorEastAsia" w:hAnsiTheme="majorHAnsi"/>
+      <w:rFonts w:asciiTheme="majorHAnsi" w:cstheme="majorBidi" w:hAnsiTheme="majorHAnsi" w:eastAsia="黑体"/>
       <w:color w:themeColor="text1" w:val="000000"/>
     </w:rPr>
     <w:tblPr>
@@ -10089,6 +10537,7 @@
     </w:tblPr>
     <w:tblStylePr w:type="firstRow">
       <w:rPr>
+        <w:rFonts w:eastAsia="黑体"/>
         <w:sz w:val="24"/>
         <w:szCs w:val="24"/>
       </w:rPr>
@@ -10218,12 +10667,14 @@
     </w:tcPr>
     <w:tblStylePr w:type="firstRow">
       <w:rPr>
+        <w:rFonts w:eastAsia="黑体"/>
         <w:b/>
         <w:bCs/>
       </w:rPr>
     </w:tblStylePr>
     <w:tblStylePr w:type="lastRow">
       <w:rPr>
+        <w:rFonts w:eastAsia="黑体"/>
         <w:b/>
         <w:bCs/>
       </w:rPr>
@@ -10236,12 +10687,14 @@
     </w:tblStylePr>
     <w:tblStylePr w:type="firstCol">
       <w:rPr>
+        <w:rFonts w:eastAsia="黑体"/>
         <w:b/>
         <w:bCs/>
       </w:rPr>
     </w:tblStylePr>
     <w:tblStylePr w:type="lastCol">
       <w:rPr>
+        <w:rFonts w:eastAsia="黑体"/>
         <w:b/>
         <w:bCs/>
       </w:rPr>
@@ -10291,12 +10744,14 @@
     </w:tcPr>
     <w:tblStylePr w:type="firstRow">
       <w:rPr>
+        <w:rFonts w:eastAsia="黑体"/>
         <w:b/>
         <w:bCs/>
       </w:rPr>
     </w:tblStylePr>
     <w:tblStylePr w:type="lastRow">
       <w:rPr>
+        <w:rFonts w:eastAsia="黑体"/>
         <w:b/>
         <w:bCs/>
       </w:rPr>
@@ -10309,12 +10764,14 @@
     </w:tblStylePr>
     <w:tblStylePr w:type="firstCol">
       <w:rPr>
+        <w:rFonts w:eastAsia="黑体"/>
         <w:b/>
         <w:bCs/>
       </w:rPr>
     </w:tblStylePr>
     <w:tblStylePr w:type="lastCol">
       <w:rPr>
+        <w:rFonts w:eastAsia="黑体"/>
         <w:b/>
         <w:bCs/>
       </w:rPr>
@@ -10364,12 +10821,14 @@
     </w:tcPr>
     <w:tblStylePr w:type="firstRow">
       <w:rPr>
+        <w:rFonts w:eastAsia="黑体"/>
         <w:b/>
         <w:bCs/>
       </w:rPr>
     </w:tblStylePr>
     <w:tblStylePr w:type="lastRow">
       <w:rPr>
+        <w:rFonts w:eastAsia="黑体"/>
         <w:b/>
         <w:bCs/>
       </w:rPr>
@@ -10382,12 +10841,14 @@
     </w:tblStylePr>
     <w:tblStylePr w:type="firstCol">
       <w:rPr>
+        <w:rFonts w:eastAsia="黑体"/>
         <w:b/>
         <w:bCs/>
       </w:rPr>
     </w:tblStylePr>
     <w:tblStylePr w:type="lastCol">
       <w:rPr>
+        <w:rFonts w:eastAsia="黑体"/>
         <w:b/>
         <w:bCs/>
       </w:rPr>
@@ -10437,12 +10898,14 @@
     </w:tcPr>
     <w:tblStylePr w:type="firstRow">
       <w:rPr>
+        <w:rFonts w:eastAsia="黑体"/>
         <w:b/>
         <w:bCs/>
       </w:rPr>
     </w:tblStylePr>
     <w:tblStylePr w:type="lastRow">
       <w:rPr>
+        <w:rFonts w:eastAsia="黑体"/>
         <w:b/>
         <w:bCs/>
       </w:rPr>
@@ -10455,12 +10918,14 @@
     </w:tblStylePr>
     <w:tblStylePr w:type="firstCol">
       <w:rPr>
+        <w:rFonts w:eastAsia="黑体"/>
         <w:b/>
         <w:bCs/>
       </w:rPr>
     </w:tblStylePr>
     <w:tblStylePr w:type="lastCol">
       <w:rPr>
+        <w:rFonts w:eastAsia="黑体"/>
         <w:b/>
         <w:bCs/>
       </w:rPr>
@@ -10510,12 +10975,14 @@
     </w:tcPr>
     <w:tblStylePr w:type="firstRow">
       <w:rPr>
+        <w:rFonts w:eastAsia="黑体"/>
         <w:b/>
         <w:bCs/>
       </w:rPr>
     </w:tblStylePr>
     <w:tblStylePr w:type="lastRow">
       <w:rPr>
+        <w:rFonts w:eastAsia="黑体"/>
         <w:b/>
         <w:bCs/>
       </w:rPr>
@@ -10528,12 +10995,14 @@
     </w:tblStylePr>
     <w:tblStylePr w:type="firstCol">
       <w:rPr>
+        <w:rFonts w:eastAsia="黑体"/>
         <w:b/>
         <w:bCs/>
       </w:rPr>
     </w:tblStylePr>
     <w:tblStylePr w:type="lastCol">
       <w:rPr>
+        <w:rFonts w:eastAsia="黑体"/>
         <w:b/>
         <w:bCs/>
       </w:rPr>
@@ -10583,12 +11052,14 @@
     </w:tcPr>
     <w:tblStylePr w:type="firstRow">
       <w:rPr>
+        <w:rFonts w:eastAsia="黑体"/>
         <w:b/>
         <w:bCs/>
       </w:rPr>
     </w:tblStylePr>
     <w:tblStylePr w:type="lastRow">
       <w:rPr>
+        <w:rFonts w:eastAsia="黑体"/>
         <w:b/>
         <w:bCs/>
       </w:rPr>
@@ -10601,12 +11072,14 @@
     </w:tblStylePr>
     <w:tblStylePr w:type="firstCol">
       <w:rPr>
+        <w:rFonts w:eastAsia="黑体"/>
         <w:b/>
         <w:bCs/>
       </w:rPr>
     </w:tblStylePr>
     <w:tblStylePr w:type="lastCol">
       <w:rPr>
+        <w:rFonts w:eastAsia="黑体"/>
         <w:b/>
         <w:bCs/>
       </w:rPr>
@@ -10656,12 +11129,14 @@
     </w:tcPr>
     <w:tblStylePr w:type="firstRow">
       <w:rPr>
+        <w:rFonts w:eastAsia="黑体"/>
         <w:b/>
         <w:bCs/>
       </w:rPr>
     </w:tblStylePr>
     <w:tblStylePr w:type="lastRow">
       <w:rPr>
+        <w:rFonts w:eastAsia="黑体"/>
         <w:b/>
         <w:bCs/>
       </w:rPr>
@@ -10674,12 +11149,14 @@
     </w:tblStylePr>
     <w:tblStylePr w:type="firstCol">
       <w:rPr>
+        <w:rFonts w:eastAsia="黑体"/>
         <w:b/>
         <w:bCs/>
       </w:rPr>
     </w:tblStylePr>
     <w:tblStylePr w:type="lastCol">
       <w:rPr>
+        <w:rFonts w:eastAsia="黑体"/>
         <w:b/>
         <w:bCs/>
       </w:rPr>
@@ -10706,7 +11183,7 @@
       <w:spacing w:after="0" w:line="240" w:lineRule="auto"/>
     </w:pPr>
     <w:rPr>
-      <w:rFonts w:asciiTheme="majorHAnsi" w:cstheme="majorBidi" w:eastAsiaTheme="majorEastAsia" w:hAnsiTheme="majorHAnsi"/>
+      <w:rFonts w:asciiTheme="majorHAnsi" w:cstheme="majorBidi" w:hAnsiTheme="majorHAnsi" w:eastAsia="黑体"/>
       <w:color w:themeColor="text1" w:val="000000"/>
     </w:rPr>
     <w:tblPr>
@@ -10733,6 +11210,7 @@
     </w:tcPr>
     <w:tblStylePr w:type="firstRow">
       <w:rPr>
+        <w:rFonts w:eastAsia="黑体"/>
         <w:b/>
         <w:bCs/>
         <w:color w:themeColor="text1" w:val="000000"/>
@@ -10744,6 +11222,7 @@
     </w:tblStylePr>
     <w:tblStylePr w:type="lastRow">
       <w:rPr>
+        <w:rFonts w:eastAsia="黑体"/>
         <w:b/>
         <w:bCs/>
         <w:color w:themeColor="text1" w:val="000000"/>
@@ -10763,6 +11242,7 @@
     </w:tblStylePr>
     <w:tblStylePr w:type="firstCol">
       <w:rPr>
+        <w:rFonts w:eastAsia="黑体"/>
         <w:b/>
         <w:bCs/>
         <w:color w:themeColor="text1" w:val="000000"/>
@@ -10782,6 +11262,7 @@
     </w:tblStylePr>
     <w:tblStylePr w:type="lastCol">
       <w:rPr>
+        <w:rFonts w:eastAsia="黑体"/>
         <w:b w:val="0"/>
         <w:bCs w:val="0"/>
         <w:color w:themeColor="text1" w:val="000000"/>
@@ -10831,7 +11312,7 @@
       <w:spacing w:after="0" w:line="240" w:lineRule="auto"/>
     </w:pPr>
     <w:rPr>
-      <w:rFonts w:asciiTheme="majorHAnsi" w:cstheme="majorBidi" w:eastAsiaTheme="majorEastAsia" w:hAnsiTheme="majorHAnsi"/>
+      <w:rFonts w:asciiTheme="majorHAnsi" w:cstheme="majorBidi" w:hAnsiTheme="majorHAnsi" w:eastAsia="黑体"/>
       <w:color w:themeColor="text1" w:val="000000"/>
     </w:rPr>
     <w:tblPr>
@@ -10858,6 +11339,7 @@
     </w:tcPr>
     <w:tblStylePr w:type="firstRow">
       <w:rPr>
+        <w:rFonts w:eastAsia="黑体"/>
         <w:b/>
         <w:bCs/>
         <w:color w:themeColor="text1" w:val="000000"/>
@@ -10869,6 +11351,7 @@
     </w:tblStylePr>
     <w:tblStylePr w:type="lastRow">
       <w:rPr>
+        <w:rFonts w:eastAsia="黑体"/>
         <w:b/>
         <w:bCs/>
         <w:color w:themeColor="text1" w:val="000000"/>
@@ -10888,6 +11371,7 @@
     </w:tblStylePr>
     <w:tblStylePr w:type="firstCol">
       <w:rPr>
+        <w:rFonts w:eastAsia="黑体"/>
         <w:b/>
         <w:bCs/>
         <w:color w:themeColor="text1" w:val="000000"/>
@@ -10907,6 +11391,7 @@
     </w:tblStylePr>
     <w:tblStylePr w:type="lastCol">
       <w:rPr>
+        <w:rFonts w:eastAsia="黑体"/>
         <w:b w:val="0"/>
         <w:bCs w:val="0"/>
         <w:color w:themeColor="text1" w:val="000000"/>
@@ -10956,7 +11441,7 @@
       <w:spacing w:after="0" w:line="240" w:lineRule="auto"/>
     </w:pPr>
     <w:rPr>
-      <w:rFonts w:asciiTheme="majorHAnsi" w:cstheme="majorBidi" w:eastAsiaTheme="majorEastAsia" w:hAnsiTheme="majorHAnsi"/>
+      <w:rFonts w:asciiTheme="majorHAnsi" w:cstheme="majorBidi" w:hAnsiTheme="majorHAnsi" w:eastAsia="黑体"/>
       <w:color w:themeColor="text1" w:val="000000"/>
     </w:rPr>
     <w:tblPr>
@@ -10983,6 +11468,7 @@
     </w:tcPr>
     <w:tblStylePr w:type="firstRow">
       <w:rPr>
+        <w:rFonts w:eastAsia="黑体"/>
         <w:b/>
         <w:bCs/>
         <w:color w:themeColor="text1" w:val="000000"/>
@@ -10994,6 +11480,7 @@
     </w:tblStylePr>
     <w:tblStylePr w:type="lastRow">
       <w:rPr>
+        <w:rFonts w:eastAsia="黑体"/>
         <w:b/>
         <w:bCs/>
         <w:color w:themeColor="text1" w:val="000000"/>
@@ -11013,6 +11500,7 @@
     </w:tblStylePr>
     <w:tblStylePr w:type="firstCol">
       <w:rPr>
+        <w:rFonts w:eastAsia="黑体"/>
         <w:b/>
         <w:bCs/>
         <w:color w:themeColor="text1" w:val="000000"/>
@@ -11032,6 +11520,7 @@
     </w:tblStylePr>
     <w:tblStylePr w:type="lastCol">
       <w:rPr>
+        <w:rFonts w:eastAsia="黑体"/>
         <w:b w:val="0"/>
         <w:bCs w:val="0"/>
         <w:color w:themeColor="text1" w:val="000000"/>
@@ -11081,7 +11570,7 @@
       <w:spacing w:after="0" w:line="240" w:lineRule="auto"/>
     </w:pPr>
     <w:rPr>
-      <w:rFonts w:asciiTheme="majorHAnsi" w:cstheme="majorBidi" w:eastAsiaTheme="majorEastAsia" w:hAnsiTheme="majorHAnsi"/>
+      <w:rFonts w:asciiTheme="majorHAnsi" w:cstheme="majorBidi" w:hAnsiTheme="majorHAnsi" w:eastAsia="黑体"/>
       <w:color w:themeColor="text1" w:val="000000"/>
     </w:rPr>
     <w:tblPr>
@@ -11108,6 +11597,7 @@
     </w:tcPr>
     <w:tblStylePr w:type="firstRow">
       <w:rPr>
+        <w:rFonts w:eastAsia="黑体"/>
         <w:b/>
         <w:bCs/>
         <w:color w:themeColor="text1" w:val="000000"/>
@@ -11119,6 +11609,7 @@
     </w:tblStylePr>
     <w:tblStylePr w:type="lastRow">
       <w:rPr>
+        <w:rFonts w:eastAsia="黑体"/>
         <w:b/>
         <w:bCs/>
         <w:color w:themeColor="text1" w:val="000000"/>
@@ -11138,6 +11629,7 @@
     </w:tblStylePr>
     <w:tblStylePr w:type="firstCol">
       <w:rPr>
+        <w:rFonts w:eastAsia="黑体"/>
         <w:b/>
         <w:bCs/>
         <w:color w:themeColor="text1" w:val="000000"/>
@@ -11157,6 +11649,7 @@
     </w:tblStylePr>
     <w:tblStylePr w:type="lastCol">
       <w:rPr>
+        <w:rFonts w:eastAsia="黑体"/>
         <w:b w:val="0"/>
         <w:bCs w:val="0"/>
         <w:color w:themeColor="text1" w:val="000000"/>
@@ -11206,7 +11699,7 @@
       <w:spacing w:after="0" w:line="240" w:lineRule="auto"/>
     </w:pPr>
     <w:rPr>
-      <w:rFonts w:asciiTheme="majorHAnsi" w:cstheme="majorBidi" w:eastAsiaTheme="majorEastAsia" w:hAnsiTheme="majorHAnsi"/>
+      <w:rFonts w:asciiTheme="majorHAnsi" w:cstheme="majorBidi" w:hAnsiTheme="majorHAnsi" w:eastAsia="黑体"/>
       <w:color w:themeColor="text1" w:val="000000"/>
     </w:rPr>
     <w:tblPr>
@@ -11233,6 +11726,7 @@
     </w:tcPr>
     <w:tblStylePr w:type="firstRow">
       <w:rPr>
+        <w:rFonts w:eastAsia="黑体"/>
         <w:b/>
         <w:bCs/>
         <w:color w:themeColor="text1" w:val="000000"/>
@@ -11244,6 +11738,7 @@
     </w:tblStylePr>
     <w:tblStylePr w:type="lastRow">
       <w:rPr>
+        <w:rFonts w:eastAsia="黑体"/>
         <w:b/>
         <w:bCs/>
         <w:color w:themeColor="text1" w:val="000000"/>
@@ -11263,6 +11758,7 @@
     </w:tblStylePr>
     <w:tblStylePr w:type="firstCol">
       <w:rPr>
+        <w:rFonts w:eastAsia="黑体"/>
         <w:b/>
         <w:bCs/>
         <w:color w:themeColor="text1" w:val="000000"/>
@@ -11282,6 +11778,7 @@
     </w:tblStylePr>
     <w:tblStylePr w:type="lastCol">
       <w:rPr>
+        <w:rFonts w:eastAsia="黑体"/>
         <w:b w:val="0"/>
         <w:bCs w:val="0"/>
         <w:color w:themeColor="text1" w:val="000000"/>
@@ -11331,7 +11828,7 @@
       <w:spacing w:after="0" w:line="240" w:lineRule="auto"/>
     </w:pPr>
     <w:rPr>
-      <w:rFonts w:asciiTheme="majorHAnsi" w:cstheme="majorBidi" w:eastAsiaTheme="majorEastAsia" w:hAnsiTheme="majorHAnsi"/>
+      <w:rFonts w:asciiTheme="majorHAnsi" w:cstheme="majorBidi" w:hAnsiTheme="majorHAnsi" w:eastAsia="黑体"/>
       <w:color w:themeColor="text1" w:val="000000"/>
     </w:rPr>
     <w:tblPr>
@@ -11358,6 +11855,7 @@
     </w:tcPr>
     <w:tblStylePr w:type="firstRow">
       <w:rPr>
+        <w:rFonts w:eastAsia="黑体"/>
         <w:b/>
         <w:bCs/>
         <w:color w:themeColor="text1" w:val="000000"/>
@@ -11369,6 +11867,7 @@
     </w:tblStylePr>
     <w:tblStylePr w:type="lastRow">
       <w:rPr>
+        <w:rFonts w:eastAsia="黑体"/>
         <w:b/>
         <w:bCs/>
         <w:color w:themeColor="text1" w:val="000000"/>
@@ -11388,6 +11887,7 @@
     </w:tblStylePr>
     <w:tblStylePr w:type="firstCol">
       <w:rPr>
+        <w:rFonts w:eastAsia="黑体"/>
         <w:b/>
         <w:bCs/>
         <w:color w:themeColor="text1" w:val="000000"/>
@@ -11407,6 +11907,7 @@
     </w:tblStylePr>
     <w:tblStylePr w:type="lastCol">
       <w:rPr>
+        <w:rFonts w:eastAsia="黑体"/>
         <w:b w:val="0"/>
         <w:bCs w:val="0"/>
         <w:color w:themeColor="text1" w:val="000000"/>
@@ -11456,7 +11957,7 @@
       <w:spacing w:after="0" w:line="240" w:lineRule="auto"/>
     </w:pPr>
     <w:rPr>
-      <w:rFonts w:asciiTheme="majorHAnsi" w:cstheme="majorBidi" w:eastAsiaTheme="majorEastAsia" w:hAnsiTheme="majorHAnsi"/>
+      <w:rFonts w:asciiTheme="majorHAnsi" w:cstheme="majorBidi" w:hAnsiTheme="majorHAnsi" w:eastAsia="黑体"/>
       <w:color w:themeColor="text1" w:val="000000"/>
     </w:rPr>
     <w:tblPr>
@@ -11483,6 +11984,7 @@
     </w:tcPr>
     <w:tblStylePr w:type="firstRow">
       <w:rPr>
+        <w:rFonts w:eastAsia="黑体"/>
         <w:b/>
         <w:bCs/>
         <w:color w:themeColor="text1" w:val="000000"/>
@@ -11494,6 +11996,7 @@
     </w:tblStylePr>
     <w:tblStylePr w:type="lastRow">
       <w:rPr>
+        <w:rFonts w:eastAsia="黑体"/>
         <w:b/>
         <w:bCs/>
         <w:color w:themeColor="text1" w:val="000000"/>
@@ -11513,6 +12016,7 @@
     </w:tblStylePr>
     <w:tblStylePr w:type="firstCol">
       <w:rPr>
+        <w:rFonts w:eastAsia="黑体"/>
         <w:b/>
         <w:bCs/>
         <w:color w:themeColor="text1" w:val="000000"/>
@@ -11532,6 +12036,7 @@
     </w:tblStylePr>
     <w:tblStylePr w:type="lastCol">
       <w:rPr>
+        <w:rFonts w:eastAsia="黑体"/>
         <w:b w:val="0"/>
         <w:bCs w:val="0"/>
         <w:color w:themeColor="text1" w:val="000000"/>
@@ -11604,6 +12109,7 @@
     </w:tcPr>
     <w:tblStylePr w:type="firstRow">
       <w:rPr>
+        <w:rFonts w:eastAsia="黑体"/>
         <w:b/>
         <w:bCs/>
         <w:i w:val="0"/>
@@ -11625,6 +12131,7 @@
     </w:tblStylePr>
     <w:tblStylePr w:type="lastRow">
       <w:rPr>
+        <w:rFonts w:eastAsia="黑体"/>
         <w:b/>
         <w:bCs/>
         <w:i w:val="0"/>
@@ -11646,6 +12153,7 @@
     </w:tblStylePr>
     <w:tblStylePr w:type="firstCol">
       <w:rPr>
+        <w:rFonts w:eastAsia="黑体"/>
         <w:b/>
         <w:bCs/>
         <w:i w:val="0"/>
@@ -11665,6 +12173,7 @@
     </w:tblStylePr>
     <w:tblStylePr w:type="lastCol">
       <w:rPr>
+        <w:rFonts w:eastAsia="黑体"/>
         <w:b/>
         <w:bCs/>
         <w:i w:val="0"/>
@@ -11745,6 +12254,7 @@
     </w:tcPr>
     <w:tblStylePr w:type="firstRow">
       <w:rPr>
+        <w:rFonts w:eastAsia="黑体"/>
         <w:b/>
         <w:bCs/>
         <w:i w:val="0"/>
@@ -11766,6 +12276,7 @@
     </w:tblStylePr>
     <w:tblStylePr w:type="lastRow">
       <w:rPr>
+        <w:rFonts w:eastAsia="黑体"/>
         <w:b/>
         <w:bCs/>
         <w:i w:val="0"/>
@@ -11787,6 +12298,7 @@
     </w:tblStylePr>
     <w:tblStylePr w:type="firstCol">
       <w:rPr>
+        <w:rFonts w:eastAsia="黑体"/>
         <w:b/>
         <w:bCs/>
         <w:i w:val="0"/>
@@ -11806,6 +12318,7 @@
     </w:tblStylePr>
     <w:tblStylePr w:type="lastCol">
       <w:rPr>
+        <w:rFonts w:eastAsia="黑体"/>
         <w:b/>
         <w:bCs/>
         <w:i w:val="0"/>
@@ -11886,6 +12399,7 @@
     </w:tcPr>
     <w:tblStylePr w:type="firstRow">
       <w:rPr>
+        <w:rFonts w:eastAsia="黑体"/>
         <w:b/>
         <w:bCs/>
         <w:i w:val="0"/>
@@ -11907,6 +12421,7 @@
     </w:tblStylePr>
     <w:tblStylePr w:type="lastRow">
       <w:rPr>
+        <w:rFonts w:eastAsia="黑体"/>
         <w:b/>
         <w:bCs/>
         <w:i w:val="0"/>
@@ -11928,6 +12443,7 @@
     </w:tblStylePr>
     <w:tblStylePr w:type="firstCol">
       <w:rPr>
+        <w:rFonts w:eastAsia="黑体"/>
         <w:b/>
         <w:bCs/>
         <w:i w:val="0"/>
@@ -11947,6 +12463,7 @@
     </w:tblStylePr>
     <w:tblStylePr w:type="lastCol">
       <w:rPr>
+        <w:rFonts w:eastAsia="黑体"/>
         <w:b/>
         <w:bCs/>
         <w:i w:val="0"/>
@@ -12027,6 +12544,7 @@
     </w:tcPr>
     <w:tblStylePr w:type="firstRow">
       <w:rPr>
+        <w:rFonts w:eastAsia="黑体"/>
         <w:b/>
         <w:bCs/>
         <w:i w:val="0"/>
@@ -12048,6 +12566,7 @@
     </w:tblStylePr>
     <w:tblStylePr w:type="lastRow">
       <w:rPr>
+        <w:rFonts w:eastAsia="黑体"/>
         <w:b/>
         <w:bCs/>
         <w:i w:val="0"/>
@@ -12069,6 +12588,7 @@
     </w:tblStylePr>
     <w:tblStylePr w:type="firstCol">
       <w:rPr>
+        <w:rFonts w:eastAsia="黑体"/>
         <w:b/>
         <w:bCs/>
         <w:i w:val="0"/>
@@ -12088,6 +12608,7 @@
     </w:tblStylePr>
     <w:tblStylePr w:type="lastCol">
       <w:rPr>
+        <w:rFonts w:eastAsia="黑体"/>
         <w:b/>
         <w:bCs/>
         <w:i w:val="0"/>
@@ -12168,6 +12689,7 @@
     </w:tcPr>
     <w:tblStylePr w:type="firstRow">
       <w:rPr>
+        <w:rFonts w:eastAsia="黑体"/>
         <w:b/>
         <w:bCs/>
         <w:i w:val="0"/>
@@ -12189,6 +12711,7 @@
     </w:tblStylePr>
     <w:tblStylePr w:type="lastRow">
       <w:rPr>
+        <w:rFonts w:eastAsia="黑体"/>
         <w:b/>
         <w:bCs/>
         <w:i w:val="0"/>
@@ -12210,6 +12733,7 @@
     </w:tblStylePr>
     <w:tblStylePr w:type="firstCol">
       <w:rPr>
+        <w:rFonts w:eastAsia="黑体"/>
         <w:b/>
         <w:bCs/>
         <w:i w:val="0"/>
@@ -12229,6 +12753,7 @@
     </w:tblStylePr>
     <w:tblStylePr w:type="lastCol">
       <w:rPr>
+        <w:rFonts w:eastAsia="黑体"/>
         <w:b/>
         <w:bCs/>
         <w:i w:val="0"/>
@@ -12309,6 +12834,7 @@
     </w:tcPr>
     <w:tblStylePr w:type="firstRow">
       <w:rPr>
+        <w:rFonts w:eastAsia="黑体"/>
         <w:b/>
         <w:bCs/>
         <w:i w:val="0"/>
@@ -12330,6 +12856,7 @@
     </w:tblStylePr>
     <w:tblStylePr w:type="lastRow">
       <w:rPr>
+        <w:rFonts w:eastAsia="黑体"/>
         <w:b/>
         <w:bCs/>
         <w:i w:val="0"/>
@@ -12351,6 +12878,7 @@
     </w:tblStylePr>
     <w:tblStylePr w:type="firstCol">
       <w:rPr>
+        <w:rFonts w:eastAsia="黑体"/>
         <w:b/>
         <w:bCs/>
         <w:i w:val="0"/>
@@ -12370,6 +12898,7 @@
     </w:tblStylePr>
     <w:tblStylePr w:type="lastCol">
       <w:rPr>
+        <w:rFonts w:eastAsia="黑体"/>
         <w:b/>
         <w:bCs/>
         <w:i w:val="0"/>
@@ -12450,6 +12979,7 @@
     </w:tcPr>
     <w:tblStylePr w:type="firstRow">
       <w:rPr>
+        <w:rFonts w:eastAsia="黑体"/>
         <w:b/>
         <w:bCs/>
         <w:i w:val="0"/>
@@ -12471,6 +13001,7 @@
     </w:tblStylePr>
     <w:tblStylePr w:type="lastRow">
       <w:rPr>
+        <w:rFonts w:eastAsia="黑体"/>
         <w:b/>
         <w:bCs/>
         <w:i w:val="0"/>
@@ -12492,6 +13023,7 @@
     </w:tblStylePr>
     <w:tblStylePr w:type="firstCol">
       <w:rPr>
+        <w:rFonts w:eastAsia="黑体"/>
         <w:b/>
         <w:bCs/>
         <w:i w:val="0"/>
@@ -12511,6 +13043,7 @@
     </w:tblStylePr>
     <w:tblStylePr w:type="lastCol">
       <w:rPr>
+        <w:rFonts w:eastAsia="黑体"/>
         <w:b/>
         <w:bCs/>
         <w:i w:val="0"/>
@@ -12568,6 +13101,7 @@
       <w:spacing w:after="0" w:line="240" w:lineRule="auto"/>
     </w:pPr>
     <w:rPr>
+      <w:rFonts w:eastAsia="黑体"/>
       <w:color w:themeColor="background1" w:val="FFFFFF"/>
     </w:rPr>
     <w:tblPr>
@@ -12586,6 +13120,7 @@
     </w:tcPr>
     <w:tblStylePr w:type="firstRow">
       <w:rPr>
+        <w:rFonts w:eastAsia="黑体"/>
         <w:b/>
         <w:bCs/>
       </w:rPr>
@@ -12682,6 +13217,7 @@
       <w:spacing w:after="0" w:line="240" w:lineRule="auto"/>
     </w:pPr>
     <w:rPr>
+      <w:rFonts w:eastAsia="黑体"/>
       <w:color w:themeColor="background1" w:val="FFFFFF"/>
     </w:rPr>
     <w:tblPr>
@@ -12700,6 +13236,7 @@
     </w:tcPr>
     <w:tblStylePr w:type="firstRow">
       <w:rPr>
+        <w:rFonts w:eastAsia="黑体"/>
         <w:b/>
         <w:bCs/>
       </w:rPr>
@@ -12796,6 +13333,7 @@
       <w:spacing w:after="0" w:line="240" w:lineRule="auto"/>
     </w:pPr>
     <w:rPr>
+      <w:rFonts w:eastAsia="黑体"/>
       <w:color w:themeColor="background1" w:val="FFFFFF"/>
     </w:rPr>
     <w:tblPr>
@@ -12814,6 +13352,7 @@
     </w:tcPr>
     <w:tblStylePr w:type="firstRow">
       <w:rPr>
+        <w:rFonts w:eastAsia="黑体"/>
         <w:b/>
         <w:bCs/>
       </w:rPr>
@@ -12910,6 +13449,7 @@
       <w:spacing w:after="0" w:line="240" w:lineRule="auto"/>
     </w:pPr>
     <w:rPr>
+      <w:rFonts w:eastAsia="黑体"/>
       <w:color w:themeColor="background1" w:val="FFFFFF"/>
     </w:rPr>
     <w:tblPr>
@@ -12928,6 +13468,7 @@
     </w:tcPr>
     <w:tblStylePr w:type="firstRow">
       <w:rPr>
+        <w:rFonts w:eastAsia="黑体"/>
         <w:b/>
         <w:bCs/>
       </w:rPr>
@@ -13024,6 +13565,7 @@
       <w:spacing w:after="0" w:line="240" w:lineRule="auto"/>
     </w:pPr>
     <w:rPr>
+      <w:rFonts w:eastAsia="黑体"/>
       <w:color w:themeColor="background1" w:val="FFFFFF"/>
     </w:rPr>
     <w:tblPr>
@@ -13042,6 +13584,7 @@
     </w:tcPr>
     <w:tblStylePr w:type="firstRow">
       <w:rPr>
+        <w:rFonts w:eastAsia="黑体"/>
         <w:b/>
         <w:bCs/>
       </w:rPr>
@@ -13138,6 +13681,7 @@
       <w:spacing w:after="0" w:line="240" w:lineRule="auto"/>
     </w:pPr>
     <w:rPr>
+      <w:rFonts w:eastAsia="黑体"/>
       <w:color w:themeColor="background1" w:val="FFFFFF"/>
     </w:rPr>
     <w:tblPr>
@@ -13156,6 +13700,7 @@
     </w:tcPr>
     <w:tblStylePr w:type="firstRow">
       <w:rPr>
+        <w:rFonts w:eastAsia="黑体"/>
         <w:b/>
         <w:bCs/>
       </w:rPr>
@@ -13252,6 +13797,7 @@
       <w:spacing w:after="0" w:line="240" w:lineRule="auto"/>
     </w:pPr>
     <w:rPr>
+      <w:rFonts w:eastAsia="黑体"/>
       <w:color w:themeColor="background1" w:val="FFFFFF"/>
     </w:rPr>
     <w:tblPr>
@@ -13270,6 +13816,7 @@
     </w:tcPr>
     <w:tblStylePr w:type="firstRow">
       <w:rPr>
+        <w:rFonts w:eastAsia="黑体"/>
         <w:b/>
         <w:bCs/>
       </w:rPr>
@@ -13366,6 +13913,7 @@
       <w:spacing w:after="0" w:line="240" w:lineRule="auto"/>
     </w:pPr>
     <w:rPr>
+      <w:rFonts w:eastAsia="黑体"/>
       <w:color w:themeColor="text1" w:val="000000"/>
     </w:rPr>
     <w:tblPr>
@@ -13392,6 +13940,7 @@
     </w:tcPr>
     <w:tblStylePr w:type="firstRow">
       <w:rPr>
+        <w:rFonts w:eastAsia="黑体"/>
         <w:b/>
         <w:bCs/>
       </w:rPr>
@@ -13410,6 +13959,7 @@
     </w:tblStylePr>
     <w:tblStylePr w:type="lastRow">
       <w:rPr>
+        <w:rFonts w:eastAsia="黑体"/>
         <w:b/>
         <w:bCs/>
         <w:color w:themeColor="background1" w:val="FFFFFF"/>
@@ -13424,6 +13974,7 @@
     </w:tblStylePr>
     <w:tblStylePr w:type="firstCol">
       <w:rPr>
+        <w:rFonts w:eastAsia="黑体"/>
         <w:color w:themeColor="background1" w:val="FFFFFF"/>
       </w:rPr>
       <w:tblPr/>
@@ -13441,6 +13992,7 @@
     </w:tblStylePr>
     <w:tblStylePr w:type="lastCol">
       <w:rPr>
+        <w:rFonts w:eastAsia="黑体"/>
         <w:color w:themeColor="background1" w:val="FFFFFF"/>
       </w:rPr>
       <w:tblPr/>
@@ -13470,11 +14022,13 @@
     </w:tblStylePr>
     <w:tblStylePr w:type="neCell">
       <w:rPr>
+        <w:rFonts w:eastAsia="黑体"/>
         <w:color w:themeColor="text1" w:val="000000"/>
       </w:rPr>
     </w:tblStylePr>
     <w:tblStylePr w:type="nwCell">
       <w:rPr>
+        <w:rFonts w:eastAsia="黑体"/>
         <w:color w:themeColor="text1" w:val="000000"/>
       </w:rPr>
     </w:tblStylePr>
@@ -13488,6 +14042,7 @@
       <w:spacing w:after="0" w:line="240" w:lineRule="auto"/>
     </w:pPr>
     <w:rPr>
+      <w:rFonts w:eastAsia="黑体"/>
       <w:color w:themeColor="text1" w:val="000000"/>
     </w:rPr>
     <w:tblPr>
@@ -13514,6 +14069,7 @@
     </w:tcPr>
     <w:tblStylePr w:type="firstRow">
       <w:rPr>
+        <w:rFonts w:eastAsia="黑体"/>
         <w:b/>
         <w:bCs/>
       </w:rPr>
@@ -13532,6 +14088,7 @@
     </w:tblStylePr>
     <w:tblStylePr w:type="lastRow">
       <w:rPr>
+        <w:rFonts w:eastAsia="黑体"/>
         <w:b/>
         <w:bCs/>
         <w:color w:themeColor="background1" w:val="FFFFFF"/>
@@ -13546,6 +14103,7 @@
     </w:tblStylePr>
     <w:tblStylePr w:type="firstCol">
       <w:rPr>
+        <w:rFonts w:eastAsia="黑体"/>
         <w:color w:themeColor="background1" w:val="FFFFFF"/>
       </w:rPr>
       <w:tblPr/>
@@ -13563,6 +14121,7 @@
     </w:tblStylePr>
     <w:tblStylePr w:type="lastCol">
       <w:rPr>
+        <w:rFonts w:eastAsia="黑体"/>
         <w:color w:themeColor="background1" w:val="FFFFFF"/>
       </w:rPr>
       <w:tblPr/>
@@ -13592,11 +14151,13 @@
     </w:tblStylePr>
     <w:tblStylePr w:type="neCell">
       <w:rPr>
+        <w:rFonts w:eastAsia="黑体"/>
         <w:color w:themeColor="text1" w:val="000000"/>
       </w:rPr>
     </w:tblStylePr>
     <w:tblStylePr w:type="nwCell">
       <w:rPr>
+        <w:rFonts w:eastAsia="黑体"/>
         <w:color w:themeColor="text1" w:val="000000"/>
       </w:rPr>
     </w:tblStylePr>
@@ -13610,6 +14171,7 @@
       <w:spacing w:after="0" w:line="240" w:lineRule="auto"/>
     </w:pPr>
     <w:rPr>
+      <w:rFonts w:eastAsia="黑体"/>
       <w:color w:themeColor="text1" w:val="000000"/>
     </w:rPr>
     <w:tblPr>
@@ -13636,6 +14198,7 @@
     </w:tcPr>
     <w:tblStylePr w:type="firstRow">
       <w:rPr>
+        <w:rFonts w:eastAsia="黑体"/>
         <w:b/>
         <w:bCs/>
       </w:rPr>
@@ -13654,6 +14217,7 @@
     </w:tblStylePr>
     <w:tblStylePr w:type="lastRow">
       <w:rPr>
+        <w:rFonts w:eastAsia="黑体"/>
         <w:b/>
         <w:bCs/>
         <w:color w:themeColor="background1" w:val="FFFFFF"/>
@@ -13668,6 +14232,7 @@
     </w:tblStylePr>
     <w:tblStylePr w:type="firstCol">
       <w:rPr>
+        <w:rFonts w:eastAsia="黑体"/>
         <w:color w:themeColor="background1" w:val="FFFFFF"/>
       </w:rPr>
       <w:tblPr/>
@@ -13685,6 +14250,7 @@
     </w:tblStylePr>
     <w:tblStylePr w:type="lastCol">
       <w:rPr>
+        <w:rFonts w:eastAsia="黑体"/>
         <w:color w:themeColor="background1" w:val="FFFFFF"/>
       </w:rPr>
       <w:tblPr/>
@@ -13714,11 +14280,13 @@
     </w:tblStylePr>
     <w:tblStylePr w:type="neCell">
       <w:rPr>
+        <w:rFonts w:eastAsia="黑体"/>
         <w:color w:themeColor="text1" w:val="000000"/>
       </w:rPr>
     </w:tblStylePr>
     <w:tblStylePr w:type="nwCell">
       <w:rPr>
+        <w:rFonts w:eastAsia="黑体"/>
         <w:color w:themeColor="text1" w:val="000000"/>
       </w:rPr>
     </w:tblStylePr>
@@ -13732,6 +14300,7 @@
       <w:spacing w:after="0" w:line="240" w:lineRule="auto"/>
     </w:pPr>
     <w:rPr>
+      <w:rFonts w:eastAsia="黑体"/>
       <w:color w:themeColor="text1" w:val="000000"/>
     </w:rPr>
     <w:tblPr>
@@ -13758,6 +14327,7 @@
     </w:tcPr>
     <w:tblStylePr w:type="firstRow">
       <w:rPr>
+        <w:rFonts w:eastAsia="黑体"/>
         <w:b/>
         <w:bCs/>
       </w:rPr>
@@ -13776,6 +14346,7 @@
     </w:tblStylePr>
     <w:tblStylePr w:type="lastRow">
       <w:rPr>
+        <w:rFonts w:eastAsia="黑体"/>
         <w:b/>
         <w:bCs/>
         <w:color w:themeColor="background1" w:val="FFFFFF"/>
@@ -13790,6 +14361,7 @@
     </w:tblStylePr>
     <w:tblStylePr w:type="firstCol">
       <w:rPr>
+        <w:rFonts w:eastAsia="黑体"/>
         <w:color w:themeColor="background1" w:val="FFFFFF"/>
       </w:rPr>
       <w:tblPr/>
@@ -13807,6 +14379,7 @@
     </w:tblStylePr>
     <w:tblStylePr w:type="lastCol">
       <w:rPr>
+        <w:rFonts w:eastAsia="黑体"/>
         <w:color w:themeColor="background1" w:val="FFFFFF"/>
       </w:rPr>
       <w:tblPr/>
@@ -13844,6 +14417,7 @@
       <w:spacing w:after="0" w:line="240" w:lineRule="auto"/>
     </w:pPr>
     <w:rPr>
+      <w:rFonts w:eastAsia="黑体"/>
       <w:color w:themeColor="text1" w:val="000000"/>
     </w:rPr>
     <w:tblPr>
@@ -13870,6 +14444,7 @@
     </w:tcPr>
     <w:tblStylePr w:type="firstRow">
       <w:rPr>
+        <w:rFonts w:eastAsia="黑体"/>
         <w:b/>
         <w:bCs/>
       </w:rPr>
@@ -13888,6 +14463,7 @@
     </w:tblStylePr>
     <w:tblStylePr w:type="lastRow">
       <w:rPr>
+        <w:rFonts w:eastAsia="黑体"/>
         <w:b/>
         <w:bCs/>
         <w:color w:themeColor="background1" w:val="FFFFFF"/>
@@ -13902,6 +14478,7 @@
     </w:tblStylePr>
     <w:tblStylePr w:type="firstCol">
       <w:rPr>
+        <w:rFonts w:eastAsia="黑体"/>
         <w:color w:themeColor="background1" w:val="FFFFFF"/>
       </w:rPr>
       <w:tblPr/>
@@ -13919,6 +14496,7 @@
     </w:tblStylePr>
     <w:tblStylePr w:type="lastCol">
       <w:rPr>
+        <w:rFonts w:eastAsia="黑体"/>
         <w:color w:themeColor="background1" w:val="FFFFFF"/>
       </w:rPr>
       <w:tblPr/>
@@ -13948,11 +14526,13 @@
     </w:tblStylePr>
     <w:tblStylePr w:type="neCell">
       <w:rPr>
+        <w:rFonts w:eastAsia="黑体"/>
         <w:color w:themeColor="text1" w:val="000000"/>
       </w:rPr>
     </w:tblStylePr>
     <w:tblStylePr w:type="nwCell">
       <w:rPr>
+        <w:rFonts w:eastAsia="黑体"/>
         <w:color w:themeColor="text1" w:val="000000"/>
       </w:rPr>
     </w:tblStylePr>
@@ -13966,6 +14546,7 @@
       <w:spacing w:after="0" w:line="240" w:lineRule="auto"/>
     </w:pPr>
     <w:rPr>
+      <w:rFonts w:eastAsia="黑体"/>
       <w:color w:themeColor="text1" w:val="000000"/>
     </w:rPr>
     <w:tblPr>
@@ -13992,6 +14573,7 @@
     </w:tcPr>
     <w:tblStylePr w:type="firstRow">
       <w:rPr>
+        <w:rFonts w:eastAsia="黑体"/>
         <w:b/>
         <w:bCs/>
       </w:rPr>
@@ -14010,6 +14592,7 @@
     </w:tblStylePr>
     <w:tblStylePr w:type="lastRow">
       <w:rPr>
+        <w:rFonts w:eastAsia="黑体"/>
         <w:b/>
         <w:bCs/>
         <w:color w:themeColor="background1" w:val="FFFFFF"/>
@@ -14024,6 +14607,7 @@
     </w:tblStylePr>
     <w:tblStylePr w:type="firstCol">
       <w:rPr>
+        <w:rFonts w:eastAsia="黑体"/>
         <w:color w:themeColor="background1" w:val="FFFFFF"/>
       </w:rPr>
       <w:tblPr/>
@@ -14041,6 +14625,7 @@
     </w:tblStylePr>
     <w:tblStylePr w:type="lastCol">
       <w:rPr>
+        <w:rFonts w:eastAsia="黑体"/>
         <w:color w:themeColor="background1" w:val="FFFFFF"/>
       </w:rPr>
       <w:tblPr/>
@@ -14070,11 +14655,13 @@
     </w:tblStylePr>
     <w:tblStylePr w:type="neCell">
       <w:rPr>
+        <w:rFonts w:eastAsia="黑体"/>
         <w:color w:themeColor="text1" w:val="000000"/>
       </w:rPr>
     </w:tblStylePr>
     <w:tblStylePr w:type="nwCell">
       <w:rPr>
+        <w:rFonts w:eastAsia="黑体"/>
         <w:color w:themeColor="text1" w:val="000000"/>
       </w:rPr>
     </w:tblStylePr>
@@ -14088,6 +14675,7 @@
       <w:spacing w:after="0" w:line="240" w:lineRule="auto"/>
     </w:pPr>
     <w:rPr>
+      <w:rFonts w:eastAsia="黑体"/>
       <w:color w:themeColor="text1" w:val="000000"/>
     </w:rPr>
     <w:tblPr>
@@ -14114,6 +14702,7 @@
     </w:tcPr>
     <w:tblStylePr w:type="firstRow">
       <w:rPr>
+        <w:rFonts w:eastAsia="黑体"/>
         <w:b/>
         <w:bCs/>
       </w:rPr>
@@ -14132,6 +14721,7 @@
     </w:tblStylePr>
     <w:tblStylePr w:type="lastRow">
       <w:rPr>
+        <w:rFonts w:eastAsia="黑体"/>
         <w:b/>
         <w:bCs/>
         <w:color w:themeColor="background1" w:val="FFFFFF"/>
@@ -14146,6 +14736,7 @@
     </w:tblStylePr>
     <w:tblStylePr w:type="firstCol">
       <w:rPr>
+        <w:rFonts w:eastAsia="黑体"/>
         <w:color w:themeColor="background1" w:val="FFFFFF"/>
       </w:rPr>
       <w:tblPr/>
@@ -14163,6 +14754,7 @@
     </w:tblStylePr>
     <w:tblStylePr w:type="lastCol">
       <w:rPr>
+        <w:rFonts w:eastAsia="黑体"/>
         <w:color w:themeColor="background1" w:val="FFFFFF"/>
       </w:rPr>
       <w:tblPr/>
@@ -14192,11 +14784,13 @@
     </w:tblStylePr>
     <w:tblStylePr w:type="neCell">
       <w:rPr>
+        <w:rFonts w:eastAsia="黑体"/>
         <w:color w:themeColor="text1" w:val="000000"/>
       </w:rPr>
     </w:tblStylePr>
     <w:tblStylePr w:type="nwCell">
       <w:rPr>
+        <w:rFonts w:eastAsia="黑体"/>
         <w:color w:themeColor="text1" w:val="000000"/>
       </w:rPr>
     </w:tblStylePr>
@@ -14210,6 +14804,7 @@
       <w:spacing w:after="0" w:line="240" w:lineRule="auto"/>
     </w:pPr>
     <w:rPr>
+      <w:rFonts w:eastAsia="黑体"/>
       <w:color w:themeColor="text1" w:val="000000"/>
     </w:rPr>
     <w:tblPr>
@@ -14228,6 +14823,7 @@
     </w:tcPr>
     <w:tblStylePr w:type="firstRow">
       <w:rPr>
+        <w:rFonts w:eastAsia="黑体"/>
         <w:b/>
         <w:bCs/>
         <w:color w:themeColor="background1" w:val="FFFFFF"/>
@@ -14242,6 +14838,7 @@
     </w:tblStylePr>
     <w:tblStylePr w:type="lastRow">
       <w:rPr>
+        <w:rFonts w:eastAsia="黑体"/>
         <w:b/>
         <w:bCs/>
         <w:color w:themeColor="accent2" w:themeShade="CC" w:val="9E3A38"/>
@@ -14256,12 +14853,14 @@
     </w:tblStylePr>
     <w:tblStylePr w:type="firstCol">
       <w:rPr>
+        <w:rFonts w:eastAsia="黑体"/>
         <w:b/>
         <w:bCs/>
       </w:rPr>
     </w:tblStylePr>
     <w:tblStylePr w:type="lastCol">
       <w:rPr>
+        <w:rFonts w:eastAsia="黑体"/>
         <w:b/>
         <w:bCs/>
       </w:rPr>
@@ -14296,6 +14895,7 @@
       <w:spacing w:after="0" w:line="240" w:lineRule="auto"/>
     </w:pPr>
     <w:rPr>
+      <w:rFonts w:eastAsia="黑体"/>
       <w:color w:themeColor="text1" w:val="000000"/>
     </w:rPr>
     <w:tblPr>
@@ -14314,6 +14914,7 @@
     </w:tcPr>
     <w:tblStylePr w:type="firstRow">
       <w:rPr>
+        <w:rFonts w:eastAsia="黑体"/>
         <w:b/>
         <w:bCs/>
         <w:color w:themeColor="background1" w:val="FFFFFF"/>
@@ -14328,6 +14929,7 @@
     </w:tblStylePr>
     <w:tblStylePr w:type="lastRow">
       <w:rPr>
+        <w:rFonts w:eastAsia="黑体"/>
         <w:b/>
         <w:bCs/>
         <w:color w:themeColor="accent2" w:themeShade="CC" w:val="9E3A38"/>
@@ -14342,12 +14944,14 @@
     </w:tblStylePr>
     <w:tblStylePr w:type="firstCol">
       <w:rPr>
+        <w:rFonts w:eastAsia="黑体"/>
         <w:b/>
         <w:bCs/>
       </w:rPr>
     </w:tblStylePr>
     <w:tblStylePr w:type="lastCol">
       <w:rPr>
+        <w:rFonts w:eastAsia="黑体"/>
         <w:b/>
         <w:bCs/>
       </w:rPr>
@@ -14382,6 +14986,7 @@
       <w:spacing w:after="0" w:line="240" w:lineRule="auto"/>
     </w:pPr>
     <w:rPr>
+      <w:rFonts w:eastAsia="黑体"/>
       <w:color w:themeColor="text1" w:val="000000"/>
     </w:rPr>
     <w:tblPr>
@@ -14400,6 +15005,7 @@
     </w:tcPr>
     <w:tblStylePr w:type="firstRow">
       <w:rPr>
+        <w:rFonts w:eastAsia="黑体"/>
         <w:b/>
         <w:bCs/>
         <w:color w:themeColor="background1" w:val="FFFFFF"/>
@@ -14414,6 +15020,7 @@
     </w:tblStylePr>
     <w:tblStylePr w:type="lastRow">
       <w:rPr>
+        <w:rFonts w:eastAsia="黑体"/>
         <w:b/>
         <w:bCs/>
         <w:color w:themeColor="accent2" w:themeShade="CC" w:val="9E3A38"/>
@@ -14428,12 +15035,14 @@
     </w:tblStylePr>
     <w:tblStylePr w:type="firstCol">
       <w:rPr>
+        <w:rFonts w:eastAsia="黑体"/>
         <w:b/>
         <w:bCs/>
       </w:rPr>
     </w:tblStylePr>
     <w:tblStylePr w:type="lastCol">
       <w:rPr>
+        <w:rFonts w:eastAsia="黑体"/>
         <w:b/>
         <w:bCs/>
       </w:rPr>
@@ -14468,6 +15077,7 @@
       <w:spacing w:after="0" w:line="240" w:lineRule="auto"/>
     </w:pPr>
     <w:rPr>
+      <w:rFonts w:eastAsia="黑体"/>
       <w:color w:themeColor="text1" w:val="000000"/>
     </w:rPr>
     <w:tblPr>
@@ -14486,6 +15096,7 @@
     </w:tcPr>
     <w:tblStylePr w:type="firstRow">
       <w:rPr>
+        <w:rFonts w:eastAsia="黑体"/>
         <w:b/>
         <w:bCs/>
         <w:color w:themeColor="background1" w:val="FFFFFF"/>
@@ -14500,6 +15111,7 @@
     </w:tblStylePr>
     <w:tblStylePr w:type="lastRow">
       <w:rPr>
+        <w:rFonts w:eastAsia="黑体"/>
         <w:b/>
         <w:bCs/>
         <w:color w:themeColor="accent4" w:themeShade="CC" w:val="664E82"/>
@@ -14514,12 +15126,14 @@
     </w:tblStylePr>
     <w:tblStylePr w:type="firstCol">
       <w:rPr>
+        <w:rFonts w:eastAsia="黑体"/>
         <w:b/>
         <w:bCs/>
       </w:rPr>
     </w:tblStylePr>
     <w:tblStylePr w:type="lastCol">
       <w:rPr>
+        <w:rFonts w:eastAsia="黑体"/>
         <w:b/>
         <w:bCs/>
       </w:rPr>
@@ -14554,6 +15168,7 @@
       <w:spacing w:after="0" w:line="240" w:lineRule="auto"/>
     </w:pPr>
     <w:rPr>
+      <w:rFonts w:eastAsia="黑体"/>
       <w:color w:themeColor="text1" w:val="000000"/>
     </w:rPr>
     <w:tblPr>
@@ -14572,6 +15187,7 @@
     </w:tcPr>
     <w:tblStylePr w:type="firstRow">
       <w:rPr>
+        <w:rFonts w:eastAsia="黑体"/>
         <w:b/>
         <w:bCs/>
         <w:color w:themeColor="background1" w:val="FFFFFF"/>
@@ -14586,6 +15202,7 @@
     </w:tblStylePr>
     <w:tblStylePr w:type="lastRow">
       <w:rPr>
+        <w:rFonts w:eastAsia="黑体"/>
         <w:b/>
         <w:bCs/>
         <w:color w:themeColor="accent3" w:themeShade="CC" w:val="7E9C40"/>
@@ -14600,12 +15217,14 @@
     </w:tblStylePr>
     <w:tblStylePr w:type="firstCol">
       <w:rPr>
+        <w:rFonts w:eastAsia="黑体"/>
         <w:b/>
         <w:bCs/>
       </w:rPr>
     </w:tblStylePr>
     <w:tblStylePr w:type="lastCol">
       <w:rPr>
+        <w:rFonts w:eastAsia="黑体"/>
         <w:b/>
         <w:bCs/>
       </w:rPr>
@@ -14640,6 +15259,7 @@
       <w:spacing w:after="0" w:line="240" w:lineRule="auto"/>
     </w:pPr>
     <w:rPr>
+      <w:rFonts w:eastAsia="黑体"/>
       <w:color w:themeColor="text1" w:val="000000"/>
     </w:rPr>
     <w:tblPr>
@@ -14658,6 +15278,7 @@
     </w:tcPr>
     <w:tblStylePr w:type="firstRow">
       <w:rPr>
+        <w:rFonts w:eastAsia="黑体"/>
         <w:b/>
         <w:bCs/>
         <w:color w:themeColor="background1" w:val="FFFFFF"/>
@@ -14672,6 +15293,7 @@
     </w:tblStylePr>
     <w:tblStylePr w:type="lastRow">
       <w:rPr>
+        <w:rFonts w:eastAsia="黑体"/>
         <w:b/>
         <w:bCs/>
         <w:color w:themeColor="accent6" w:themeShade="CC" w:val="F2730A"/>
@@ -14686,12 +15308,14 @@
     </w:tblStylePr>
     <w:tblStylePr w:type="firstCol">
       <w:rPr>
+        <w:rFonts w:eastAsia="黑体"/>
         <w:b/>
         <w:bCs/>
       </w:rPr>
     </w:tblStylePr>
     <w:tblStylePr w:type="lastCol">
       <w:rPr>
+        <w:rFonts w:eastAsia="黑体"/>
         <w:b/>
         <w:bCs/>
       </w:rPr>
@@ -14726,6 +15350,7 @@
       <w:spacing w:after="0" w:line="240" w:lineRule="auto"/>
     </w:pPr>
     <w:rPr>
+      <w:rFonts w:eastAsia="黑体"/>
       <w:color w:themeColor="text1" w:val="000000"/>
     </w:rPr>
     <w:tblPr>
@@ -14744,6 +15369,7 @@
     </w:tcPr>
     <w:tblStylePr w:type="firstRow">
       <w:rPr>
+        <w:rFonts w:eastAsia="黑体"/>
         <w:b/>
         <w:bCs/>
         <w:color w:themeColor="background1" w:val="FFFFFF"/>
@@ -14758,6 +15384,7 @@
     </w:tblStylePr>
     <w:tblStylePr w:type="lastRow">
       <w:rPr>
+        <w:rFonts w:eastAsia="黑体"/>
         <w:b/>
         <w:bCs/>
         <w:color w:themeColor="accent5" w:themeShade="CC" w:val="348DA5"/>
@@ -14772,12 +15399,14 @@
     </w:tblStylePr>
     <w:tblStylePr w:type="firstCol">
       <w:rPr>
+        <w:rFonts w:eastAsia="黑体"/>
         <w:b/>
         <w:bCs/>
       </w:rPr>
     </w:tblStylePr>
     <w:tblStylePr w:type="lastCol">
       <w:rPr>
+        <w:rFonts w:eastAsia="黑体"/>
         <w:b/>
         <w:bCs/>
       </w:rPr>
@@ -14812,6 +15441,7 @@
       <w:spacing w:after="0" w:line="240" w:lineRule="auto"/>
     </w:pPr>
     <w:rPr>
+      <w:rFonts w:eastAsia="黑体"/>
       <w:color w:themeColor="text1" w:val="000000"/>
     </w:rPr>
     <w:tblPr>
@@ -14833,6 +15463,7 @@
     </w:tcPr>
     <w:tblStylePr w:type="firstRow">
       <w:rPr>
+        <w:rFonts w:eastAsia="黑体"/>
         <w:b/>
         <w:bCs/>
       </w:rPr>
@@ -14843,6 +15474,7 @@
     </w:tblStylePr>
     <w:tblStylePr w:type="lastRow">
       <w:rPr>
+        <w:rFonts w:eastAsia="黑体"/>
         <w:b/>
         <w:bCs/>
         <w:color w:themeColor="text1" w:val="000000"/>
@@ -14854,6 +15486,7 @@
     </w:tblStylePr>
     <w:tblStylePr w:type="firstCol">
       <w:rPr>
+        <w:rFonts w:eastAsia="黑体"/>
         <w:color w:themeColor="background1" w:val="FFFFFF"/>
       </w:rPr>
       <w:tblPr/>
@@ -14863,6 +15496,7 @@
     </w:tblStylePr>
     <w:tblStylePr w:type="lastCol">
       <w:rPr>
+        <w:rFonts w:eastAsia="黑体"/>
         <w:color w:themeColor="background1" w:val="FFFFFF"/>
       </w:rPr>
       <w:tblPr/>
@@ -14892,6 +15526,7 @@
       <w:spacing w:after="0" w:line="240" w:lineRule="auto"/>
     </w:pPr>
     <w:rPr>
+      <w:rFonts w:eastAsia="黑体"/>
       <w:color w:themeColor="text1" w:val="000000"/>
     </w:rPr>
     <w:tblPr>
@@ -14913,6 +15548,7 @@
     </w:tcPr>
     <w:tblStylePr w:type="firstRow">
       <w:rPr>
+        <w:rFonts w:eastAsia="黑体"/>
         <w:b/>
         <w:bCs/>
       </w:rPr>
@@ -14923,6 +15559,7 @@
     </w:tblStylePr>
     <w:tblStylePr w:type="lastRow">
       <w:rPr>
+        <w:rFonts w:eastAsia="黑体"/>
         <w:b/>
         <w:bCs/>
         <w:color w:themeColor="text1" w:val="000000"/>
@@ -14934,6 +15571,7 @@
     </w:tblStylePr>
     <w:tblStylePr w:type="firstCol">
       <w:rPr>
+        <w:rFonts w:eastAsia="黑体"/>
         <w:color w:themeColor="background1" w:val="FFFFFF"/>
       </w:rPr>
       <w:tblPr/>
@@ -14943,6 +15581,7 @@
     </w:tblStylePr>
     <w:tblStylePr w:type="lastCol">
       <w:rPr>
+        <w:rFonts w:eastAsia="黑体"/>
         <w:color w:themeColor="background1" w:val="FFFFFF"/>
       </w:rPr>
       <w:tblPr/>
@@ -14972,6 +15611,7 @@
       <w:spacing w:after="0" w:line="240" w:lineRule="auto"/>
     </w:pPr>
     <w:rPr>
+      <w:rFonts w:eastAsia="黑体"/>
       <w:color w:themeColor="text1" w:val="000000"/>
     </w:rPr>
     <w:tblPr>
@@ -14993,6 +15633,7 @@
     </w:tcPr>
     <w:tblStylePr w:type="firstRow">
       <w:rPr>
+        <w:rFonts w:eastAsia="黑体"/>
         <w:b/>
         <w:bCs/>
       </w:rPr>
@@ -15003,6 +15644,7 @@
     </w:tblStylePr>
     <w:tblStylePr w:type="lastRow">
       <w:rPr>
+        <w:rFonts w:eastAsia="黑体"/>
         <w:b/>
         <w:bCs/>
         <w:color w:themeColor="text1" w:val="000000"/>
@@ -15014,6 +15656,7 @@
     </w:tblStylePr>
     <w:tblStylePr w:type="firstCol">
       <w:rPr>
+        <w:rFonts w:eastAsia="黑体"/>
         <w:color w:themeColor="background1" w:val="FFFFFF"/>
       </w:rPr>
       <w:tblPr/>
@@ -15023,6 +15666,7 @@
     </w:tblStylePr>
     <w:tblStylePr w:type="lastCol">
       <w:rPr>
+        <w:rFonts w:eastAsia="黑体"/>
         <w:color w:themeColor="background1" w:val="FFFFFF"/>
       </w:rPr>
       <w:tblPr/>
@@ -15052,6 +15696,7 @@
       <w:spacing w:after="0" w:line="240" w:lineRule="auto"/>
     </w:pPr>
     <w:rPr>
+      <w:rFonts w:eastAsia="黑体"/>
       <w:color w:themeColor="text1" w:val="000000"/>
     </w:rPr>
     <w:tblPr>
@@ -15073,6 +15718,7 @@
     </w:tcPr>
     <w:tblStylePr w:type="firstRow">
       <w:rPr>
+        <w:rFonts w:eastAsia="黑体"/>
         <w:b/>
         <w:bCs/>
       </w:rPr>
@@ -15083,6 +15729,7 @@
     </w:tblStylePr>
     <w:tblStylePr w:type="lastRow">
       <w:rPr>
+        <w:rFonts w:eastAsia="黑体"/>
         <w:b/>
         <w:bCs/>
         <w:color w:themeColor="text1" w:val="000000"/>
@@ -15094,6 +15741,7 @@
     </w:tblStylePr>
     <w:tblStylePr w:type="firstCol">
       <w:rPr>
+        <w:rFonts w:eastAsia="黑体"/>
         <w:color w:themeColor="background1" w:val="FFFFFF"/>
       </w:rPr>
       <w:tblPr/>
@@ -15103,6 +15751,7 @@
     </w:tblStylePr>
     <w:tblStylePr w:type="lastCol">
       <w:rPr>
+        <w:rFonts w:eastAsia="黑体"/>
         <w:color w:themeColor="background1" w:val="FFFFFF"/>
       </w:rPr>
       <w:tblPr/>
@@ -15132,6 +15781,7 @@
       <w:spacing w:after="0" w:line="240" w:lineRule="auto"/>
     </w:pPr>
     <w:rPr>
+      <w:rFonts w:eastAsia="黑体"/>
       <w:color w:themeColor="text1" w:val="000000"/>
     </w:rPr>
     <w:tblPr>
@@ -15153,6 +15803,7 @@
     </w:tcPr>
     <w:tblStylePr w:type="firstRow">
       <w:rPr>
+        <w:rFonts w:eastAsia="黑体"/>
         <w:b/>
         <w:bCs/>
       </w:rPr>
@@ -15163,6 +15814,7 @@
     </w:tblStylePr>
     <w:tblStylePr w:type="lastRow">
       <w:rPr>
+        <w:rFonts w:eastAsia="黑体"/>
         <w:b/>
         <w:bCs/>
         <w:color w:themeColor="text1" w:val="000000"/>
@@ -15174,6 +15826,7 @@
     </w:tblStylePr>
     <w:tblStylePr w:type="firstCol">
       <w:rPr>
+        <w:rFonts w:eastAsia="黑体"/>
         <w:color w:themeColor="background1" w:val="FFFFFF"/>
       </w:rPr>
       <w:tblPr/>
@@ -15183,6 +15836,7 @@
     </w:tblStylePr>
     <w:tblStylePr w:type="lastCol">
       <w:rPr>
+        <w:rFonts w:eastAsia="黑体"/>
         <w:color w:themeColor="background1" w:val="FFFFFF"/>
       </w:rPr>
       <w:tblPr/>
@@ -15212,6 +15866,7 @@
       <w:spacing w:after="0" w:line="240" w:lineRule="auto"/>
     </w:pPr>
     <w:rPr>
+      <w:rFonts w:eastAsia="黑体"/>
       <w:color w:themeColor="text1" w:val="000000"/>
     </w:rPr>
     <w:tblPr>
@@ -15233,6 +15888,7 @@
     </w:tcPr>
     <w:tblStylePr w:type="firstRow">
       <w:rPr>
+        <w:rFonts w:eastAsia="黑体"/>
         <w:b/>
         <w:bCs/>
       </w:rPr>
@@ -15243,6 +15899,7 @@
     </w:tblStylePr>
     <w:tblStylePr w:type="lastRow">
       <w:rPr>
+        <w:rFonts w:eastAsia="黑体"/>
         <w:b/>
         <w:bCs/>
         <w:color w:themeColor="text1" w:val="000000"/>
@@ -15254,6 +15911,7 @@
     </w:tblStylePr>
     <w:tblStylePr w:type="firstCol">
       <w:rPr>
+        <w:rFonts w:eastAsia="黑体"/>
         <w:color w:themeColor="background1" w:val="FFFFFF"/>
       </w:rPr>
       <w:tblPr/>
@@ -15263,6 +15921,7 @@
     </w:tblStylePr>
     <w:tblStylePr w:type="lastCol">
       <w:rPr>
+        <w:rFonts w:eastAsia="黑体"/>
         <w:color w:themeColor="background1" w:val="FFFFFF"/>
       </w:rPr>
       <w:tblPr/>
@@ -15292,6 +15951,7 @@
       <w:spacing w:after="0" w:line="240" w:lineRule="auto"/>
     </w:pPr>
     <w:rPr>
+      <w:rFonts w:eastAsia="黑体"/>
       <w:color w:themeColor="text1" w:val="000000"/>
     </w:rPr>
     <w:tblPr>
@@ -15313,6 +15973,7 @@
     </w:tcPr>
     <w:tblStylePr w:type="firstRow">
       <w:rPr>
+        <w:rFonts w:eastAsia="黑体"/>
         <w:b/>
         <w:bCs/>
       </w:rPr>
@@ -15323,6 +15984,7 @@
     </w:tblStylePr>
     <w:tblStylePr w:type="lastRow">
       <w:rPr>
+        <w:rFonts w:eastAsia="黑体"/>
         <w:b/>
         <w:bCs/>
         <w:color w:themeColor="text1" w:val="000000"/>
@@ -15334,6 +15996,7 @@
     </w:tblStylePr>
     <w:tblStylePr w:type="firstCol">
       <w:rPr>
+        <w:rFonts w:eastAsia="黑体"/>
         <w:color w:themeColor="background1" w:val="FFFFFF"/>
       </w:rPr>
       <w:tblPr/>
@@ -15343,6 +16006,7 @@
     </w:tblStylePr>
     <w:tblStylePr w:type="lastCol">
       <w:rPr>
+        <w:rFonts w:eastAsia="黑体"/>
         <w:color w:themeColor="background1" w:val="FFFFFF"/>
       </w:rPr>
       <w:tblPr/>
@@ -15375,6 +16039,7 @@
     <w:name w:val="KeywordTok"/>
     <w:basedOn w:val="VerbatimChar"/>
     <w:rPr>
+      <w:rFonts w:eastAsia="黑体"/>
       <w:b/>
       <w:color w:val="007020"/>
     </w:rPr>
@@ -15383,6 +16048,7 @@
     <w:name w:val="DataTypeTok"/>
     <w:basedOn w:val="VerbatimChar"/>
     <w:rPr>
+      <w:rFonts w:eastAsia="黑体"/>
       <w:color w:val="902000"/>
     </w:rPr>
   </w:style>
@@ -15390,6 +16056,7 @@
     <w:name w:val="DecValTok"/>
     <w:basedOn w:val="VerbatimChar"/>
     <w:rPr>
+      <w:rFonts w:eastAsia="黑体"/>
       <w:color w:val="40a070"/>
     </w:rPr>
   </w:style>
@@ -15397,6 +16064,7 @@
     <w:name w:val="BaseNTok"/>
     <w:basedOn w:val="VerbatimChar"/>
     <w:rPr>
+      <w:rFonts w:eastAsia="黑体"/>
       <w:color w:val="40a070"/>
     </w:rPr>
   </w:style>
@@ -15404,6 +16072,7 @@
     <w:name w:val="FloatTok"/>
     <w:basedOn w:val="VerbatimChar"/>
     <w:rPr>
+      <w:rFonts w:eastAsia="黑体"/>
       <w:color w:val="40a070"/>
     </w:rPr>
   </w:style>
@@ -15411,6 +16080,7 @@
     <w:name w:val="ConstantTok"/>
     <w:basedOn w:val="VerbatimChar"/>
     <w:rPr>
+      <w:rFonts w:eastAsia="黑体"/>
       <w:color w:val="880000"/>
     </w:rPr>
   </w:style>
@@ -15418,6 +16088,7 @@
     <w:name w:val="CharTok"/>
     <w:basedOn w:val="VerbatimChar"/>
     <w:rPr>
+      <w:rFonts w:eastAsia="黑体"/>
       <w:color w:val="4070a0"/>
     </w:rPr>
   </w:style>
@@ -15425,6 +16096,7 @@
     <w:name w:val="SpecialCharTok"/>
     <w:basedOn w:val="VerbatimChar"/>
     <w:rPr>
+      <w:rFonts w:eastAsia="黑体"/>
       <w:color w:val="4070a0"/>
     </w:rPr>
   </w:style>
@@ -15432,6 +16104,7 @@
     <w:name w:val="StringTok"/>
     <w:basedOn w:val="VerbatimChar"/>
     <w:rPr>
+      <w:rFonts w:eastAsia="黑体"/>
       <w:color w:val="4070a0"/>
     </w:rPr>
   </w:style>
@@ -15439,6 +16112,7 @@
     <w:name w:val="VerbatimStringTok"/>
     <w:basedOn w:val="VerbatimChar"/>
     <w:rPr>
+      <w:rFonts w:eastAsia="黑体"/>
       <w:color w:val="4070a0"/>
     </w:rPr>
   </w:style>
@@ -15446,6 +16120,7 @@
     <w:name w:val="SpecialStringTok"/>
     <w:basedOn w:val="VerbatimChar"/>
     <w:rPr>
+      <w:rFonts w:eastAsia="黑体"/>
       <w:color w:val="bb6688"/>
     </w:rPr>
   </w:style>
@@ -15453,6 +16128,7 @@
     <w:name w:val="ImportTok"/>
     <w:basedOn w:val="VerbatimChar"/>
     <w:rPr>
+      <w:rFonts w:eastAsia="黑体"/>
       <w:b/>
       <w:color w:val="008000"/>
     </w:rPr>
@@ -15461,6 +16137,7 @@
     <w:name w:val="CommentTok"/>
     <w:basedOn w:val="VerbatimChar"/>
     <w:rPr>
+      <w:rFonts w:eastAsia="黑体"/>
       <w:i/>
       <w:color w:val="60a0b0"/>
     </w:rPr>
@@ -15469,6 +16146,7 @@
     <w:name w:val="DocumentationTok"/>
     <w:basedOn w:val="VerbatimChar"/>
     <w:rPr>
+      <w:rFonts w:eastAsia="黑体"/>
       <w:i/>
       <w:color w:val="ba2121"/>
     </w:rPr>
@@ -15477,6 +16155,7 @@
     <w:name w:val="AnnotationTok"/>
     <w:basedOn w:val="VerbatimChar"/>
     <w:rPr>
+      <w:rFonts w:eastAsia="黑体"/>
       <w:b/>
       <w:i/>
       <w:color w:val="60a0b0"/>
@@ -15486,6 +16165,7 @@
     <w:name w:val="CommentVarTok"/>
     <w:basedOn w:val="VerbatimChar"/>
     <w:rPr>
+      <w:rFonts w:eastAsia="黑体"/>
       <w:b/>
       <w:i/>
       <w:color w:val="60a0b0"/>
@@ -15495,6 +16175,7 @@
     <w:name w:val="OtherTok"/>
     <w:basedOn w:val="VerbatimChar"/>
     <w:rPr>
+      <w:rFonts w:eastAsia="黑体"/>
       <w:color w:val="007020"/>
     </w:rPr>
   </w:style>
@@ -15502,6 +16183,7 @@
     <w:name w:val="FunctionTok"/>
     <w:basedOn w:val="VerbatimChar"/>
     <w:rPr>
+      <w:rFonts w:eastAsia="黑体"/>
       <w:color w:val="06287e"/>
     </w:rPr>
   </w:style>
@@ -15509,6 +16191,7 @@
     <w:name w:val="VariableTok"/>
     <w:basedOn w:val="VerbatimChar"/>
     <w:rPr>
+      <w:rFonts w:eastAsia="黑体"/>
       <w:color w:val="19177c"/>
     </w:rPr>
   </w:style>
@@ -15516,6 +16199,7 @@
     <w:name w:val="ControlFlowTok"/>
     <w:basedOn w:val="VerbatimChar"/>
     <w:rPr>
+      <w:rFonts w:eastAsia="黑体"/>
       <w:b/>
       <w:color w:val="007020"/>
     </w:rPr>
@@ -15524,6 +16208,7 @@
     <w:name w:val="OperatorTok"/>
     <w:basedOn w:val="VerbatimChar"/>
     <w:rPr>
+      <w:rFonts w:eastAsia="黑体"/>
       <w:color w:val="666666"/>
     </w:rPr>
   </w:style>
@@ -15531,18 +16216,22 @@
     <w:name w:val="BuiltInTok"/>
     <w:basedOn w:val="VerbatimChar"/>
     <w:rPr>
+      <w:rFonts w:eastAsia="黑体"/>
       <w:color w:val="008000"/>
     </w:rPr>
   </w:style>
   <w:style w:type="character" w:customStyle="1" w:styleId="ExtensionTok">
     <w:name w:val="ExtensionTok"/>
     <w:basedOn w:val="VerbatimChar"/>
-    <w:rPr/>
+    <w:rPr>
+      <w:rFonts w:eastAsia="黑体"/>
+    </w:rPr>
   </w:style>
   <w:style w:type="character" w:customStyle="1" w:styleId="PreprocessorTok">
     <w:name w:val="PreprocessorTok"/>
     <w:basedOn w:val="VerbatimChar"/>
     <w:rPr>
+      <w:rFonts w:eastAsia="黑体"/>
       <w:color w:val="bc7a00"/>
     </w:rPr>
   </w:style>
@@ -15550,18 +16239,22 @@
     <w:name w:val="AttributeTok"/>
     <w:basedOn w:val="VerbatimChar"/>
     <w:rPr>
+      <w:rFonts w:eastAsia="黑体"/>
       <w:color w:val="7d9029"/>
     </w:rPr>
   </w:style>
   <w:style w:type="character" w:customStyle="1" w:styleId="RegionMarkerTok">
     <w:name w:val="RegionMarkerTok"/>
     <w:basedOn w:val="VerbatimChar"/>
-    <w:rPr/>
+    <w:rPr>
+      <w:rFonts w:eastAsia="黑体"/>
+    </w:rPr>
   </w:style>
   <w:style w:type="character" w:customStyle="1" w:styleId="InformationTok">
     <w:name w:val="InformationTok"/>
     <w:basedOn w:val="VerbatimChar"/>
     <w:rPr>
+      <w:rFonts w:eastAsia="黑体"/>
       <w:b/>
       <w:i/>
       <w:color w:val="60a0b0"/>
@@ -15571,6 +16264,7 @@
     <w:name w:val="WarningTok"/>
     <w:basedOn w:val="VerbatimChar"/>
     <w:rPr>
+      <w:rFonts w:eastAsia="黑体"/>
       <w:b/>
       <w:i/>
       <w:color w:val="60a0b0"/>
@@ -15580,6 +16274,7 @@
     <w:name w:val="AlertTok"/>
     <w:basedOn w:val="VerbatimChar"/>
     <w:rPr>
+      <w:rFonts w:eastAsia="黑体"/>
       <w:b/>
       <w:color w:val="ff0000"/>
     </w:rPr>
@@ -15588,6 +16283,7 @@
     <w:name w:val="ErrorTok"/>
     <w:basedOn w:val="VerbatimChar"/>
     <w:rPr>
+      <w:rFonts w:eastAsia="黑体"/>
       <w:b/>
       <w:color w:val="ff0000"/>
     </w:rPr>
@@ -15595,7 +16291,9 @@
   <w:style w:type="character" w:customStyle="1" w:styleId="NormalTok">
     <w:name w:val="NormalTok"/>
     <w:basedOn w:val="VerbatimChar"/>
-    <w:rPr/>
+    <w:rPr>
+      <w:rFonts w:eastAsia="黑体"/>
+    </w:rPr>
   </w:style>
 </w:styles>
 </file>
@@ -15644,12 +16342,12 @@
     <a:fontScheme name="Office">
       <a:majorFont>
         <a:latin typeface="Calibri"/>
-        <a:ea typeface=""/>
+        <a:ea typeface="黑体"/>
         <a:cs typeface=""/>
         <a:font script="Jpan" typeface="ＭＳ ゴシック"/>
         <a:font script="Hang" typeface="맑은 고딕"/>
-        <a:font script="Hans" typeface="宋体"/>
-        <a:font script="Hant" typeface="新細明體"/>
+        <a:font script="Hans" typeface="黑体"/>
+        <a:font script="Hant" typeface="黑体"/>
         <a:font script="Arab" typeface="Times New Roman"/>
         <a:font script="Hebr" typeface="Times New Roman"/>
         <a:font script="Thai" typeface="Angsana New"/>
@@ -15679,12 +16377,12 @@
       </a:majorFont>
       <a:minorFont>
         <a:latin typeface="Cambria"/>
-        <a:ea typeface=""/>
+        <a:ea typeface="黑体"/>
         <a:cs typeface=""/>
         <a:font script="Jpan" typeface="ＭＳ 明朝"/>
         <a:font script="Hang" typeface="맑은 고딕"/>
-        <a:font script="Hans" typeface="宋体"/>
-        <a:font script="Hant" typeface="新細明體"/>
+        <a:font script="Hans" typeface="黑体"/>
+        <a:font script="Hant" typeface="黑体"/>
         <a:font script="Arab" typeface="Arial"/>
         <a:font script="Hebr" typeface="Arial"/>
         <a:font script="Thai" typeface="Cordia New"/>

--- a/07-驱动电路/02-LED驱动/恒压LED驱动电路/恒压LED驱动电路.docx
+++ b/07-驱动电路/02-LED驱动/恒压LED驱动电路/恒压LED驱动电路.docx
@@ -3271,7 +3271,7 @@
           <w:color w:val="555555"/>
           <w:sz w:val="21"/>
         </w:rPr>
-        <w:t>材料收集者：杜文杰，WX手机：19519196569，QQ:3478827729</w:t>
+        <w:t>材料收集者：杜文杰，微信/手机：19519196569，QQ:3478827729</w:t>
       </w:r>
     </w:p>
     <w:sectPr>
